--- a/FSD MERN - Designing and Managing Databases with MongoDB/FSD MERN - Designing and Managing Databases with MongoDB - Day 2 - 12-04-2026.docx
+++ b/FSD MERN - Designing and Managing Databases with MongoDB/FSD MERN - Designing and Managing Databases with MongoDB - Day 2 - 12-04-2026.docx
@@ -74,1967 +74,23 @@
           <w:b/>
           <w:bCs/>
         </w:rPr>
-        <w:t>Day 1:</w:t>
-      </w:r>
-    </w:p>
-    <w:p/>
-    <w:p>
-      <w:r>
-        <w:t xml:space="preserve">Program </w:t>
-      </w:r>
-    </w:p>
-    <w:p>
-      <w:pPr>
-        <w:pStyle w:val="ListParagraph"/>
-        <w:numPr>
-          <w:ilvl w:val="0"/>
-          <w:numId w:val="1"/>
-        </w:numPr>
-      </w:pPr>
-      <w:r>
-        <w:t xml:space="preserve">Input </w:t>
-      </w:r>
-      <w:r>
-        <w:tab/>
-      </w:r>
-      <w:r>
-        <w:tab/>
-        <w:t xml:space="preserve">initialization or read the value through keyboard. </w:t>
-      </w:r>
-    </w:p>
-    <w:p>
-      <w:pPr>
-        <w:pStyle w:val="ListParagraph"/>
-        <w:numPr>
-          <w:ilvl w:val="0"/>
-          <w:numId w:val="1"/>
-        </w:numPr>
-      </w:pPr>
-      <w:r>
-        <w:t xml:space="preserve">Process </w:t>
-      </w:r>
-      <w:r>
-        <w:tab/>
-        <w:t xml:space="preserve">logic </w:t>
-      </w:r>
-    </w:p>
-    <w:p>
-      <w:pPr>
-        <w:pStyle w:val="ListParagraph"/>
-        <w:numPr>
-          <w:ilvl w:val="0"/>
-          <w:numId w:val="1"/>
-        </w:numPr>
-      </w:pPr>
-      <w:r>
-        <w:t xml:space="preserve">Output </w:t>
-      </w:r>
-      <w:r>
-        <w:tab/>
-      </w:r>
-      <w:proofErr w:type="gramStart"/>
-      <w:r>
-        <w:t>display</w:t>
-      </w:r>
-      <w:proofErr w:type="gramEnd"/>
-      <w:r>
-        <w:t xml:space="preserve"> the output on console. </w:t>
-      </w:r>
-    </w:p>
-    <w:p>
-      <w:r>
-        <w:t xml:space="preserve">To store huge data or read huge data generally we use </w:t>
-      </w:r>
-    </w:p>
-    <w:p>
-      <w:pPr>
-        <w:pStyle w:val="ListParagraph"/>
-        <w:numPr>
-          <w:ilvl w:val="0"/>
-          <w:numId w:val="2"/>
-        </w:numPr>
-      </w:pPr>
-      <w:r>
-        <w:t xml:space="preserve">File base system </w:t>
-      </w:r>
-    </w:p>
-    <w:p>
-      <w:pPr>
-        <w:pStyle w:val="ListParagraph"/>
-        <w:numPr>
-          <w:ilvl w:val="0"/>
-          <w:numId w:val="2"/>
-        </w:numPr>
-      </w:pPr>
-      <w:r>
-        <w:t>Database system.</w:t>
-      </w:r>
-    </w:p>
-    <w:p>
-      <w:pPr>
-        <w:ind w:left="360"/>
-      </w:pPr>
-      <w:r>
-        <w:t xml:space="preserve">Using these </w:t>
-      </w:r>
-      <w:proofErr w:type="gramStart"/>
-      <w:r>
-        <w:t>concept</w:t>
-      </w:r>
-      <w:proofErr w:type="gramEnd"/>
-      <w:r>
-        <w:t xml:space="preserve"> we store data permanently. </w:t>
-      </w:r>
-    </w:p>
-    <w:p>
-      <w:pPr>
-        <w:ind w:left="360"/>
-      </w:pPr>
-    </w:p>
-    <w:p>
-      <w:r>
-        <w:t xml:space="preserve">Limitation of file base system. </w:t>
-      </w:r>
-    </w:p>
-    <w:p>
-      <w:pPr>
-        <w:pStyle w:val="ListParagraph"/>
-        <w:numPr>
-          <w:ilvl w:val="0"/>
-          <w:numId w:val="4"/>
-        </w:numPr>
-      </w:pPr>
-      <w:r>
-        <w:t xml:space="preserve">Data redundancy means we can store same record </w:t>
-      </w:r>
-      <w:proofErr w:type="spellStart"/>
-      <w:r>
-        <w:t>ie</w:t>
-      </w:r>
-      <w:proofErr w:type="spellEnd"/>
-      <w:r>
-        <w:t xml:space="preserve"> duplicate record </w:t>
-      </w:r>
-      <w:proofErr w:type="gramStart"/>
-      <w:r>
-        <w:t>again and again</w:t>
-      </w:r>
-      <w:proofErr w:type="gramEnd"/>
-      <w:r>
-        <w:t xml:space="preserve">. </w:t>
-      </w:r>
-    </w:p>
-    <w:p>
-      <w:pPr>
-        <w:pStyle w:val="ListParagraph"/>
-        <w:numPr>
-          <w:ilvl w:val="0"/>
-          <w:numId w:val="4"/>
-        </w:numPr>
-      </w:pPr>
-      <w:r>
-        <w:t>Data inconsistency:</w:t>
-      </w:r>
-    </w:p>
-    <w:p>
-      <w:pPr>
-        <w:pStyle w:val="ListParagraph"/>
-      </w:pPr>
-      <w:r>
-        <w:t xml:space="preserve">Format of the file. </w:t>
-      </w:r>
-    </w:p>
-    <w:p>
-      <w:pPr>
-        <w:pStyle w:val="ListParagraph"/>
-      </w:pPr>
-      <w:proofErr w:type="spellStart"/>
-      <w:proofErr w:type="gramStart"/>
-      <w:r>
-        <w:t>Id,name</w:t>
-      </w:r>
-      <w:proofErr w:type="gramEnd"/>
-      <w:r>
-        <w:t>,salary</w:t>
-      </w:r>
-      <w:proofErr w:type="spellEnd"/>
-    </w:p>
-    <w:p>
-      <w:pPr>
-        <w:pStyle w:val="ListParagraph"/>
-      </w:pPr>
-      <w:proofErr w:type="gramStart"/>
-      <w:r>
-        <w:t>1,Ravi</w:t>
-      </w:r>
-      <w:proofErr w:type="gramEnd"/>
-      <w:r>
-        <w:t>,12000</w:t>
-      </w:r>
-    </w:p>
-    <w:p>
-      <w:pPr>
-        <w:pStyle w:val="ListParagraph"/>
-      </w:pPr>
-      <w:r>
-        <w:t>1/Ravi/12000</w:t>
-      </w:r>
-    </w:p>
-    <w:p>
-      <w:pPr>
-        <w:pStyle w:val="ListParagraph"/>
-      </w:pPr>
-      <w:r>
-        <w:t>1 Ravi 2000</w:t>
-      </w:r>
-    </w:p>
-    <w:p>
-      <w:pPr>
-        <w:pStyle w:val="ListParagraph"/>
-        <w:numPr>
-          <w:ilvl w:val="0"/>
-          <w:numId w:val="4"/>
-        </w:numPr>
-      </w:pPr>
-      <w:proofErr w:type="gramStart"/>
-      <w:r>
-        <w:t>Security :</w:t>
-      </w:r>
-      <w:proofErr w:type="gramEnd"/>
-      <w:r>
-        <w:t xml:space="preserve"> we can apply security for file read or read/write mode. </w:t>
-      </w:r>
-    </w:p>
-    <w:p>
-      <w:pPr>
-        <w:pStyle w:val="ListParagraph"/>
-        <w:numPr>
-          <w:ilvl w:val="0"/>
-          <w:numId w:val="4"/>
-        </w:numPr>
-      </w:pPr>
-      <w:r>
-        <w:t xml:space="preserve">To do CRUD Operation (create, Read, Update and Delete) very complex. </w:t>
-      </w:r>
-    </w:p>
-    <w:p>
-      <w:pPr>
-        <w:pStyle w:val="ListParagraph"/>
-      </w:pPr>
-    </w:p>
-    <w:p>
-      <w:pPr>
-        <w:pStyle w:val="ListParagraph"/>
-      </w:pPr>
-      <w:r>
-        <w:t xml:space="preserve">Database </w:t>
-      </w:r>
-    </w:p>
-    <w:p>
-      <w:pPr>
-        <w:pStyle w:val="ListParagraph"/>
-      </w:pPr>
-    </w:p>
-    <w:p>
-      <w:pPr>
-        <w:pStyle w:val="ListParagraph"/>
-      </w:pPr>
-      <w:r>
-        <w:t xml:space="preserve">Data </w:t>
-      </w:r>
-      <w:r>
-        <w:tab/>
-      </w:r>
-      <w:r>
-        <w:tab/>
-        <w:t xml:space="preserve">: raw fact. </w:t>
-      </w:r>
-    </w:p>
-    <w:p>
-      <w:pPr>
-        <w:pStyle w:val="ListParagraph"/>
-      </w:pPr>
-      <w:r>
-        <w:t xml:space="preserve">Information </w:t>
-      </w:r>
-      <w:r>
-        <w:tab/>
-        <w:t xml:space="preserve">: processed data or meaning full data. </w:t>
-      </w:r>
-    </w:p>
-    <w:p>
-      <w:pPr>
-        <w:pStyle w:val="ListParagraph"/>
-      </w:pPr>
-      <w:r>
-        <w:t xml:space="preserve">Database </w:t>
-      </w:r>
-      <w:r>
-        <w:tab/>
-        <w:t xml:space="preserve">: store data and information in proper format like table with row and columns. </w:t>
-      </w:r>
-    </w:p>
-    <w:p>
-      <w:pPr>
-        <w:pStyle w:val="ListParagraph"/>
-      </w:pPr>
-      <w:proofErr w:type="gramStart"/>
-      <w:r>
-        <w:t>DBMS :</w:t>
-      </w:r>
-      <w:proofErr w:type="gramEnd"/>
-      <w:r>
-        <w:t xml:space="preserve"> database management </w:t>
-      </w:r>
-      <w:proofErr w:type="gramStart"/>
-      <w:r>
-        <w:t>system :</w:t>
-      </w:r>
-      <w:proofErr w:type="gramEnd"/>
-      <w:r>
-        <w:t xml:space="preserve"> it is a software which help to store the data </w:t>
-      </w:r>
-      <w:proofErr w:type="gramStart"/>
-      <w:r>
-        <w:t>In</w:t>
-      </w:r>
-      <w:proofErr w:type="gramEnd"/>
-      <w:r>
-        <w:t xml:space="preserve"> table format. </w:t>
-      </w:r>
-    </w:p>
-    <w:p>
-      <w:pPr>
-        <w:pStyle w:val="ListParagraph"/>
-      </w:pPr>
-      <w:r>
-        <w:lastRenderedPageBreak/>
-        <w:t xml:space="preserve">Excel </w:t>
-      </w:r>
-      <w:proofErr w:type="gramStart"/>
-      <w:r>
-        <w:t>sheet :</w:t>
-      </w:r>
-      <w:proofErr w:type="gramEnd"/>
-      <w:r>
-        <w:t xml:space="preserve"> it a type of small DBMS software. </w:t>
-      </w:r>
-    </w:p>
-    <w:p>
-      <w:pPr>
-        <w:pStyle w:val="ListParagraph"/>
-      </w:pPr>
-    </w:p>
-    <w:p>
-      <w:pPr>
-        <w:pStyle w:val="ListParagraph"/>
-      </w:pPr>
-      <w:r>
-        <w:t xml:space="preserve">Limitation of DBMS </w:t>
-      </w:r>
-    </w:p>
-    <w:p>
-      <w:pPr>
-        <w:pStyle w:val="ListParagraph"/>
-      </w:pPr>
-    </w:p>
-    <w:p>
-      <w:pPr>
-        <w:pStyle w:val="ListParagraph"/>
-      </w:pPr>
-      <w:r>
-        <w:t xml:space="preserve">Student </w:t>
-      </w:r>
-    </w:p>
-    <w:p>
-      <w:pPr>
-        <w:pStyle w:val="ListParagraph"/>
-      </w:pPr>
-      <w:r>
-        <w:t>Sid</w:t>
-      </w:r>
-      <w:r>
-        <w:tab/>
-      </w:r>
-      <w:proofErr w:type="spellStart"/>
-      <w:r>
-        <w:t>SName</w:t>
-      </w:r>
-      <w:proofErr w:type="spellEnd"/>
-      <w:r>
-        <w:tab/>
-        <w:t>Age</w:t>
-      </w:r>
-      <w:r>
-        <w:tab/>
-      </w:r>
-      <w:proofErr w:type="spellStart"/>
-      <w:r>
-        <w:t>TId</w:t>
-      </w:r>
-      <w:proofErr w:type="spellEnd"/>
-      <w:r>
-        <w:tab/>
-      </w:r>
-      <w:proofErr w:type="spellStart"/>
-      <w:r>
-        <w:t>TName</w:t>
-      </w:r>
-      <w:proofErr w:type="spellEnd"/>
-      <w:r>
-        <w:tab/>
-        <w:t xml:space="preserve">tech </w:t>
-      </w:r>
-    </w:p>
-    <w:p>
-      <w:pPr>
-        <w:pStyle w:val="ListParagraph"/>
-      </w:pPr>
-      <w:r>
-        <w:t>100</w:t>
-      </w:r>
-      <w:r>
-        <w:tab/>
-        <w:t>Reeta</w:t>
-      </w:r>
-      <w:r>
-        <w:tab/>
-      </w:r>
-      <w:r>
-        <w:tab/>
-        <w:t>23</w:t>
-      </w:r>
-      <w:r>
-        <w:tab/>
-        <w:t>1</w:t>
-      </w:r>
-      <w:r>
-        <w:tab/>
-        <w:t>Raj</w:t>
-      </w:r>
-      <w:r>
-        <w:tab/>
-      </w:r>
-      <w:r>
-        <w:tab/>
-        <w:t xml:space="preserve">Java </w:t>
-      </w:r>
-      <w:r>
-        <w:tab/>
-      </w:r>
-    </w:p>
-    <w:p>
-      <w:pPr>
-        <w:pStyle w:val="ListParagraph"/>
-      </w:pPr>
-      <w:r>
-        <w:t>101</w:t>
-      </w:r>
-      <w:r>
-        <w:tab/>
-        <w:t>Meeta</w:t>
-      </w:r>
-      <w:r>
-        <w:tab/>
-      </w:r>
-      <w:r>
-        <w:tab/>
-        <w:t>24</w:t>
-      </w:r>
-      <w:r>
-        <w:tab/>
-        <w:t>1</w:t>
-      </w:r>
-      <w:r>
-        <w:tab/>
-        <w:t>Raj</w:t>
-      </w:r>
-      <w:r>
-        <w:tab/>
-      </w:r>
-      <w:r>
-        <w:tab/>
-        <w:t>Java</w:t>
-      </w:r>
-    </w:p>
-    <w:p>
-      <w:pPr>
-        <w:pStyle w:val="ListParagraph"/>
-      </w:pPr>
-      <w:r>
-        <w:t>102</w:t>
-      </w:r>
-      <w:r>
-        <w:tab/>
-        <w:t>Veeta</w:t>
-      </w:r>
-      <w:r>
-        <w:tab/>
-      </w:r>
-      <w:r>
-        <w:tab/>
-        <w:t>25</w:t>
-      </w:r>
-      <w:r>
-        <w:tab/>
-        <w:t>1</w:t>
-      </w:r>
-      <w:r>
-        <w:tab/>
-        <w:t>Raj</w:t>
-      </w:r>
-      <w:r>
-        <w:tab/>
-      </w:r>
-      <w:r>
-        <w:tab/>
-        <w:t>Java</w:t>
-      </w:r>
-    </w:p>
-    <w:p>
-      <w:pPr>
-        <w:pStyle w:val="ListParagraph"/>
-      </w:pPr>
-    </w:p>
-    <w:p>
-      <w:pPr>
-        <w:pStyle w:val="ListParagraph"/>
-      </w:pPr>
-    </w:p>
-    <w:p>
-      <w:pPr>
-        <w:pStyle w:val="ListParagraph"/>
-      </w:pPr>
-    </w:p>
-    <w:p>
-      <w:pPr>
-        <w:pStyle w:val="ListParagraph"/>
-      </w:pPr>
-    </w:p>
-    <w:p>
-      <w:pPr>
-        <w:pStyle w:val="ListParagraph"/>
-      </w:pPr>
-    </w:p>
-    <w:p>
-      <w:pPr>
-        <w:pStyle w:val="ListParagraph"/>
-      </w:pPr>
-      <w:proofErr w:type="gramStart"/>
-      <w:r>
-        <w:t xml:space="preserve">RDBMS </w:t>
-      </w:r>
-      <w:r>
+        <w:t xml:space="preserve">Day </w:t>
+      </w:r>
+      <w:r>
+        <w:rPr>
+          <w:b/>
+          <w:bCs/>
+        </w:rPr>
+        <w:t>2</w:t>
+      </w:r>
+      <w:r>
+        <w:rPr>
+          <w:b/>
+          <w:bCs/>
+        </w:rPr>
         <w:t>:</w:t>
       </w:r>
-      <w:proofErr w:type="gramEnd"/>
-      <w:r>
-        <w:t xml:space="preserve">  relational database management system </w:t>
-      </w:r>
-    </w:p>
-    <w:p>
-      <w:pPr>
-        <w:pStyle w:val="ListParagraph"/>
-      </w:pPr>
-      <w:proofErr w:type="gramStart"/>
-      <w:r>
-        <w:t>Schema :</w:t>
-      </w:r>
-      <w:proofErr w:type="gramEnd"/>
-      <w:r>
-        <w:t xml:space="preserve"> it </w:t>
-      </w:r>
-      <w:proofErr w:type="gramStart"/>
-      <w:r>
-        <w:t>define</w:t>
-      </w:r>
-      <w:proofErr w:type="gramEnd"/>
-      <w:r>
-        <w:t xml:space="preserve"> the table structure. </w:t>
-      </w:r>
-    </w:p>
-    <w:p>
-      <w:pPr>
-        <w:pStyle w:val="ListParagraph"/>
-        <w:rPr>
-          <w:highlight w:val="yellow"/>
-        </w:rPr>
-      </w:pPr>
-    </w:p>
-    <w:p>
-      <w:pPr>
-        <w:pStyle w:val="ListParagraph"/>
-      </w:pPr>
-      <w:r>
-        <w:rPr>
-          <w:highlight w:val="yellow"/>
-        </w:rPr>
-        <w:t>Trainer</w:t>
-      </w:r>
-      <w:r>
-        <w:t xml:space="preserve"> </w:t>
-      </w:r>
-      <w:r>
-        <w:tab/>
-      </w:r>
-      <w:r>
-        <w:tab/>
-      </w:r>
-      <w:r>
-        <w:sym w:font="Wingdings" w:char="F0E0"/>
-      </w:r>
-      <w:r>
-        <w:t xml:space="preserve"> Table </w:t>
-      </w:r>
-    </w:p>
-    <w:p>
-      <w:pPr>
-        <w:pStyle w:val="ListParagraph"/>
-      </w:pPr>
-      <w:r>
-        <w:t xml:space="preserve">PK (primary key) </w:t>
-      </w:r>
-    </w:p>
-    <w:p>
-      <w:pPr>
-        <w:pStyle w:val="ListParagraph"/>
-      </w:pPr>
-      <w:proofErr w:type="spellStart"/>
-      <w:r>
-        <w:t>TId</w:t>
-      </w:r>
-      <w:proofErr w:type="spellEnd"/>
-      <w:r>
-        <w:t>(int)</w:t>
-      </w:r>
-      <w:r>
-        <w:tab/>
-      </w:r>
-      <w:r>
-        <w:tab/>
-      </w:r>
-      <w:proofErr w:type="spellStart"/>
-      <w:r>
-        <w:t>TName</w:t>
-      </w:r>
-      <w:proofErr w:type="spellEnd"/>
-      <w:r>
-        <w:t>(</w:t>
-      </w:r>
-      <w:proofErr w:type="gramStart"/>
-      <w:r>
-        <w:t>varchar(</w:t>
-      </w:r>
-      <w:proofErr w:type="gramEnd"/>
-      <w:r>
-        <w:t>10))</w:t>
-      </w:r>
-      <w:r>
-        <w:tab/>
-      </w:r>
-      <w:r>
-        <w:tab/>
-        <w:t>tech (</w:t>
-      </w:r>
-      <w:proofErr w:type="gramStart"/>
-      <w:r>
-        <w:t>varchar(</w:t>
-      </w:r>
-      <w:proofErr w:type="gramEnd"/>
-      <w:r>
-        <w:t xml:space="preserve">20)) </w:t>
-      </w:r>
-    </w:p>
-    <w:p>
-      <w:pPr>
-        <w:pStyle w:val="ListParagraph"/>
-      </w:pPr>
-      <w:r>
-        <w:t>100</w:t>
-      </w:r>
-      <w:r>
-        <w:tab/>
-      </w:r>
-      <w:r>
-        <w:tab/>
-        <w:t>Raj</w:t>
-      </w:r>
-      <w:r>
-        <w:tab/>
-      </w:r>
-      <w:r>
-        <w:tab/>
-      </w:r>
-      <w:r>
-        <w:tab/>
-      </w:r>
-      <w:r>
-        <w:tab/>
-        <w:t xml:space="preserve">Python </w:t>
-      </w:r>
-    </w:p>
-    <w:p>
-      <w:pPr>
-        <w:pStyle w:val="ListParagraph"/>
-      </w:pPr>
-      <w:r>
-        <w:t>101</w:t>
-      </w:r>
-      <w:r>
-        <w:tab/>
-      </w:r>
-      <w:r>
-        <w:tab/>
-        <w:t>Ravi</w:t>
-      </w:r>
-      <w:r>
-        <w:tab/>
-      </w:r>
-      <w:r>
-        <w:tab/>
-      </w:r>
-      <w:r>
-        <w:tab/>
-      </w:r>
-      <w:r>
-        <w:tab/>
-        <w:t xml:space="preserve">Java </w:t>
-      </w:r>
-    </w:p>
-    <w:p>
-      <w:pPr>
-        <w:pStyle w:val="ListParagraph"/>
-      </w:pPr>
-    </w:p>
-    <w:p>
-      <w:pPr>
-        <w:pStyle w:val="ListParagraph"/>
-      </w:pPr>
-    </w:p>
-    <w:p>
-      <w:pPr>
-        <w:pStyle w:val="ListParagraph"/>
-      </w:pPr>
-      <w:r>
-        <w:rPr>
-          <w:highlight w:val="yellow"/>
-        </w:rPr>
-        <w:t>Student</w:t>
-      </w:r>
-      <w:r>
-        <w:t xml:space="preserve"> </w:t>
-      </w:r>
-      <w:r>
-        <w:tab/>
-      </w:r>
-      <w:r>
-        <w:tab/>
-        <w:t>-</w:t>
-      </w:r>
-      <w:r>
-        <w:sym w:font="Wingdings" w:char="F0E0"/>
-      </w:r>
-      <w:r>
-        <w:t xml:space="preserve"> Table </w:t>
-      </w:r>
-    </w:p>
-    <w:p>
-      <w:pPr>
-        <w:pStyle w:val="ListParagraph"/>
-      </w:pPr>
-      <w:r>
-        <w:tab/>
-      </w:r>
-      <w:r>
-        <w:tab/>
-      </w:r>
-      <w:r>
-        <w:tab/>
-      </w:r>
-      <w:r>
-        <w:tab/>
-      </w:r>
-      <w:r>
-        <w:tab/>
-      </w:r>
-      <w:r>
-        <w:tab/>
-      </w:r>
-      <w:r>
-        <w:tab/>
-        <w:t xml:space="preserve">Foreign key </w:t>
-      </w:r>
-    </w:p>
-    <w:p>
-      <w:pPr>
-        <w:pStyle w:val="ListParagraph"/>
-      </w:pPr>
-      <w:r>
-        <w:t xml:space="preserve">Sid(int) PK </w:t>
-      </w:r>
-      <w:r>
-        <w:tab/>
-      </w:r>
-      <w:r>
-        <w:tab/>
-      </w:r>
-      <w:proofErr w:type="spellStart"/>
-      <w:r>
-        <w:t>SName</w:t>
-      </w:r>
-      <w:proofErr w:type="spellEnd"/>
-      <w:r>
-        <w:t xml:space="preserve"> (</w:t>
-      </w:r>
-      <w:proofErr w:type="gramStart"/>
-      <w:r>
-        <w:t>varchar(</w:t>
-      </w:r>
-      <w:proofErr w:type="gramEnd"/>
-      <w:r>
-        <w:t>30))</w:t>
-      </w:r>
-      <w:r>
-        <w:tab/>
-        <w:t xml:space="preserve">   age (int) </w:t>
-      </w:r>
-      <w:r>
-        <w:t>TID(</w:t>
-      </w:r>
-      <w:proofErr w:type="gramStart"/>
-      <w:r>
-        <w:t>FK)  link</w:t>
-      </w:r>
-      <w:proofErr w:type="gramEnd"/>
-      <w:r>
-        <w:t xml:space="preserve"> to pk of trainer </w:t>
-      </w:r>
-    </w:p>
-    <w:p>
-      <w:pPr>
-        <w:pStyle w:val="ListParagraph"/>
-      </w:pPr>
-      <w:r>
-        <w:t>1</w:t>
-      </w:r>
-      <w:r>
-        <w:tab/>
-      </w:r>
-      <w:r>
-        <w:tab/>
-      </w:r>
-      <w:r>
-        <w:tab/>
-        <w:t>Reeta</w:t>
-      </w:r>
-      <w:r>
-        <w:tab/>
-      </w:r>
-      <w:r>
-        <w:tab/>
-      </w:r>
-      <w:r>
-        <w:tab/>
-        <w:t>21</w:t>
-      </w:r>
-      <w:r>
-        <w:tab/>
-      </w:r>
-      <w:r>
-        <w:tab/>
-        <w:t>100</w:t>
-      </w:r>
-      <w:r>
-        <w:tab/>
-      </w:r>
-    </w:p>
-    <w:p>
-      <w:pPr>
-        <w:pStyle w:val="ListParagraph"/>
-      </w:pPr>
-      <w:r>
-        <w:t>2</w:t>
-      </w:r>
-      <w:r>
-        <w:tab/>
-      </w:r>
-      <w:r>
-        <w:tab/>
-      </w:r>
-      <w:r>
-        <w:tab/>
-        <w:t>Meeta</w:t>
-      </w:r>
-      <w:r>
-        <w:tab/>
-      </w:r>
-      <w:r>
-        <w:tab/>
-      </w:r>
-      <w:r>
-        <w:tab/>
-        <w:t>22</w:t>
-      </w:r>
-      <w:r>
-        <w:tab/>
-      </w:r>
-      <w:r>
-        <w:tab/>
-        <w:t>100</w:t>
-      </w:r>
-    </w:p>
-    <w:p>
-      <w:pPr>
-        <w:pStyle w:val="ListParagraph"/>
-      </w:pPr>
-      <w:r>
-        <w:t>3</w:t>
-      </w:r>
-      <w:r>
-        <w:tab/>
-      </w:r>
-      <w:r>
-        <w:tab/>
-      </w:r>
-      <w:r>
-        <w:tab/>
-        <w:t>Leeta</w:t>
-      </w:r>
-      <w:r>
-        <w:tab/>
-      </w:r>
-      <w:r>
-        <w:tab/>
-      </w:r>
-      <w:r>
-        <w:tab/>
-        <w:t>23</w:t>
-      </w:r>
-      <w:r>
-        <w:tab/>
-      </w:r>
-      <w:r>
-        <w:tab/>
-        <w:t>101</w:t>
-      </w:r>
-    </w:p>
-    <w:p>
-      <w:pPr>
-        <w:pStyle w:val="ListParagraph"/>
-      </w:pPr>
-      <w:r>
-        <w:t>4</w:t>
-      </w:r>
-      <w:r>
-        <w:tab/>
-      </w:r>
-      <w:r>
-        <w:tab/>
-      </w:r>
-      <w:r>
-        <w:tab/>
-        <w:t>Veeta</w:t>
-      </w:r>
-      <w:r>
-        <w:tab/>
-      </w:r>
-      <w:r>
-        <w:tab/>
-      </w:r>
-      <w:r>
-        <w:tab/>
-        <w:t xml:space="preserve">24 </w:t>
-      </w:r>
-      <w:r>
-        <w:tab/>
-      </w:r>
-      <w:r>
-        <w:tab/>
-      </w:r>
-    </w:p>
-    <w:p/>
-    <w:p>
-      <w:r>
-        <w:t xml:space="preserve">We connect two table using PK and FK. </w:t>
-      </w:r>
-    </w:p>
-    <w:p/>
-    <w:p/>
-    <w:p/>
-    <w:p/>
-    <w:p>
-      <w:r>
-        <w:lastRenderedPageBreak/>
-        <w:t xml:space="preserve">RDBMS Databases </w:t>
-      </w:r>
-    </w:p>
-    <w:p>
-      <w:pPr>
-        <w:pStyle w:val="ListParagraph"/>
-        <w:numPr>
-          <w:ilvl w:val="0"/>
-          <w:numId w:val="5"/>
-        </w:numPr>
-      </w:pPr>
-      <w:r>
-        <w:t xml:space="preserve">MySQL </w:t>
-      </w:r>
-    </w:p>
-    <w:p>
-      <w:pPr>
-        <w:pStyle w:val="ListParagraph"/>
-        <w:numPr>
-          <w:ilvl w:val="0"/>
-          <w:numId w:val="5"/>
-        </w:numPr>
-      </w:pPr>
-      <w:r>
-        <w:t xml:space="preserve">Oracle </w:t>
-      </w:r>
-    </w:p>
-    <w:p>
-      <w:pPr>
-        <w:pStyle w:val="ListParagraph"/>
-        <w:numPr>
-          <w:ilvl w:val="0"/>
-          <w:numId w:val="5"/>
-        </w:numPr>
-      </w:pPr>
-      <w:r>
-        <w:t xml:space="preserve">Db2 </w:t>
-      </w:r>
-    </w:p>
-    <w:p>
-      <w:pPr>
-        <w:pStyle w:val="ListParagraph"/>
-        <w:numPr>
-          <w:ilvl w:val="0"/>
-          <w:numId w:val="5"/>
-        </w:numPr>
-      </w:pPr>
-      <w:r>
-        <w:t xml:space="preserve">SQL Server </w:t>
-      </w:r>
-    </w:p>
-    <w:p>
-      <w:pPr>
-        <w:pStyle w:val="ListParagraph"/>
-        <w:numPr>
-          <w:ilvl w:val="0"/>
-          <w:numId w:val="5"/>
-        </w:numPr>
-      </w:pPr>
-      <w:proofErr w:type="spellStart"/>
-      <w:r>
-        <w:t>PostGres</w:t>
-      </w:r>
-      <w:proofErr w:type="spellEnd"/>
-      <w:r>
-        <w:t xml:space="preserve"> SQL Server </w:t>
-      </w:r>
-    </w:p>
-    <w:p>
-      <w:pPr>
-        <w:ind w:left="360"/>
-      </w:pPr>
-      <w:r>
-        <w:t xml:space="preserve">To interact with RDBMS database. Database provided English statement language </w:t>
-      </w:r>
-      <w:proofErr w:type="spellStart"/>
-      <w:r>
-        <w:t>ie</w:t>
-      </w:r>
-      <w:proofErr w:type="spellEnd"/>
-      <w:r>
-        <w:t xml:space="preserve"> SQL (Structured Query Language). </w:t>
-      </w:r>
-    </w:p>
-    <w:p>
-      <w:pPr>
-        <w:ind w:left="360"/>
-      </w:pPr>
-    </w:p>
-    <w:p>
-      <w:pPr>
-        <w:ind w:left="360"/>
-      </w:pPr>
-      <w:r>
-        <w:t xml:space="preserve">SQL divided into 5 sub language or sub types. </w:t>
-      </w:r>
-    </w:p>
-    <w:p>
-      <w:pPr>
-        <w:pStyle w:val="ListParagraph"/>
-        <w:numPr>
-          <w:ilvl w:val="0"/>
-          <w:numId w:val="6"/>
-        </w:numPr>
-      </w:pPr>
-      <w:r>
-        <w:t>DRL or DQL (Data retrieval language or query language</w:t>
-      </w:r>
-      <w:proofErr w:type="gramStart"/>
-      <w:r>
-        <w:t>) :</w:t>
-      </w:r>
-      <w:proofErr w:type="gramEnd"/>
-      <w:r>
-        <w:t xml:space="preserve"> </w:t>
-      </w:r>
-      <w:r>
-        <w:t>d</w:t>
-      </w:r>
-      <w:r>
-        <w:t xml:space="preserve">eal with data for retrieve purpose. </w:t>
-      </w:r>
-    </w:p>
-    <w:p>
-      <w:pPr>
-        <w:pStyle w:val="ListParagraph"/>
-      </w:pPr>
-      <w:r>
-        <w:t xml:space="preserve">The query or clause start with </w:t>
-      </w:r>
-      <w:r>
-        <w:rPr>
-          <w:highlight w:val="yellow"/>
-        </w:rPr>
-        <w:t>select</w:t>
-      </w:r>
-      <w:r>
-        <w:t xml:space="preserve"> </w:t>
-      </w:r>
-    </w:p>
-    <w:p>
-      <w:pPr>
-        <w:pStyle w:val="ListParagraph"/>
-      </w:pPr>
-      <w:r>
-        <w:t xml:space="preserve">View the records </w:t>
-      </w:r>
-    </w:p>
-    <w:p>
-      <w:pPr>
-        <w:pStyle w:val="ListParagraph"/>
-        <w:numPr>
-          <w:ilvl w:val="0"/>
-          <w:numId w:val="6"/>
-        </w:numPr>
-      </w:pPr>
-      <w:r>
-        <w:t>DDL (Data Definition language</w:t>
-      </w:r>
-      <w:proofErr w:type="gramStart"/>
-      <w:r>
-        <w:t>) :</w:t>
-      </w:r>
-      <w:proofErr w:type="gramEnd"/>
-      <w:r>
-        <w:t xml:space="preserve"> structure of the table. </w:t>
-      </w:r>
-    </w:p>
-    <w:p>
-      <w:pPr>
-        <w:pStyle w:val="ListParagraph"/>
-      </w:pPr>
-      <w:r>
-        <w:rPr>
-          <w:highlight w:val="yellow"/>
-        </w:rPr>
-        <w:t>Create, drop, alter, truncate</w:t>
-      </w:r>
-      <w:r>
-        <w:t xml:space="preserve"> etc. </w:t>
-      </w:r>
-    </w:p>
-    <w:p>
-      <w:pPr>
-        <w:pStyle w:val="ListParagraph"/>
-        <w:numPr>
-          <w:ilvl w:val="0"/>
-          <w:numId w:val="6"/>
-        </w:numPr>
-      </w:pPr>
-      <w:r>
-        <w:t xml:space="preserve">DML (Data manipulation </w:t>
-      </w:r>
-      <w:proofErr w:type="gramStart"/>
-      <w:r>
-        <w:t>language )</w:t>
-      </w:r>
-      <w:proofErr w:type="gramEnd"/>
-      <w:r>
-        <w:t xml:space="preserve"> : modify the data from a table. </w:t>
-      </w:r>
-    </w:p>
-    <w:p>
-      <w:pPr>
-        <w:pStyle w:val="ListParagraph"/>
-      </w:pPr>
-      <w:r>
-        <w:rPr>
-          <w:highlight w:val="yellow"/>
-        </w:rPr>
-        <w:t>Insert, delete and update</w:t>
-      </w:r>
-    </w:p>
-    <w:p>
-      <w:pPr>
-        <w:pStyle w:val="ListParagraph"/>
-        <w:numPr>
-          <w:ilvl w:val="0"/>
-          <w:numId w:val="6"/>
-        </w:numPr>
-      </w:pPr>
-      <w:r>
-        <w:t>TCL (Transaction control language</w:t>
-      </w:r>
-      <w:proofErr w:type="gramStart"/>
-      <w:r>
-        <w:t>) :</w:t>
-      </w:r>
-      <w:proofErr w:type="gramEnd"/>
-      <w:r>
-        <w:t xml:space="preserve"> </w:t>
-      </w:r>
-    </w:p>
-    <w:p>
-      <w:pPr>
-        <w:pStyle w:val="ListParagraph"/>
-      </w:pPr>
-      <w:r>
-        <w:rPr>
-          <w:highlight w:val="yellow"/>
-        </w:rPr>
-        <w:t>Commit, rollback and save point etc.</w:t>
-      </w:r>
-    </w:p>
-    <w:p>
-      <w:pPr>
-        <w:pStyle w:val="ListParagraph"/>
-        <w:numPr>
-          <w:ilvl w:val="0"/>
-          <w:numId w:val="6"/>
-        </w:numPr>
-      </w:pPr>
-      <w:r>
-        <w:t>DCL (Data control language</w:t>
-      </w:r>
-      <w:proofErr w:type="gramStart"/>
-      <w:r>
-        <w:t>) :</w:t>
-      </w:r>
-      <w:proofErr w:type="gramEnd"/>
-      <w:r>
-        <w:t xml:space="preserve"> user role </w:t>
-      </w:r>
-    </w:p>
-    <w:p>
-      <w:pPr>
-        <w:pStyle w:val="ListParagraph"/>
-        <w:rPr>
-          <w:highlight w:val="yellow"/>
-        </w:rPr>
-      </w:pPr>
-      <w:proofErr w:type="gramStart"/>
-      <w:r>
-        <w:rPr>
-          <w:highlight w:val="yellow"/>
-        </w:rPr>
-        <w:t>Grant :</w:t>
-      </w:r>
-      <w:proofErr w:type="gramEnd"/>
-      <w:r>
-        <w:rPr>
-          <w:highlight w:val="yellow"/>
-        </w:rPr>
-        <w:t xml:space="preserve"> providing the permission to do some operation on </w:t>
-      </w:r>
-      <w:proofErr w:type="gramStart"/>
-      <w:r>
-        <w:rPr>
-          <w:highlight w:val="yellow"/>
-        </w:rPr>
-        <w:t>particular table</w:t>
-      </w:r>
-      <w:proofErr w:type="gramEnd"/>
-      <w:r>
-        <w:rPr>
-          <w:highlight w:val="yellow"/>
-        </w:rPr>
-        <w:t xml:space="preserve">. </w:t>
-      </w:r>
-    </w:p>
-    <w:p>
-      <w:pPr>
-        <w:pStyle w:val="ListParagraph"/>
-      </w:pPr>
-      <w:proofErr w:type="gramStart"/>
-      <w:r>
-        <w:rPr>
-          <w:highlight w:val="yellow"/>
-        </w:rPr>
-        <w:t>Revoke  :</w:t>
-      </w:r>
-      <w:proofErr w:type="gramEnd"/>
-      <w:r>
-        <w:t xml:space="preserve"> remove the permission. </w:t>
-      </w:r>
-    </w:p>
-    <w:p>
-      <w:pPr>
-        <w:pStyle w:val="ListParagraph"/>
-      </w:pPr>
-      <w:r>
-        <w:t xml:space="preserve"> </w:t>
-      </w:r>
-    </w:p>
-    <w:p>
-      <w:pPr>
-        <w:pStyle w:val="ListParagraph"/>
-      </w:pPr>
-    </w:p>
-    <w:p>
-      <w:pPr>
-        <w:pStyle w:val="ListParagraph"/>
-      </w:pPr>
-      <w:r>
-        <w:t xml:space="preserve">My SQL is an </w:t>
-      </w:r>
-      <w:proofErr w:type="gramStart"/>
-      <w:r>
-        <w:t>open source</w:t>
-      </w:r>
-      <w:proofErr w:type="gramEnd"/>
-      <w:r>
-        <w:t xml:space="preserve"> RDBMS database. It was part of sun micro system. </w:t>
-      </w:r>
-    </w:p>
-    <w:p>
-      <w:pPr>
-        <w:pStyle w:val="ListParagraph"/>
-      </w:pPr>
-      <w:r>
-        <w:t xml:space="preserve">But now part of oracle. </w:t>
-      </w:r>
-    </w:p>
-    <w:p>
-      <w:pPr>
-        <w:pStyle w:val="ListParagraph"/>
-      </w:pPr>
-    </w:p>
-    <w:p>
-      <w:pPr>
-        <w:pStyle w:val="ListParagraph"/>
-      </w:pPr>
-    </w:p>
-    <w:p>
-      <w:pPr>
-        <w:pStyle w:val="ListParagraph"/>
-      </w:pPr>
-    </w:p>
-    <w:p>
-      <w:pPr>
-        <w:pStyle w:val="ListParagraph"/>
-      </w:pPr>
-      <w:r>
-        <w:rPr>
-          <w:highlight w:val="yellow"/>
-        </w:rPr>
-        <w:t>My SQL Commands or Query</w:t>
-      </w:r>
-      <w:r>
-        <w:t xml:space="preserve"> </w:t>
-      </w:r>
-    </w:p>
-    <w:p>
-      <w:pPr>
-        <w:pStyle w:val="ListParagraph"/>
-      </w:pPr>
-    </w:p>
-    <w:p>
-      <w:pPr>
-        <w:pStyle w:val="ListParagraph"/>
-      </w:pPr>
-    </w:p>
-    <w:p>
-      <w:pPr>
-        <w:pStyle w:val="ListParagraph"/>
-      </w:pPr>
-    </w:p>
-    <w:p>
-      <w:pPr>
-        <w:pStyle w:val="ListParagraph"/>
-      </w:pPr>
-    </w:p>
-    <w:p>
-      <w:pPr>
-        <w:pStyle w:val="ListParagraph"/>
-      </w:pPr>
-    </w:p>
-    <w:p>
-      <w:pPr>
-        <w:pStyle w:val="ListParagraph"/>
-      </w:pPr>
-    </w:p>
-    <w:p>
-      <w:pPr>
-        <w:pStyle w:val="ListParagraph"/>
-      </w:pPr>
-    </w:p>
-    <w:p>
-      <w:pPr>
-        <w:pStyle w:val="ListParagraph"/>
-      </w:pPr>
-      <w:r>
-        <w:lastRenderedPageBreak/>
-        <w:t xml:space="preserve">Once you connect </w:t>
-      </w:r>
-      <w:proofErr w:type="spellStart"/>
-      <w:r>
-        <w:t>mysql</w:t>
-      </w:r>
-      <w:proofErr w:type="spellEnd"/>
-      <w:r>
-        <w:t xml:space="preserve"> using command prompt or GUI base (workbench). </w:t>
-      </w:r>
-    </w:p>
-    <w:p>
-      <w:pPr>
-        <w:pStyle w:val="ListParagraph"/>
-      </w:pPr>
-    </w:p>
-    <w:p>
-      <w:pPr>
-        <w:pStyle w:val="ListParagraph"/>
-      </w:pPr>
-      <w:r>
-        <w:rPr>
-          <w:highlight w:val="yellow"/>
-        </w:rPr>
-        <w:t>show databases;</w:t>
-      </w:r>
-      <w:r>
-        <w:tab/>
-        <w:t xml:space="preserve">it </w:t>
-      </w:r>
-      <w:proofErr w:type="gramStart"/>
-      <w:r>
-        <w:t>show</w:t>
-      </w:r>
-      <w:proofErr w:type="gramEnd"/>
-      <w:r>
-        <w:t xml:space="preserve"> all databases present in your account (root)</w:t>
-      </w:r>
-    </w:p>
-    <w:p>
-      <w:pPr>
-        <w:pStyle w:val="ListParagraph"/>
-      </w:pPr>
-    </w:p>
-    <w:p>
-      <w:pPr>
-        <w:pStyle w:val="ListParagraph"/>
-      </w:pPr>
-      <w:r>
-        <w:rPr>
-          <w:highlight w:val="yellow"/>
-        </w:rPr>
-        <w:t xml:space="preserve">use </w:t>
-      </w:r>
-      <w:proofErr w:type="spellStart"/>
-      <w:r>
-        <w:rPr>
-          <w:highlight w:val="yellow"/>
-        </w:rPr>
-        <w:t>databasename</w:t>
-      </w:r>
-      <w:proofErr w:type="spellEnd"/>
-      <w:r>
-        <w:rPr>
-          <w:highlight w:val="yellow"/>
-        </w:rPr>
-        <w:t>;</w:t>
-      </w:r>
-      <w:r>
-        <w:tab/>
-      </w:r>
-      <w:r>
-        <w:tab/>
-        <w:t xml:space="preserve">it is </w:t>
-      </w:r>
-      <w:proofErr w:type="gramStart"/>
-      <w:r>
-        <w:t>use</w:t>
-      </w:r>
-      <w:proofErr w:type="gramEnd"/>
-      <w:r>
-        <w:t xml:space="preserve"> to move inside </w:t>
-      </w:r>
-      <w:proofErr w:type="gramStart"/>
-      <w:r>
-        <w:t>a</w:t>
-      </w:r>
-      <w:proofErr w:type="gramEnd"/>
-      <w:r>
-        <w:t xml:space="preserve"> existing database. </w:t>
-      </w:r>
-    </w:p>
-    <w:p>
-      <w:pPr>
-        <w:pStyle w:val="ListParagraph"/>
-      </w:pPr>
-    </w:p>
-    <w:p>
-      <w:pPr>
-        <w:pStyle w:val="ListParagraph"/>
-      </w:pPr>
-      <w:r>
-        <w:rPr>
-          <w:highlight w:val="yellow"/>
-        </w:rPr>
-        <w:t>show tables;</w:t>
-      </w:r>
-      <w:r>
-        <w:tab/>
-      </w:r>
-      <w:r>
-        <w:tab/>
-        <w:t xml:space="preserve">it is </w:t>
-      </w:r>
-      <w:proofErr w:type="gramStart"/>
-      <w:r>
-        <w:t>use</w:t>
-      </w:r>
-      <w:proofErr w:type="gramEnd"/>
-      <w:r>
-        <w:t xml:space="preserve"> to show all tables present in current database.</w:t>
-      </w:r>
-    </w:p>
-    <w:p>
-      <w:pPr>
-        <w:pStyle w:val="ListParagraph"/>
-      </w:pPr>
-    </w:p>
-    <w:p>
-      <w:pPr>
-        <w:pStyle w:val="ListParagraph"/>
-      </w:pPr>
-      <w:proofErr w:type="spellStart"/>
-      <w:r>
-        <w:rPr>
-          <w:highlight w:val="yellow"/>
-        </w:rPr>
-        <w:t>desc</w:t>
-      </w:r>
-      <w:proofErr w:type="spellEnd"/>
-      <w:r>
-        <w:rPr>
-          <w:highlight w:val="yellow"/>
-        </w:rPr>
-        <w:t xml:space="preserve"> </w:t>
-      </w:r>
-      <w:proofErr w:type="spellStart"/>
-      <w:r>
-        <w:rPr>
-          <w:highlight w:val="yellow"/>
-        </w:rPr>
-        <w:t>tableName</w:t>
-      </w:r>
-      <w:proofErr w:type="spellEnd"/>
-      <w:r>
-        <w:rPr>
-          <w:highlight w:val="yellow"/>
-        </w:rPr>
-        <w:t>;</w:t>
-      </w:r>
-      <w:r>
-        <w:tab/>
-        <w:t xml:space="preserve">this command is </w:t>
-      </w:r>
-      <w:proofErr w:type="gramStart"/>
-      <w:r>
-        <w:t>use</w:t>
-      </w:r>
-      <w:proofErr w:type="gramEnd"/>
-      <w:r>
-        <w:t xml:space="preserve"> to show table structure. </w:t>
-      </w:r>
-    </w:p>
-    <w:p>
-      <w:pPr>
-        <w:pStyle w:val="ListParagraph"/>
-      </w:pPr>
-      <w:r>
-        <w:t xml:space="preserve"> </w:t>
-      </w:r>
-    </w:p>
-    <w:p>
-      <w:pPr>
-        <w:pStyle w:val="ListParagraph"/>
-      </w:pPr>
-    </w:p>
-    <w:p>
-      <w:pPr>
-        <w:pStyle w:val="ListParagraph"/>
-      </w:pPr>
-      <w:r>
-        <w:rPr>
-          <w:highlight w:val="yellow"/>
-        </w:rPr>
-        <w:t xml:space="preserve">create database </w:t>
-      </w:r>
-      <w:proofErr w:type="spellStart"/>
-      <w:r>
-        <w:rPr>
-          <w:highlight w:val="yellow"/>
-        </w:rPr>
-        <w:t>databasename</w:t>
-      </w:r>
-      <w:proofErr w:type="spellEnd"/>
-      <w:r>
-        <w:rPr>
-          <w:highlight w:val="yellow"/>
-        </w:rPr>
-        <w:t>;</w:t>
-      </w:r>
-      <w:r>
-        <w:t xml:space="preserve"> it is </w:t>
-      </w:r>
-      <w:proofErr w:type="gramStart"/>
-      <w:r>
-        <w:t>use</w:t>
-      </w:r>
-      <w:proofErr w:type="gramEnd"/>
-      <w:r>
-        <w:t xml:space="preserve"> to create new database. </w:t>
-      </w:r>
-    </w:p>
-    <w:p>
-      <w:pPr>
-        <w:pStyle w:val="ListParagraph"/>
-      </w:pPr>
-    </w:p>
-    <w:p>
-      <w:pPr>
-        <w:pStyle w:val="ListParagraph"/>
-      </w:pPr>
-    </w:p>
-    <w:p>
-      <w:pPr>
-        <w:pStyle w:val="ListParagraph"/>
-      </w:pPr>
-      <w:r>
-        <w:t xml:space="preserve">View all records present </w:t>
-      </w:r>
-      <w:proofErr w:type="gramStart"/>
-      <w:r>
-        <w:t>in particular tables</w:t>
-      </w:r>
-      <w:proofErr w:type="gramEnd"/>
-      <w:r>
-        <w:t xml:space="preserve"> </w:t>
-      </w:r>
-    </w:p>
-    <w:p>
-      <w:pPr>
-        <w:pStyle w:val="ListParagraph"/>
-      </w:pPr>
-    </w:p>
-    <w:p>
-      <w:pPr>
-        <w:pStyle w:val="ListParagraph"/>
-      </w:pPr>
-      <w:r>
-        <w:rPr>
-          <w:highlight w:val="yellow"/>
-        </w:rPr>
-        <w:t xml:space="preserve">select * from </w:t>
-      </w:r>
-      <w:proofErr w:type="spellStart"/>
-      <w:proofErr w:type="gramStart"/>
-      <w:r>
-        <w:rPr>
-          <w:highlight w:val="yellow"/>
-        </w:rPr>
-        <w:t>tableName</w:t>
-      </w:r>
-      <w:proofErr w:type="spellEnd"/>
-      <w:r>
-        <w:rPr>
-          <w:highlight w:val="yellow"/>
-        </w:rPr>
-        <w:t>;</w:t>
-      </w:r>
-      <w:proofErr w:type="gramEnd"/>
-    </w:p>
-    <w:p>
-      <w:pPr>
-        <w:pStyle w:val="ListParagraph"/>
-      </w:pPr>
-    </w:p>
-    <w:p>
-      <w:r>
-        <w:t xml:space="preserve">  *</w:t>
-      </w:r>
-      <w:proofErr w:type="gramStart"/>
-      <w:r>
-        <w:t>means</w:t>
-      </w:r>
-      <w:proofErr w:type="gramEnd"/>
-      <w:r>
-        <w:t xml:space="preserve"> all columns. </w:t>
-      </w:r>
-    </w:p>
-    <w:p/>
-    <w:p>
-      <w:r>
-        <w:t xml:space="preserve">Retrieve </w:t>
-      </w:r>
-      <w:proofErr w:type="gramStart"/>
-      <w:r>
-        <w:t>particular columns</w:t>
-      </w:r>
-      <w:proofErr w:type="gramEnd"/>
-      <w:r>
-        <w:t xml:space="preserve"> from a table </w:t>
-      </w:r>
-    </w:p>
-    <w:p/>
-    <w:p>
-      <w:r>
-        <w:t xml:space="preserve">select </w:t>
-      </w:r>
-      <w:proofErr w:type="spellStart"/>
-      <w:r>
-        <w:t>columnName</w:t>
-      </w:r>
-      <w:proofErr w:type="spellEnd"/>
-      <w:r>
-        <w:t xml:space="preserve">, </w:t>
-      </w:r>
-      <w:proofErr w:type="spellStart"/>
-      <w:r>
-        <w:t>columnName</w:t>
-      </w:r>
-      <w:proofErr w:type="spellEnd"/>
-      <w:r>
-        <w:t xml:space="preserve"> from </w:t>
-      </w:r>
-      <w:proofErr w:type="spellStart"/>
-      <w:proofErr w:type="gramStart"/>
-      <w:r>
-        <w:t>tableName</w:t>
-      </w:r>
-      <w:proofErr w:type="spellEnd"/>
-      <w:r>
-        <w:t>;</w:t>
-      </w:r>
-      <w:proofErr w:type="gramEnd"/>
-    </w:p>
-    <w:p>
-      <w:r>
-        <w:rPr>
-          <w:highlight w:val="yellow"/>
-        </w:rPr>
-        <w:t xml:space="preserve">select </w:t>
-      </w:r>
-      <w:proofErr w:type="spellStart"/>
-      <w:r>
-        <w:rPr>
-          <w:highlight w:val="yellow"/>
-        </w:rPr>
-        <w:t>employee_</w:t>
-      </w:r>
-      <w:proofErr w:type="gramStart"/>
-      <w:r>
-        <w:rPr>
-          <w:highlight w:val="yellow"/>
-        </w:rPr>
-        <w:t>id,first</w:t>
-      </w:r>
-      <w:proofErr w:type="gramEnd"/>
-      <w:r>
-        <w:rPr>
-          <w:highlight w:val="yellow"/>
-        </w:rPr>
-        <w:t>_</w:t>
-      </w:r>
-      <w:proofErr w:type="gramStart"/>
-      <w:r>
-        <w:rPr>
-          <w:highlight w:val="yellow"/>
-        </w:rPr>
-        <w:t>name,salary</w:t>
-      </w:r>
-      <w:proofErr w:type="spellEnd"/>
-      <w:proofErr w:type="gramEnd"/>
-      <w:r>
-        <w:rPr>
-          <w:highlight w:val="yellow"/>
-        </w:rPr>
-        <w:t xml:space="preserve"> from </w:t>
-      </w:r>
-      <w:proofErr w:type="gramStart"/>
-      <w:r>
-        <w:rPr>
-          <w:highlight w:val="yellow"/>
-        </w:rPr>
-        <w:t>employee;</w:t>
-      </w:r>
-      <w:proofErr w:type="gramEnd"/>
-    </w:p>
-    <w:p/>
-    <w:p>
-      <w:r>
-        <w:t xml:space="preserve">we can do maths operation on </w:t>
-      </w:r>
-      <w:proofErr w:type="gramStart"/>
-      <w:r>
-        <w:t>those column</w:t>
-      </w:r>
-      <w:proofErr w:type="gramEnd"/>
-      <w:r>
-        <w:t xml:space="preserve"> if column contains numerical values. </w:t>
-      </w:r>
-    </w:p>
-    <w:p/>
-    <w:p>
-      <w:r>
-        <w:t>select first_</w:t>
-      </w:r>
-      <w:proofErr w:type="gramStart"/>
-      <w:r>
-        <w:t>name,salary</w:t>
-      </w:r>
-      <w:proofErr w:type="gramEnd"/>
-      <w:r>
-        <w:t xml:space="preserve">,salary+500 from </w:t>
-      </w:r>
-      <w:proofErr w:type="gramStart"/>
-      <w:r>
-        <w:t>employee;</w:t>
-      </w:r>
-      <w:proofErr w:type="gramEnd"/>
-    </w:p>
-    <w:p/>
-    <w:p>
-      <w:r>
-        <w:t xml:space="preserve">column alias it </w:t>
-      </w:r>
-      <w:proofErr w:type="gramStart"/>
-      <w:r>
-        <w:t>help</w:t>
-      </w:r>
-      <w:proofErr w:type="gramEnd"/>
-      <w:r>
-        <w:t xml:space="preserve"> to create temporary column name for existing column or expression </w:t>
-      </w:r>
-    </w:p>
-    <w:p/>
-    <w:p>
-      <w:pPr>
-        <w:rPr>
-          <w:highlight w:val="yellow"/>
-        </w:rPr>
-      </w:pPr>
-    </w:p>
-    <w:p>
-      <w:pPr>
-        <w:rPr>
-          <w:highlight w:val="yellow"/>
-        </w:rPr>
-      </w:pPr>
-    </w:p>
-    <w:p>
-      <w:r>
-        <w:rPr>
-          <w:highlight w:val="yellow"/>
-        </w:rPr>
-        <w:lastRenderedPageBreak/>
-        <w:t>select first_</w:t>
-      </w:r>
-      <w:proofErr w:type="gramStart"/>
-      <w:r>
-        <w:rPr>
-          <w:highlight w:val="yellow"/>
-        </w:rPr>
-        <w:t>name,salary</w:t>
-      </w:r>
-      <w:proofErr w:type="gramEnd"/>
-      <w:r>
-        <w:rPr>
-          <w:highlight w:val="yellow"/>
-        </w:rPr>
-        <w:t xml:space="preserve">,salary+500 as </w:t>
-      </w:r>
-      <w:proofErr w:type="spellStart"/>
-      <w:r>
-        <w:rPr>
-          <w:highlight w:val="yellow"/>
-        </w:rPr>
-        <w:t>Salary_With_Bonus</w:t>
-      </w:r>
-      <w:proofErr w:type="spellEnd"/>
-      <w:r>
-        <w:rPr>
-          <w:highlight w:val="yellow"/>
-        </w:rPr>
-        <w:t xml:space="preserve"> from </w:t>
-      </w:r>
-      <w:proofErr w:type="gramStart"/>
-      <w:r>
-        <w:rPr>
-          <w:highlight w:val="yellow"/>
-        </w:rPr>
-        <w:t>employee;</w:t>
-      </w:r>
-      <w:proofErr w:type="gramEnd"/>
-    </w:p>
-    <w:p/>
-    <w:p>
-      <w:r>
-        <w:t xml:space="preserve">combine 2 column </w:t>
-      </w:r>
-      <w:proofErr w:type="spellStart"/>
-      <w:r>
-        <w:t>ie</w:t>
-      </w:r>
-      <w:proofErr w:type="spellEnd"/>
-      <w:r>
-        <w:t xml:space="preserve"> </w:t>
-      </w:r>
-      <w:proofErr w:type="spellStart"/>
-      <w:r>
-        <w:t>first_name</w:t>
-      </w:r>
-      <w:proofErr w:type="spellEnd"/>
-      <w:r>
-        <w:t xml:space="preserve"> and </w:t>
-      </w:r>
-      <w:proofErr w:type="spellStart"/>
-      <w:r>
-        <w:t>last_name</w:t>
-      </w:r>
-      <w:proofErr w:type="spellEnd"/>
-      <w:r>
-        <w:t xml:space="preserve"> as </w:t>
-      </w:r>
-      <w:proofErr w:type="spellStart"/>
-      <w:r>
-        <w:t>full_name</w:t>
-      </w:r>
-      <w:proofErr w:type="spellEnd"/>
-      <w:r>
-        <w:t xml:space="preserve"> and gross salary with maths operation as salary+</w:t>
-      </w:r>
-      <w:proofErr w:type="gramStart"/>
-      <w:r>
-        <w:t>2000;</w:t>
-      </w:r>
-      <w:proofErr w:type="gramEnd"/>
-    </w:p>
-    <w:p/>
+    </w:p>
     <w:p>
       <w:r>
         <w:t xml:space="preserve">Filter the data using where clause </w:t>
@@ -2307,55 +363,469 @@
       </w:r>
       <w:proofErr w:type="gramEnd"/>
     </w:p>
+    <w:p>
+      <w:pPr>
+        <w:pStyle w:val="ListParagraph"/>
+        <w:numPr>
+          <w:ilvl w:val="0"/>
+          <w:numId w:val="9"/>
+        </w:numPr>
+      </w:pPr>
+      <w:r>
+        <w:t xml:space="preserve">In operator apply more than one equal </w:t>
+      </w:r>
+      <w:proofErr w:type="gramStart"/>
+      <w:r>
+        <w:t>conditions</w:t>
+      </w:r>
+      <w:proofErr w:type="gramEnd"/>
+      <w:r>
+        <w:t xml:space="preserve">. </w:t>
+      </w:r>
+    </w:p>
+    <w:p>
+      <w:pPr>
+        <w:ind w:left="360"/>
+      </w:pPr>
+      <w:r>
+        <w:t xml:space="preserve">Syntax </w:t>
+      </w:r>
+    </w:p>
+    <w:p>
+      <w:pPr>
+        <w:ind w:left="360"/>
+      </w:pPr>
+      <w:r>
+        <w:t xml:space="preserve">Select * from </w:t>
+      </w:r>
+      <w:proofErr w:type="spellStart"/>
+      <w:r>
+        <w:t>tableName</w:t>
+      </w:r>
+      <w:proofErr w:type="spellEnd"/>
+      <w:r>
+        <w:t xml:space="preserve"> where </w:t>
+      </w:r>
+      <w:proofErr w:type="spellStart"/>
+      <w:r>
+        <w:t>columnName</w:t>
+      </w:r>
+      <w:proofErr w:type="spellEnd"/>
+      <w:r>
+        <w:t xml:space="preserve"> in (v</w:t>
+      </w:r>
+      <w:proofErr w:type="gramStart"/>
+      <w:r>
+        <w:t>1,v2,v</w:t>
+      </w:r>
+      <w:proofErr w:type="gramEnd"/>
+      <w:r>
+        <w:t>3</w:t>
+      </w:r>
+      <w:proofErr w:type="gramStart"/>
+      <w:r>
+        <w:t>);</w:t>
+      </w:r>
+      <w:proofErr w:type="gramEnd"/>
+    </w:p>
+    <w:p>
+      <w:pPr>
+        <w:ind w:left="360"/>
+      </w:pPr>
+      <w:r>
+        <w:t xml:space="preserve">select * from employee where </w:t>
+      </w:r>
+      <w:proofErr w:type="spellStart"/>
+      <w:r>
+        <w:t>employee_id</w:t>
+      </w:r>
+      <w:proofErr w:type="spellEnd"/>
+      <w:r>
+        <w:t xml:space="preserve"> in (100,150,120,200</w:t>
+      </w:r>
+      <w:proofErr w:type="gramStart"/>
+      <w:r>
+        <w:t>);</w:t>
+      </w:r>
+      <w:proofErr w:type="gramEnd"/>
+    </w:p>
+    <w:p>
+      <w:pPr>
+        <w:ind w:left="360"/>
+      </w:pPr>
+      <w:r>
+        <w:t xml:space="preserve">select * from employee where </w:t>
+      </w:r>
+      <w:proofErr w:type="spellStart"/>
+      <w:r>
+        <w:t>job_id</w:t>
+      </w:r>
+      <w:proofErr w:type="spellEnd"/>
+      <w:r>
+        <w:t xml:space="preserve"> in('IT_PROG','SA_MAN'</w:t>
+      </w:r>
+      <w:proofErr w:type="gramStart"/>
+      <w:r>
+        <w:t>);</w:t>
+      </w:r>
+      <w:proofErr w:type="gramEnd"/>
+    </w:p>
+    <w:p>
+      <w:pPr>
+        <w:ind w:left="360"/>
+      </w:pPr>
+    </w:p>
+    <w:p>
+      <w:pPr>
+        <w:ind w:left="360"/>
+      </w:pPr>
+    </w:p>
+    <w:p>
+      <w:pPr>
+        <w:ind w:left="360"/>
+      </w:pPr>
+    </w:p>
+    <w:p>
+      <w:pPr>
+        <w:ind w:left="360"/>
+      </w:pPr>
+    </w:p>
+    <w:p>
+      <w:pPr>
+        <w:pStyle w:val="ListParagraph"/>
+        <w:numPr>
+          <w:ilvl w:val="0"/>
+          <w:numId w:val="9"/>
+        </w:numPr>
+      </w:pPr>
+      <w:r>
+        <w:lastRenderedPageBreak/>
+        <w:t xml:space="preserve">Like </w:t>
+      </w:r>
+      <w:proofErr w:type="gramStart"/>
+      <w:r>
+        <w:t>operator :</w:t>
+      </w:r>
+      <w:proofErr w:type="gramEnd"/>
+      <w:r>
+        <w:t xml:space="preserve"> it </w:t>
+      </w:r>
+      <w:proofErr w:type="gramStart"/>
+      <w:r>
+        <w:t>provide</w:t>
+      </w:r>
+      <w:proofErr w:type="gramEnd"/>
+      <w:r>
+        <w:t xml:space="preserve"> few place </w:t>
+      </w:r>
+      <w:proofErr w:type="gramStart"/>
+      <w:r>
+        <w:t>holder</w:t>
+      </w:r>
+      <w:proofErr w:type="gramEnd"/>
+      <w:r>
+        <w:t xml:space="preserve"> to search contains in string values. </w:t>
+      </w:r>
+    </w:p>
+    <w:p>
+      <w:pPr>
+        <w:pStyle w:val="ListParagraph"/>
+      </w:pPr>
+    </w:p>
+    <w:p>
+      <w:pPr>
+        <w:pStyle w:val="ListParagraph"/>
+      </w:pPr>
+      <w:r>
+        <w:t xml:space="preserve">Select * from employee where </w:t>
+      </w:r>
+      <w:proofErr w:type="spellStart"/>
+      <w:r>
+        <w:t>first_name</w:t>
+      </w:r>
+      <w:proofErr w:type="spellEnd"/>
+      <w:r>
+        <w:t xml:space="preserve"> =’steven</w:t>
+      </w:r>
+      <w:proofErr w:type="gramStart"/>
+      <w:r>
+        <w:t>’;</w:t>
+      </w:r>
+      <w:proofErr w:type="gramEnd"/>
+    </w:p>
+    <w:p>
+      <w:pPr>
+        <w:pStyle w:val="ListParagraph"/>
+      </w:pPr>
+      <w:r>
+        <w:t xml:space="preserve">Equality </w:t>
+      </w:r>
+    </w:p>
+    <w:p>
+      <w:pPr>
+        <w:pStyle w:val="ListParagraph"/>
+      </w:pPr>
+    </w:p>
+    <w:p>
+      <w:pPr>
+        <w:pStyle w:val="ListParagraph"/>
+      </w:pPr>
+      <w:r>
+        <w:t xml:space="preserve">Select * from employee where </w:t>
+      </w:r>
+      <w:proofErr w:type="spellStart"/>
+      <w:r>
+        <w:t>first_name</w:t>
+      </w:r>
+      <w:proofErr w:type="spellEnd"/>
+      <w:r>
+        <w:t xml:space="preserve"> like ‘steven</w:t>
+      </w:r>
+      <w:proofErr w:type="gramStart"/>
+      <w:r>
+        <w:t>’;</w:t>
+      </w:r>
+      <w:proofErr w:type="gramEnd"/>
+    </w:p>
+    <w:p>
+      <w:pPr>
+        <w:pStyle w:val="ListParagraph"/>
+      </w:pPr>
+      <w:r>
+        <w:t xml:space="preserve">Equality </w:t>
+      </w:r>
+    </w:p>
+    <w:p>
+      <w:pPr>
+        <w:pStyle w:val="ListParagraph"/>
+      </w:pPr>
+      <w:r>
+        <w:t xml:space="preserve">% 0 or 1 or many </w:t>
+      </w:r>
+    </w:p>
+    <w:p>
+      <w:pPr>
+        <w:pStyle w:val="ListParagraph"/>
+      </w:pPr>
+      <w:r>
+        <w:t xml:space="preserve">Start with s character </w:t>
+      </w:r>
+    </w:p>
+    <w:p>
+      <w:pPr>
+        <w:pStyle w:val="ListParagraph"/>
+      </w:pPr>
+      <w:r>
+        <w:t xml:space="preserve">Select * from employee where </w:t>
+      </w:r>
+      <w:proofErr w:type="spellStart"/>
+      <w:r>
+        <w:t>first_name</w:t>
+      </w:r>
+      <w:proofErr w:type="spellEnd"/>
+      <w:r>
+        <w:t xml:space="preserve"> like ‘s</w:t>
+      </w:r>
+      <w:r>
+        <w:t>%</w:t>
+      </w:r>
+      <w:proofErr w:type="gramStart"/>
+      <w:r>
+        <w:t>’;</w:t>
+      </w:r>
+      <w:proofErr w:type="gramEnd"/>
+    </w:p>
+    <w:p>
+      <w:r>
+        <w:tab/>
+        <w:t xml:space="preserve">End with s character </w:t>
+      </w:r>
+    </w:p>
+    <w:p>
+      <w:pPr>
+        <w:pStyle w:val="ListParagraph"/>
+        <w:spacing w:line="360" w:lineRule="auto"/>
+      </w:pPr>
+      <w:r>
+        <w:t xml:space="preserve">Select * from employee where </w:t>
+      </w:r>
+      <w:proofErr w:type="spellStart"/>
+      <w:r>
+        <w:t>first_name</w:t>
+      </w:r>
+      <w:proofErr w:type="spellEnd"/>
+      <w:r>
+        <w:t xml:space="preserve"> like ‘%</w:t>
+      </w:r>
+      <w:r>
+        <w:t>s</w:t>
+      </w:r>
+      <w:proofErr w:type="gramStart"/>
+      <w:r>
+        <w:t>’;</w:t>
+      </w:r>
+      <w:proofErr w:type="gramEnd"/>
+    </w:p>
+    <w:p>
+      <w:r>
+        <w:tab/>
+        <w:t>container</w:t>
+      </w:r>
+      <w:r>
+        <w:t xml:space="preserve"> </w:t>
+      </w:r>
+      <w:r>
+        <w:t>e</w:t>
+      </w:r>
+      <w:r>
+        <w:t xml:space="preserve"> character </w:t>
+      </w:r>
+    </w:p>
+    <w:p>
+      <w:pPr>
+        <w:pStyle w:val="ListParagraph"/>
+        <w:spacing w:line="360" w:lineRule="auto"/>
+      </w:pPr>
+      <w:r>
+        <w:t xml:space="preserve">Select * from employee where </w:t>
+      </w:r>
+      <w:proofErr w:type="spellStart"/>
+      <w:r>
+        <w:t>first_name</w:t>
+      </w:r>
+      <w:proofErr w:type="spellEnd"/>
+      <w:r>
+        <w:t xml:space="preserve"> like ‘%</w:t>
+      </w:r>
+      <w:r>
+        <w:t>e%</w:t>
+      </w:r>
+      <w:proofErr w:type="gramStart"/>
+      <w:r>
+        <w:t>’;</w:t>
+      </w:r>
+      <w:proofErr w:type="gramEnd"/>
+    </w:p>
+    <w:p>
+      <w:pPr>
+        <w:pStyle w:val="ListParagraph"/>
+        <w:spacing w:line="360" w:lineRule="auto"/>
+      </w:pPr>
+    </w:p>
+    <w:p>
+      <w:pPr>
+        <w:pStyle w:val="ListParagraph"/>
+        <w:spacing w:line="360" w:lineRule="auto"/>
+      </w:pPr>
+      <w:proofErr w:type="gramStart"/>
+      <w:r>
+        <w:t>_ :</w:t>
+      </w:r>
+      <w:proofErr w:type="gramEnd"/>
+      <w:r>
+        <w:t xml:space="preserve"> only one character can be anything. </w:t>
+      </w:r>
+    </w:p>
+    <w:p>
+      <w:pPr>
+        <w:pStyle w:val="ListParagraph"/>
+        <w:spacing w:line="360" w:lineRule="auto"/>
+      </w:pPr>
+      <w:r>
+        <w:t xml:space="preserve">Select * from employee where </w:t>
+      </w:r>
+      <w:proofErr w:type="spellStart"/>
+      <w:r>
+        <w:t>first_name</w:t>
+      </w:r>
+      <w:proofErr w:type="spellEnd"/>
+      <w:r>
+        <w:t xml:space="preserve"> like '</w:t>
+      </w:r>
+      <w:proofErr w:type="spellStart"/>
+      <w:r>
+        <w:t>s_g</w:t>
+      </w:r>
+      <w:proofErr w:type="spellEnd"/>
+      <w:r>
+        <w:t>%</w:t>
+      </w:r>
+      <w:proofErr w:type="gramStart"/>
+      <w:r>
+        <w:t>';</w:t>
+      </w:r>
+      <w:proofErr w:type="gramEnd"/>
+    </w:p>
+    <w:p>
+      <w:pPr>
+        <w:pStyle w:val="ListParagraph"/>
+        <w:spacing w:line="360" w:lineRule="auto"/>
+      </w:pPr>
+    </w:p>
+    <w:p>
+      <w:pPr>
+        <w:pStyle w:val="ListParagraph"/>
+        <w:spacing w:line="360" w:lineRule="auto"/>
+      </w:pPr>
+    </w:p>
+    <w:p/>
+    <w:p>
+      <w:r>
+        <w:tab/>
+      </w:r>
+    </w:p>
+    <w:p>
+      <w:pPr>
+        <w:pStyle w:val="ListParagraph"/>
+      </w:pPr>
+    </w:p>
     <w:p/>
     <w:p/>
-    <w:p/>
-    <w:p>
-      <w:pPr>
-        <w:pStyle w:val="ListParagraph"/>
-      </w:pPr>
-    </w:p>
-    <w:p>
-      <w:pPr>
-        <w:pStyle w:val="ListParagraph"/>
-      </w:pPr>
-    </w:p>
-    <w:p>
-      <w:pPr>
-        <w:pStyle w:val="ListParagraph"/>
-      </w:pPr>
-    </w:p>
-    <w:p>
-      <w:pPr>
-        <w:pStyle w:val="ListParagraph"/>
-      </w:pPr>
-    </w:p>
-    <w:p>
-      <w:pPr>
-        <w:pStyle w:val="ListParagraph"/>
-      </w:pPr>
-    </w:p>
-    <w:p>
-      <w:pPr>
-        <w:pStyle w:val="ListParagraph"/>
-      </w:pPr>
-    </w:p>
-    <w:p>
-      <w:pPr>
-        <w:pStyle w:val="ListParagraph"/>
-      </w:pPr>
-    </w:p>
-    <w:p>
-      <w:pPr>
-        <w:pStyle w:val="ListParagraph"/>
-      </w:pPr>
-    </w:p>
-    <w:p>
-      <w:pPr>
-        <w:pStyle w:val="ListParagraph"/>
-      </w:pPr>
-      <w:r>
-        <w:lastRenderedPageBreak/>
+    <w:p>
+      <w:pPr>
+        <w:pStyle w:val="ListParagraph"/>
+      </w:pPr>
+    </w:p>
+    <w:p>
+      <w:pPr>
+        <w:pStyle w:val="ListParagraph"/>
+      </w:pPr>
+    </w:p>
+    <w:p>
+      <w:pPr>
+        <w:pStyle w:val="ListParagraph"/>
+      </w:pPr>
+    </w:p>
+    <w:p>
+      <w:pPr>
+        <w:pStyle w:val="ListParagraph"/>
+      </w:pPr>
+    </w:p>
+    <w:p>
+      <w:pPr>
+        <w:pStyle w:val="ListParagraph"/>
+      </w:pPr>
+    </w:p>
+    <w:p>
+      <w:pPr>
+        <w:pStyle w:val="ListParagraph"/>
+      </w:pPr>
+    </w:p>
+    <w:p>
+      <w:pPr>
+        <w:pStyle w:val="ListParagraph"/>
+      </w:pPr>
+    </w:p>
+    <w:p>
+      <w:pPr>
+        <w:pStyle w:val="ListParagraph"/>
+      </w:pPr>
+    </w:p>
+    <w:p>
+      <w:pPr>
+        <w:pStyle w:val="ListParagraph"/>
+      </w:pPr>
+      <w:r>
         <w:t xml:space="preserve"> </w:t>
       </w:r>
     </w:p>
@@ -3829,6 +2299,7 @@
   <w:style w:type="character" w:default="1" w:styleId="DefaultParagraphFont">
     <w:name w:val="Default Paragraph Font"/>
     <w:uiPriority w:val="1"/>
+    <w:semiHidden/>
     <w:unhideWhenUsed/>
   </w:style>
   <w:style w:type="table" w:default="1" w:styleId="TableNormal">

--- a/FSD MERN - Designing and Managing Databases with MongoDB/FSD MERN - Designing and Managing Databases with MongoDB - Day 2 - 12-04-2026.docx
+++ b/FSD MERN - Designing and Managing Databases with MongoDB/FSD MERN - Designing and Managing Databases with MongoDB - Day 2 - 12-04-2026.docx
@@ -105,160 +105,47 @@
         </w:numPr>
       </w:pPr>
       <w:r>
-        <w:t xml:space="preserve">Relational </w:t>
-      </w:r>
-      <w:proofErr w:type="gramStart"/>
-      <w:r>
-        <w:t>operator :</w:t>
-      </w:r>
-      <w:proofErr w:type="gramEnd"/>
-      <w:r>
-        <w:t xml:space="preserve"> &gt;, &gt;=, &lt;, &lt;=, =</w:t>
-      </w:r>
-      <w:proofErr w:type="gramStart"/>
-      <w:r>
-        <w:t>, !</w:t>
-      </w:r>
-      <w:proofErr w:type="gramEnd"/>
-      <w:r>
-        <w:t xml:space="preserve">= </w:t>
-      </w:r>
-    </w:p>
-    <w:p>
-      <w:pPr>
-        <w:pStyle w:val="ListParagraph"/>
-      </w:pPr>
-    </w:p>
-    <w:p>
-      <w:r>
-        <w:t xml:space="preserve">Select * from </w:t>
-      </w:r>
-      <w:proofErr w:type="spellStart"/>
-      <w:r>
-        <w:t>tableName</w:t>
-      </w:r>
-      <w:proofErr w:type="spellEnd"/>
-      <w:r>
-        <w:t xml:space="preserve"> where </w:t>
-      </w:r>
-      <w:proofErr w:type="spellStart"/>
-      <w:r>
-        <w:t>columnName</w:t>
-      </w:r>
-      <w:proofErr w:type="spellEnd"/>
-      <w:r>
-        <w:t xml:space="preserve"> RO </w:t>
-      </w:r>
-      <w:proofErr w:type="gramStart"/>
-      <w:r>
-        <w:t>value;</w:t>
-      </w:r>
-      <w:proofErr w:type="gramEnd"/>
+        <w:t xml:space="preserve">Relational operator : &gt;, &gt;=, &lt;, &lt;=, =, != </w:t>
+      </w:r>
+    </w:p>
+    <w:p>
+      <w:pPr>
+        <w:pStyle w:val="ListParagraph"/>
+      </w:pPr>
+    </w:p>
+    <w:p>
+      <w:r>
+        <w:t>Select * from tableName where columnName RO value;</w:t>
+      </w:r>
     </w:p>
     <w:p>
       <w:r>
         <w:rPr>
           <w:highlight w:val="yellow"/>
         </w:rPr>
-        <w:t xml:space="preserve">select * from employee where salary &gt; </w:t>
-      </w:r>
-      <w:proofErr w:type="gramStart"/>
+        <w:t>select * from employee where salary &gt; 15000;</w:t>
+      </w:r>
+    </w:p>
+    <w:p>
       <w:r>
         <w:rPr>
           <w:highlight w:val="yellow"/>
         </w:rPr>
-        <w:t>15000;</w:t>
-      </w:r>
-      <w:proofErr w:type="gramEnd"/>
+        <w:t>select * from employee where first_name = 'steven';</w:t>
+      </w:r>
+    </w:p>
+    <w:p>
+      <w:r>
+        <w:t>by default in my sql date format is yyyy-mm-dd</w:t>
+      </w:r>
     </w:p>
     <w:p>
       <w:r>
         <w:rPr>
           <w:highlight w:val="yellow"/>
         </w:rPr>
-        <w:t xml:space="preserve">select * from employee where </w:t>
-      </w:r>
-      <w:proofErr w:type="spellStart"/>
-      <w:r>
-        <w:rPr>
-          <w:highlight w:val="yellow"/>
-        </w:rPr>
-        <w:t>first_name</w:t>
-      </w:r>
-      <w:proofErr w:type="spellEnd"/>
-      <w:r>
-        <w:rPr>
-          <w:highlight w:val="yellow"/>
-        </w:rPr>
-        <w:t xml:space="preserve"> = 'steven</w:t>
-      </w:r>
-      <w:proofErr w:type="gramStart"/>
-      <w:r>
-        <w:rPr>
-          <w:highlight w:val="yellow"/>
-        </w:rPr>
-        <w:t>';</w:t>
-      </w:r>
-      <w:proofErr w:type="gramEnd"/>
-    </w:p>
-    <w:p>
-      <w:r>
-        <w:t xml:space="preserve">by </w:t>
-      </w:r>
-      <w:proofErr w:type="gramStart"/>
-      <w:r>
-        <w:t>default</w:t>
-      </w:r>
-      <w:proofErr w:type="gramEnd"/>
-      <w:r>
-        <w:t xml:space="preserve"> in my </w:t>
-      </w:r>
-      <w:proofErr w:type="spellStart"/>
-      <w:r>
-        <w:t>sql</w:t>
-      </w:r>
-      <w:proofErr w:type="spellEnd"/>
-      <w:r>
-        <w:t xml:space="preserve"> date format is </w:t>
-      </w:r>
-      <w:proofErr w:type="spellStart"/>
-      <w:r>
-        <w:t>yyyy</w:t>
-      </w:r>
-      <w:proofErr w:type="spellEnd"/>
-      <w:r>
-        <w:t>-mm-dd</w:t>
-      </w:r>
-    </w:p>
-    <w:p>
-      <w:r>
-        <w:rPr>
-          <w:highlight w:val="yellow"/>
-        </w:rPr>
-        <w:t xml:space="preserve">select * from employee where </w:t>
-      </w:r>
-      <w:proofErr w:type="spellStart"/>
-      <w:r>
-        <w:rPr>
-          <w:highlight w:val="yellow"/>
-        </w:rPr>
-        <w:t>hire_date</w:t>
-      </w:r>
-      <w:proofErr w:type="spellEnd"/>
-      <w:r>
-        <w:rPr>
-          <w:highlight w:val="yellow"/>
-        </w:rPr>
-        <w:t xml:space="preserve"> &gt; '1998-12-31</w:t>
-      </w:r>
-      <w:proofErr w:type="gramStart"/>
-      <w:r>
-        <w:rPr>
-          <w:highlight w:val="yellow"/>
-        </w:rPr>
-        <w:t>';</w:t>
-      </w:r>
-      <w:proofErr w:type="gramEnd"/>
+        <w:t>select * from employee where hire_date &gt; '1998-12-31';</w:t>
+      </w:r>
     </w:p>
     <w:p/>
     <w:p>
@@ -270,98 +157,33 @@
         </w:numPr>
       </w:pPr>
       <w:r>
-        <w:t xml:space="preserve">Between </w:t>
-      </w:r>
-      <w:proofErr w:type="gramStart"/>
-      <w:r>
-        <w:t>operator :</w:t>
-      </w:r>
-      <w:proofErr w:type="gramEnd"/>
-      <w:r>
-        <w:t xml:space="preserve"> apply condition with range. </w:t>
-      </w:r>
-    </w:p>
-    <w:p>
-      <w:pPr>
-        <w:pStyle w:val="ListParagraph"/>
-      </w:pPr>
-    </w:p>
-    <w:p>
-      <w:r>
-        <w:t xml:space="preserve">Select * from employee where </w:t>
-      </w:r>
-      <w:proofErr w:type="spellStart"/>
-      <w:r>
-        <w:t>columnName</w:t>
-      </w:r>
-      <w:proofErr w:type="spellEnd"/>
-      <w:r>
-        <w:t xml:space="preserve"> between </w:t>
-      </w:r>
-      <w:proofErr w:type="spellStart"/>
-      <w:r>
-        <w:t>minValue</w:t>
-      </w:r>
-      <w:proofErr w:type="spellEnd"/>
-      <w:r>
-        <w:t xml:space="preserve"> and </w:t>
-      </w:r>
-      <w:proofErr w:type="spellStart"/>
-      <w:proofErr w:type="gramStart"/>
-      <w:r>
-        <w:t>maxValue</w:t>
-      </w:r>
-      <w:proofErr w:type="spellEnd"/>
-      <w:r>
-        <w:t>;</w:t>
-      </w:r>
-      <w:proofErr w:type="gramEnd"/>
-    </w:p>
-    <w:p>
-      <w:r>
-        <w:t xml:space="preserve">select * from employee where </w:t>
-      </w:r>
-      <w:proofErr w:type="spellStart"/>
-      <w:r>
-        <w:t>employee_id</w:t>
-      </w:r>
-      <w:proofErr w:type="spellEnd"/>
-      <w:r>
-        <w:t xml:space="preserve"> between 110 and </w:t>
-      </w:r>
-      <w:proofErr w:type="gramStart"/>
-      <w:r>
-        <w:t>120;</w:t>
-      </w:r>
-      <w:proofErr w:type="gramEnd"/>
-    </w:p>
-    <w:p>
-      <w:r>
-        <w:t xml:space="preserve">select * from employee where salary between 10000 and </w:t>
-      </w:r>
-      <w:proofErr w:type="gramStart"/>
-      <w:r>
-        <w:t>15000;</w:t>
-      </w:r>
-      <w:proofErr w:type="gramEnd"/>
-    </w:p>
-    <w:p>
-      <w:r>
-        <w:t xml:space="preserve">select * from employee where </w:t>
-      </w:r>
-      <w:proofErr w:type="spellStart"/>
-      <w:r>
-        <w:t>hire_date</w:t>
-      </w:r>
-      <w:proofErr w:type="spellEnd"/>
-      <w:r>
-        <w:t xml:space="preserve"> between '1995-12-31' and '1998-01-01</w:t>
-      </w:r>
-      <w:proofErr w:type="gramStart"/>
-      <w:r>
-        <w:t>';</w:t>
-      </w:r>
-      <w:proofErr w:type="gramEnd"/>
+        <w:t xml:space="preserve">Between operator : apply condition with range. </w:t>
+      </w:r>
+    </w:p>
+    <w:p>
+      <w:pPr>
+        <w:pStyle w:val="ListParagraph"/>
+      </w:pPr>
+    </w:p>
+    <w:p>
+      <w:r>
+        <w:t>Select * from employee where columnName between minValue and maxValue;</w:t>
+      </w:r>
+    </w:p>
+    <w:p>
+      <w:r>
+        <w:t>select * from employee where employee_id between 110 and 120;</w:t>
+      </w:r>
+    </w:p>
+    <w:p>
+      <w:r>
+        <w:t>select * from employee where salary between 10000 and 15000;</w:t>
+      </w:r>
+    </w:p>
+    <w:p>
+      <w:r>
+        <w:t>select * from employee where hire_date between '1995-12-31' and '1998-01-01';</w:t>
+      </w:r>
     </w:p>
     <w:p>
       <w:pPr>
@@ -372,15 +194,7 @@
         </w:numPr>
       </w:pPr>
       <w:r>
-        <w:t xml:space="preserve">In operator apply more than one equal </w:t>
-      </w:r>
-      <w:proofErr w:type="gramStart"/>
-      <w:r>
-        <w:t>conditions</w:t>
-      </w:r>
-      <w:proofErr w:type="gramEnd"/>
-      <w:r>
-        <w:t xml:space="preserve">. </w:t>
+        <w:t xml:space="preserve">In operator apply more than one equal conditions. </w:t>
       </w:r>
     </w:p>
     <w:p>
@@ -396,79 +210,24 @@
         <w:ind w:left="360"/>
       </w:pPr>
       <w:r>
-        <w:t xml:space="preserve">Select * from </w:t>
-      </w:r>
-      <w:proofErr w:type="spellStart"/>
-      <w:r>
-        <w:t>tableName</w:t>
-      </w:r>
-      <w:proofErr w:type="spellEnd"/>
-      <w:r>
-        <w:t xml:space="preserve"> where </w:t>
-      </w:r>
-      <w:proofErr w:type="spellStart"/>
-      <w:r>
-        <w:t>columnName</w:t>
-      </w:r>
-      <w:proofErr w:type="spellEnd"/>
-      <w:r>
-        <w:t xml:space="preserve"> in (v</w:t>
-      </w:r>
-      <w:proofErr w:type="gramStart"/>
-      <w:r>
-        <w:t>1,v2,v</w:t>
-      </w:r>
-      <w:proofErr w:type="gramEnd"/>
-      <w:r>
-        <w:t>3</w:t>
-      </w:r>
-      <w:proofErr w:type="gramStart"/>
-      <w:r>
-        <w:t>);</w:t>
-      </w:r>
-      <w:proofErr w:type="gramEnd"/>
+        <w:t>Select * from tableName where columnName in (v1,v2,v3);</w:t>
+      </w:r>
     </w:p>
     <w:p>
       <w:pPr>
         <w:ind w:left="360"/>
       </w:pPr>
       <w:r>
-        <w:t xml:space="preserve">select * from employee where </w:t>
-      </w:r>
-      <w:proofErr w:type="spellStart"/>
-      <w:r>
-        <w:t>employee_id</w:t>
-      </w:r>
-      <w:proofErr w:type="spellEnd"/>
-      <w:r>
-        <w:t xml:space="preserve"> in (100,150,120,200</w:t>
-      </w:r>
-      <w:proofErr w:type="gramStart"/>
-      <w:r>
-        <w:t>);</w:t>
-      </w:r>
-      <w:proofErr w:type="gramEnd"/>
+        <w:t>select * from employee where employee_id in (100,150,120,200);</w:t>
+      </w:r>
     </w:p>
     <w:p>
       <w:pPr>
         <w:ind w:left="360"/>
       </w:pPr>
       <w:r>
-        <w:t xml:space="preserve">select * from employee where </w:t>
-      </w:r>
-      <w:proofErr w:type="spellStart"/>
-      <w:r>
-        <w:t>job_id</w:t>
-      </w:r>
-      <w:proofErr w:type="spellEnd"/>
-      <w:r>
-        <w:t xml:space="preserve"> in('IT_PROG','SA_MAN'</w:t>
-      </w:r>
-      <w:proofErr w:type="gramStart"/>
-      <w:r>
-        <w:t>);</w:t>
-      </w:r>
-      <w:proofErr w:type="gramEnd"/>
+        <w:t>select * from employee where job_id in('IT_PROG','SA_MAN');</w:t>
+      </w:r>
     </w:p>
     <w:p>
       <w:pPr>
@@ -500,58 +259,21 @@
       </w:pPr>
       <w:r>
         <w:lastRenderedPageBreak/>
-        <w:t xml:space="preserve">Like </w:t>
-      </w:r>
-      <w:proofErr w:type="gramStart"/>
-      <w:r>
-        <w:t>operator :</w:t>
-      </w:r>
-      <w:proofErr w:type="gramEnd"/>
-      <w:r>
-        <w:t xml:space="preserve"> it </w:t>
-      </w:r>
-      <w:proofErr w:type="gramStart"/>
-      <w:r>
-        <w:t>provide</w:t>
-      </w:r>
-      <w:proofErr w:type="gramEnd"/>
-      <w:r>
-        <w:t xml:space="preserve"> few place </w:t>
-      </w:r>
-      <w:proofErr w:type="gramStart"/>
-      <w:r>
-        <w:t>holder</w:t>
-      </w:r>
-      <w:proofErr w:type="gramEnd"/>
-      <w:r>
-        <w:t xml:space="preserve"> to search contains in string values. </w:t>
-      </w:r>
-    </w:p>
-    <w:p>
-      <w:pPr>
-        <w:pStyle w:val="ListParagraph"/>
-      </w:pPr>
-    </w:p>
-    <w:p>
-      <w:pPr>
-        <w:pStyle w:val="ListParagraph"/>
-      </w:pPr>
-      <w:r>
-        <w:t xml:space="preserve">Select * from employee where </w:t>
-      </w:r>
-      <w:proofErr w:type="spellStart"/>
-      <w:r>
-        <w:t>first_name</w:t>
-      </w:r>
-      <w:proofErr w:type="spellEnd"/>
-      <w:r>
-        <w:t xml:space="preserve"> =’steven</w:t>
-      </w:r>
-      <w:proofErr w:type="gramStart"/>
-      <w:r>
-        <w:t>’;</w:t>
-      </w:r>
-      <w:proofErr w:type="gramEnd"/>
+        <w:t xml:space="preserve">Like operator : it provide few place holder to search contains in string values. </w:t>
+      </w:r>
+    </w:p>
+    <w:p>
+      <w:pPr>
+        <w:pStyle w:val="ListParagraph"/>
+      </w:pPr>
+    </w:p>
+    <w:p>
+      <w:pPr>
+        <w:pStyle w:val="ListParagraph"/>
+      </w:pPr>
+      <w:r>
+        <w:t>Select * from employee where first_name =’steven’;</w:t>
+      </w:r>
     </w:p>
     <w:p>
       <w:pPr>
@@ -571,21 +293,8 @@
         <w:pStyle w:val="ListParagraph"/>
       </w:pPr>
       <w:r>
-        <w:t xml:space="preserve">Select * from employee where </w:t>
-      </w:r>
-      <w:proofErr w:type="spellStart"/>
-      <w:r>
-        <w:t>first_name</w:t>
-      </w:r>
-      <w:proofErr w:type="spellEnd"/>
-      <w:r>
-        <w:t xml:space="preserve"> like ‘steven</w:t>
-      </w:r>
-      <w:proofErr w:type="gramStart"/>
-      <w:r>
-        <w:t>’;</w:t>
-      </w:r>
-      <w:proofErr w:type="gramEnd"/>
+        <w:t>Select * from employee where first_name like ‘steven’;</w:t>
+      </w:r>
     </w:p>
     <w:p>
       <w:pPr>
@@ -616,24 +325,23 @@
         <w:pStyle w:val="ListParagraph"/>
       </w:pPr>
       <w:r>
-        <w:t xml:space="preserve">Select * from employee where </w:t>
-      </w:r>
-      <w:proofErr w:type="spellStart"/>
-      <w:r>
-        <w:t>first_name</w:t>
-      </w:r>
-      <w:proofErr w:type="spellEnd"/>
-      <w:r>
-        <w:t xml:space="preserve"> like ‘s</w:t>
+        <w:t xml:space="preserve">Select * from employee where first_name like </w:t>
+      </w:r>
+      <w:r>
+        <w:t>'</w:t>
+      </w:r>
+      <w:r>
+        <w:t>s</w:t>
       </w:r>
       <w:r>
         <w:t>%</w:t>
       </w:r>
-      <w:proofErr w:type="gramStart"/>
-      <w:r>
-        <w:t>’;</w:t>
-      </w:r>
-      <w:proofErr w:type="gramEnd"/>
+      <w:r>
+        <w:t>'</w:t>
+      </w:r>
+      <w:r>
+        <w:t>;</w:t>
+      </w:r>
     </w:p>
     <w:p>
       <w:r>
@@ -647,24 +355,23 @@
         <w:spacing w:line="360" w:lineRule="auto"/>
       </w:pPr>
       <w:r>
-        <w:t xml:space="preserve">Select * from employee where </w:t>
-      </w:r>
-      <w:proofErr w:type="spellStart"/>
-      <w:r>
-        <w:t>first_name</w:t>
-      </w:r>
-      <w:proofErr w:type="spellEnd"/>
-      <w:r>
-        <w:t xml:space="preserve"> like ‘%</w:t>
+        <w:t xml:space="preserve">Select * from employee where first_name like </w:t>
+      </w:r>
+      <w:r>
+        <w:t>'</w:t>
+      </w:r>
+      <w:r>
+        <w:t>%</w:t>
       </w:r>
       <w:r>
         <w:t>s</w:t>
       </w:r>
-      <w:proofErr w:type="gramStart"/>
-      <w:r>
-        <w:t>’;</w:t>
-      </w:r>
-      <w:proofErr w:type="gramEnd"/>
+      <w:r>
+        <w:t>'</w:t>
+      </w:r>
+      <w:r>
+        <w:t>;</w:t>
+      </w:r>
     </w:p>
     <w:p>
       <w:r>
@@ -687,24 +394,23 @@
         <w:spacing w:line="360" w:lineRule="auto"/>
       </w:pPr>
       <w:r>
-        <w:t xml:space="preserve">Select * from employee where </w:t>
-      </w:r>
-      <w:proofErr w:type="spellStart"/>
-      <w:r>
-        <w:t>first_name</w:t>
-      </w:r>
-      <w:proofErr w:type="spellEnd"/>
-      <w:r>
-        <w:t xml:space="preserve"> like ‘%</w:t>
+        <w:t xml:space="preserve">Select * from employee where first_name like </w:t>
+      </w:r>
+      <w:r>
+        <w:t>'</w:t>
+      </w:r>
+      <w:r>
+        <w:t>%</w:t>
       </w:r>
       <w:r>
         <w:t>e%</w:t>
       </w:r>
-      <w:proofErr w:type="gramStart"/>
-      <w:r>
-        <w:t>’;</w:t>
-      </w:r>
-      <w:proofErr w:type="gramEnd"/>
+      <w:r>
+        <w:t>'</w:t>
+      </w:r>
+      <w:r>
+        <w:t>;</w:t>
+      </w:r>
     </w:p>
     <w:p>
       <w:pPr>
@@ -717,13 +423,8 @@
         <w:pStyle w:val="ListParagraph"/>
         <w:spacing w:line="360" w:lineRule="auto"/>
       </w:pPr>
-      <w:proofErr w:type="gramStart"/>
-      <w:r>
-        <w:t>_ :</w:t>
-      </w:r>
-      <w:proofErr w:type="gramEnd"/>
-      <w:r>
-        <w:t xml:space="preserve"> only one character can be anything. </w:t>
+      <w:r>
+        <w:t xml:space="preserve">_ : only one character can be anything. </w:t>
       </w:r>
     </w:p>
     <w:p>
@@ -732,29 +433,8 @@
         <w:spacing w:line="360" w:lineRule="auto"/>
       </w:pPr>
       <w:r>
-        <w:t xml:space="preserve">Select * from employee where </w:t>
-      </w:r>
-      <w:proofErr w:type="spellStart"/>
-      <w:r>
-        <w:t>first_name</w:t>
-      </w:r>
-      <w:proofErr w:type="spellEnd"/>
-      <w:r>
-        <w:t xml:space="preserve"> like '</w:t>
-      </w:r>
-      <w:proofErr w:type="spellStart"/>
-      <w:r>
-        <w:t>s_g</w:t>
-      </w:r>
-      <w:proofErr w:type="spellEnd"/>
-      <w:r>
-        <w:t>%</w:t>
-      </w:r>
-      <w:proofErr w:type="gramStart"/>
-      <w:r>
-        <w:t>';</w:t>
-      </w:r>
-      <w:proofErr w:type="gramEnd"/>
+        <w:t>Select * from employee where first_name like 's_g%';</w:t>
+      </w:r>
     </w:p>
     <w:p>
       <w:pPr>

--- a/FSD MERN - Designing and Managing Databases with MongoDB/FSD MERN - Designing and Managing Databases with MongoDB - Day 2 - 12-04-2026.docx
+++ b/FSD MERN - Designing and Managing Databases with MongoDB/FSD MERN - Designing and Managing Databases with MongoDB - Day 2 - 12-04-2026.docx
@@ -115,7 +115,23 @@
     </w:p>
     <w:p>
       <w:r>
-        <w:t>Select * from tableName where columnName RO value;</w:t>
+        <w:t xml:space="preserve">Select * from </w:t>
+      </w:r>
+      <w:proofErr w:type="spellStart"/>
+      <w:r>
+        <w:t>tableName</w:t>
+      </w:r>
+      <w:proofErr w:type="spellEnd"/>
+      <w:r>
+        <w:t xml:space="preserve"> where </w:t>
+      </w:r>
+      <w:proofErr w:type="spellStart"/>
+      <w:r>
+        <w:t>columnName</w:t>
+      </w:r>
+      <w:proofErr w:type="spellEnd"/>
+      <w:r>
+        <w:t xml:space="preserve"> RO value;</w:t>
       </w:r>
     </w:p>
     <w:p>
@@ -131,20 +147,64 @@
         <w:rPr>
           <w:highlight w:val="yellow"/>
         </w:rPr>
-        <w:t>select * from employee where first_name = 'steven';</w:t>
-      </w:r>
-    </w:p>
-    <w:p>
-      <w:r>
-        <w:t>by default in my sql date format is yyyy-mm-dd</w:t>
-      </w:r>
-    </w:p>
-    <w:p>
+        <w:t xml:space="preserve">select * from employee where </w:t>
+      </w:r>
+      <w:proofErr w:type="spellStart"/>
       <w:r>
         <w:rPr>
           <w:highlight w:val="yellow"/>
         </w:rPr>
-        <w:t>select * from employee where hire_date &gt; '1998-12-31';</w:t>
+        <w:t>first_name</w:t>
+      </w:r>
+      <w:proofErr w:type="spellEnd"/>
+      <w:r>
+        <w:rPr>
+          <w:highlight w:val="yellow"/>
+        </w:rPr>
+        <w:t xml:space="preserve"> = 'steven';</w:t>
+      </w:r>
+    </w:p>
+    <w:p>
+      <w:r>
+        <w:t xml:space="preserve">by default in my </w:t>
+      </w:r>
+      <w:proofErr w:type="spellStart"/>
+      <w:r>
+        <w:t>sql</w:t>
+      </w:r>
+      <w:proofErr w:type="spellEnd"/>
+      <w:r>
+        <w:t xml:space="preserve"> date format is </w:t>
+      </w:r>
+      <w:proofErr w:type="spellStart"/>
+      <w:r>
+        <w:t>yyyy</w:t>
+      </w:r>
+      <w:proofErr w:type="spellEnd"/>
+      <w:r>
+        <w:t>-mm-dd</w:t>
+      </w:r>
+    </w:p>
+    <w:p>
+      <w:r>
+        <w:rPr>
+          <w:highlight w:val="yellow"/>
+        </w:rPr>
+        <w:t xml:space="preserve">select * from employee where </w:t>
+      </w:r>
+      <w:proofErr w:type="spellStart"/>
+      <w:r>
+        <w:rPr>
+          <w:highlight w:val="yellow"/>
+        </w:rPr>
+        <w:t>hire_date</w:t>
+      </w:r>
+      <w:proofErr w:type="spellEnd"/>
+      <w:r>
+        <w:rPr>
+          <w:highlight w:val="yellow"/>
+        </w:rPr>
+        <w:t xml:space="preserve"> &gt; '1998-12-31';</w:t>
       </w:r>
     </w:p>
     <w:p/>
@@ -155,8 +215,14 @@
           <w:ilvl w:val="0"/>
           <w:numId w:val="9"/>
         </w:numPr>
-      </w:pPr>
-      <w:r>
+        <w:rPr>
+          <w:highlight w:val="yellow"/>
+        </w:rPr>
+      </w:pPr>
+      <w:r>
+        <w:rPr>
+          <w:highlight w:val="yellow"/>
+        </w:rPr>
         <w:t xml:space="preserve">Between operator : apply condition with range. </w:t>
       </w:r>
     </w:p>
@@ -167,12 +233,44 @@
     </w:p>
     <w:p>
       <w:r>
-        <w:t>Select * from employee where columnName between minValue and maxValue;</w:t>
-      </w:r>
-    </w:p>
-    <w:p>
-      <w:r>
-        <w:t>select * from employee where employee_id between 110 and 120;</w:t>
+        <w:t xml:space="preserve">Select * from employee where </w:t>
+      </w:r>
+      <w:proofErr w:type="spellStart"/>
+      <w:r>
+        <w:t>columnName</w:t>
+      </w:r>
+      <w:proofErr w:type="spellEnd"/>
+      <w:r>
+        <w:t xml:space="preserve"> between </w:t>
+      </w:r>
+      <w:proofErr w:type="spellStart"/>
+      <w:r>
+        <w:t>minValue</w:t>
+      </w:r>
+      <w:proofErr w:type="spellEnd"/>
+      <w:r>
+        <w:t xml:space="preserve"> and </w:t>
+      </w:r>
+      <w:proofErr w:type="spellStart"/>
+      <w:r>
+        <w:t>maxValue</w:t>
+      </w:r>
+      <w:proofErr w:type="spellEnd"/>
+      <w:r>
+        <w:t>;</w:t>
+      </w:r>
+    </w:p>
+    <w:p>
+      <w:r>
+        <w:t xml:space="preserve">select * from employee where </w:t>
+      </w:r>
+      <w:proofErr w:type="spellStart"/>
+      <w:r>
+        <w:t>employee_id</w:t>
+      </w:r>
+      <w:proofErr w:type="spellEnd"/>
+      <w:r>
+        <w:t xml:space="preserve"> between 110 and 120;</w:t>
       </w:r>
     </w:p>
     <w:p>
@@ -182,7 +280,15 @@
     </w:p>
     <w:p>
       <w:r>
-        <w:t>select * from employee where hire_date between '1995-12-31' and '1998-01-01';</w:t>
+        <w:t xml:space="preserve">select * from employee where </w:t>
+      </w:r>
+      <w:proofErr w:type="spellStart"/>
+      <w:r>
+        <w:t>hire_date</w:t>
+      </w:r>
+      <w:proofErr w:type="spellEnd"/>
+      <w:r>
+        <w:t xml:space="preserve"> between '1995-12-31' and '1998-01-01';</w:t>
       </w:r>
     </w:p>
     <w:p>
@@ -192,8 +298,14 @@
           <w:ilvl w:val="0"/>
           <w:numId w:val="9"/>
         </w:numPr>
-      </w:pPr>
-      <w:r>
+        <w:rPr>
+          <w:highlight w:val="yellow"/>
+        </w:rPr>
+      </w:pPr>
+      <w:r>
+        <w:rPr>
+          <w:highlight w:val="yellow"/>
+        </w:rPr>
         <w:t xml:space="preserve">In operator apply more than one equal conditions. </w:t>
       </w:r>
     </w:p>
@@ -210,7 +322,23 @@
         <w:ind w:left="360"/>
       </w:pPr>
       <w:r>
-        <w:t>Select * from tableName where columnName in (v1,v2,v3);</w:t>
+        <w:t xml:space="preserve">Select * from </w:t>
+      </w:r>
+      <w:proofErr w:type="spellStart"/>
+      <w:r>
+        <w:t>tableName</w:t>
+      </w:r>
+      <w:proofErr w:type="spellEnd"/>
+      <w:r>
+        <w:t xml:space="preserve"> where </w:t>
+      </w:r>
+      <w:proofErr w:type="spellStart"/>
+      <w:r>
+        <w:t>columnName</w:t>
+      </w:r>
+      <w:proofErr w:type="spellEnd"/>
+      <w:r>
+        <w:t xml:space="preserve"> in (v1,v2,v3);</w:t>
       </w:r>
     </w:p>
     <w:p>
@@ -218,7 +346,15 @@
         <w:ind w:left="360"/>
       </w:pPr>
       <w:r>
-        <w:t>select * from employee where employee_id in (100,150,120,200);</w:t>
+        <w:t xml:space="preserve">select * from employee where </w:t>
+      </w:r>
+      <w:proofErr w:type="spellStart"/>
+      <w:r>
+        <w:t>employee_id</w:t>
+      </w:r>
+      <w:proofErr w:type="spellEnd"/>
+      <w:r>
+        <w:t xml:space="preserve"> in (100,150,120,200);</w:t>
       </w:r>
     </w:p>
     <w:p>
@@ -226,7 +362,15 @@
         <w:ind w:left="360"/>
       </w:pPr>
       <w:r>
-        <w:t>select * from employee where job_id in('IT_PROG','SA_MAN');</w:t>
+        <w:t xml:space="preserve">select * from employee where </w:t>
+      </w:r>
+      <w:proofErr w:type="spellStart"/>
+      <w:r>
+        <w:t>job_id</w:t>
+      </w:r>
+      <w:proofErr w:type="spellEnd"/>
+      <w:r>
+        <w:t xml:space="preserve"> in('IT_PROG','SA_MAN');</w:t>
       </w:r>
     </w:p>
     <w:p>
@@ -258,21 +402,35 @@
         </w:numPr>
       </w:pPr>
       <w:r>
+        <w:rPr>
+          <w:highlight w:val="yellow"/>
+        </w:rPr>
         <w:lastRenderedPageBreak/>
-        <w:t xml:space="preserve">Like operator : it provide few place holder to search contains in string values. </w:t>
-      </w:r>
-    </w:p>
-    <w:p>
-      <w:pPr>
-        <w:pStyle w:val="ListParagraph"/>
-      </w:pPr>
-    </w:p>
-    <w:p>
-      <w:pPr>
-        <w:pStyle w:val="ListParagraph"/>
-      </w:pPr>
-      <w:r>
-        <w:t>Select * from employee where first_name =’steven’;</w:t>
+        <w:t>Like operator</w:t>
+      </w:r>
+      <w:r>
+        <w:t xml:space="preserve"> : it provide few place holder to search contains in string values. </w:t>
+      </w:r>
+    </w:p>
+    <w:p>
+      <w:pPr>
+        <w:pStyle w:val="ListParagraph"/>
+      </w:pPr>
+    </w:p>
+    <w:p>
+      <w:pPr>
+        <w:pStyle w:val="ListParagraph"/>
+      </w:pPr>
+      <w:r>
+        <w:t xml:space="preserve">Select * from employee where </w:t>
+      </w:r>
+      <w:proofErr w:type="spellStart"/>
+      <w:r>
+        <w:t>first_name</w:t>
+      </w:r>
+      <w:proofErr w:type="spellEnd"/>
+      <w:r>
+        <w:t xml:space="preserve"> =’steven’;</w:t>
       </w:r>
     </w:p>
     <w:p>
@@ -293,7 +451,15 @@
         <w:pStyle w:val="ListParagraph"/>
       </w:pPr>
       <w:r>
-        <w:t>Select * from employee where first_name like ‘steven’;</w:t>
+        <w:t xml:space="preserve">Select * from employee where </w:t>
+      </w:r>
+      <w:proofErr w:type="spellStart"/>
+      <w:r>
+        <w:t>first_name</w:t>
+      </w:r>
+      <w:proofErr w:type="spellEnd"/>
+      <w:r>
+        <w:t xml:space="preserve"> like ‘steven’;</w:t>
       </w:r>
     </w:p>
     <w:p>
@@ -325,7 +491,15 @@
         <w:pStyle w:val="ListParagraph"/>
       </w:pPr>
       <w:r>
-        <w:t xml:space="preserve">Select * from employee where first_name like </w:t>
+        <w:t xml:space="preserve">Select * from employee where </w:t>
+      </w:r>
+      <w:proofErr w:type="spellStart"/>
+      <w:r>
+        <w:t>first_name</w:t>
+      </w:r>
+      <w:proofErr w:type="spellEnd"/>
+      <w:r>
+        <w:t xml:space="preserve"> like </w:t>
       </w:r>
       <w:r>
         <w:t>'</w:t>
@@ -355,7 +529,15 @@
         <w:spacing w:line="360" w:lineRule="auto"/>
       </w:pPr>
       <w:r>
-        <w:t xml:space="preserve">Select * from employee where first_name like </w:t>
+        <w:t xml:space="preserve">Select * from employee where </w:t>
+      </w:r>
+      <w:proofErr w:type="spellStart"/>
+      <w:r>
+        <w:t>first_name</w:t>
+      </w:r>
+      <w:proofErr w:type="spellEnd"/>
+      <w:r>
+        <w:t xml:space="preserve"> like </w:t>
       </w:r>
       <w:r>
         <w:t>'</w:t>
@@ -394,7 +576,15 @@
         <w:spacing w:line="360" w:lineRule="auto"/>
       </w:pPr>
       <w:r>
-        <w:t xml:space="preserve">Select * from employee where first_name like </w:t>
+        <w:t xml:space="preserve">Select * from employee where </w:t>
+      </w:r>
+      <w:proofErr w:type="spellStart"/>
+      <w:r>
+        <w:t>first_name</w:t>
+      </w:r>
+      <w:proofErr w:type="spellEnd"/>
+      <w:r>
+        <w:t xml:space="preserve"> like </w:t>
       </w:r>
       <w:r>
         <w:t>'</w:t>
@@ -433,7 +623,23 @@
         <w:spacing w:line="360" w:lineRule="auto"/>
       </w:pPr>
       <w:r>
-        <w:t>Select * from employee where first_name like 's_g%';</w:t>
+        <w:t xml:space="preserve">Select * from employee where </w:t>
+      </w:r>
+      <w:proofErr w:type="spellStart"/>
+      <w:r>
+        <w:t>first_name</w:t>
+      </w:r>
+      <w:proofErr w:type="spellEnd"/>
+      <w:r>
+        <w:t xml:space="preserve"> like '</w:t>
+      </w:r>
+      <w:proofErr w:type="spellStart"/>
+      <w:r>
+        <w:t>s_g</w:t>
+      </w:r>
+      <w:proofErr w:type="spellEnd"/>
+      <w:r>
+        <w:t>%';</w:t>
       </w:r>
     </w:p>
     <w:p>
@@ -445,8 +651,15 @@
     <w:p>
       <w:pPr>
         <w:pStyle w:val="ListParagraph"/>
+        <w:numPr>
+          <w:ilvl w:val="0"/>
+          <w:numId w:val="9"/>
+        </w:numPr>
         <w:spacing w:line="360" w:lineRule="auto"/>
       </w:pPr>
+      <w:r>
+        <w:t>Null operator :</w:t>
+      </w:r>
     </w:p>
     <w:p/>
     <w:p>

--- a/FSD MERN - Designing and Managing Databases with MongoDB/FSD MERN - Designing and Managing Databases with MongoDB - Day 2 - 12-04-2026.docx
+++ b/FSD MERN - Designing and Managing Databases with MongoDB/FSD MERN - Designing and Managing Databases with MongoDB - Day 2 - 12-04-2026.docx
@@ -105,7 +105,23 @@
         </w:numPr>
       </w:pPr>
       <w:r>
-        <w:t xml:space="preserve">Relational operator : &gt;, &gt;=, &lt;, &lt;=, =, != </w:t>
+        <w:t xml:space="preserve">Relational </w:t>
+      </w:r>
+      <w:proofErr w:type="gramStart"/>
+      <w:r>
+        <w:t>operator :</w:t>
+      </w:r>
+      <w:proofErr w:type="gramEnd"/>
+      <w:r>
+        <w:t xml:space="preserve"> &gt;, &gt;=, &lt;, &lt;=, =</w:t>
+      </w:r>
+      <w:proofErr w:type="gramStart"/>
+      <w:r>
+        <w:t>, !</w:t>
+      </w:r>
+      <w:proofErr w:type="gramEnd"/>
+      <w:r>
+        <w:t xml:space="preserve">= </w:t>
       </w:r>
     </w:p>
     <w:p>
@@ -131,16 +147,29 @@
       </w:r>
       <w:proofErr w:type="spellEnd"/>
       <w:r>
-        <w:t xml:space="preserve"> RO value;</w:t>
-      </w:r>
-    </w:p>
-    <w:p>
-      <w:r>
-        <w:rPr>
-          <w:highlight w:val="yellow"/>
-        </w:rPr>
-        <w:t>select * from employee where salary &gt; 15000;</w:t>
-      </w:r>
+        <w:t xml:space="preserve"> RO </w:t>
+      </w:r>
+      <w:proofErr w:type="gramStart"/>
+      <w:r>
+        <w:t>value;</w:t>
+      </w:r>
+      <w:proofErr w:type="gramEnd"/>
+    </w:p>
+    <w:p>
+      <w:r>
+        <w:rPr>
+          <w:highlight w:val="yellow"/>
+        </w:rPr>
+        <w:t xml:space="preserve">select * from employee where salary &gt; </w:t>
+      </w:r>
+      <w:proofErr w:type="gramStart"/>
+      <w:r>
+        <w:rPr>
+          <w:highlight w:val="yellow"/>
+        </w:rPr>
+        <w:t>15000;</w:t>
+      </w:r>
+      <w:proofErr w:type="gramEnd"/>
     </w:p>
     <w:p>
       <w:r>
@@ -161,12 +190,28 @@
         <w:rPr>
           <w:highlight w:val="yellow"/>
         </w:rPr>
-        <w:t xml:space="preserve"> = 'steven';</w:t>
-      </w:r>
-    </w:p>
-    <w:p>
-      <w:r>
-        <w:t xml:space="preserve">by default in my </w:t>
+        <w:t xml:space="preserve"> = 'steven</w:t>
+      </w:r>
+      <w:proofErr w:type="gramStart"/>
+      <w:r>
+        <w:rPr>
+          <w:highlight w:val="yellow"/>
+        </w:rPr>
+        <w:t>';</w:t>
+      </w:r>
+      <w:proofErr w:type="gramEnd"/>
+    </w:p>
+    <w:p>
+      <w:r>
+        <w:t xml:space="preserve">by </w:t>
+      </w:r>
+      <w:proofErr w:type="gramStart"/>
+      <w:r>
+        <w:t>default</w:t>
+      </w:r>
+      <w:proofErr w:type="gramEnd"/>
+      <w:r>
+        <w:t xml:space="preserve"> in my </w:t>
       </w:r>
       <w:proofErr w:type="spellStart"/>
       <w:r>
@@ -204,8 +249,16 @@
         <w:rPr>
           <w:highlight w:val="yellow"/>
         </w:rPr>
-        <w:t xml:space="preserve"> &gt; '1998-12-31';</w:t>
-      </w:r>
+        <w:t xml:space="preserve"> &gt; '1998-12-31</w:t>
+      </w:r>
+      <w:proofErr w:type="gramStart"/>
+      <w:r>
+        <w:rPr>
+          <w:highlight w:val="yellow"/>
+        </w:rPr>
+        <w:t>';</w:t>
+      </w:r>
+      <w:proofErr w:type="gramEnd"/>
     </w:p>
     <w:p/>
     <w:p>
@@ -223,7 +276,21 @@
         <w:rPr>
           <w:highlight w:val="yellow"/>
         </w:rPr>
-        <w:t xml:space="preserve">Between operator : apply condition with range. </w:t>
+        <w:t xml:space="preserve">Between </w:t>
+      </w:r>
+      <w:proofErr w:type="gramStart"/>
+      <w:r>
+        <w:rPr>
+          <w:highlight w:val="yellow"/>
+        </w:rPr>
+        <w:t>operator :</w:t>
+      </w:r>
+      <w:proofErr w:type="gramEnd"/>
+      <w:r>
+        <w:rPr>
+          <w:highlight w:val="yellow"/>
+        </w:rPr>
+        <w:t xml:space="preserve"> apply condition with range. </w:t>
       </w:r>
     </w:p>
     <w:p>
@@ -252,6 +319,7 @@
         <w:t xml:space="preserve"> and </w:t>
       </w:r>
       <w:proofErr w:type="spellStart"/>
+      <w:proofErr w:type="gramStart"/>
       <w:r>
         <w:t>maxValue</w:t>
       </w:r>
@@ -259,6 +327,7 @@
       <w:r>
         <w:t>;</w:t>
       </w:r>
+      <w:proofErr w:type="gramEnd"/>
     </w:p>
     <w:p>
       <w:r>
@@ -270,13 +339,23 @@
       </w:r>
       <w:proofErr w:type="spellEnd"/>
       <w:r>
-        <w:t xml:space="preserve"> between 110 and 120;</w:t>
-      </w:r>
-    </w:p>
-    <w:p>
-      <w:r>
-        <w:t>select * from employee where salary between 10000 and 15000;</w:t>
-      </w:r>
+        <w:t xml:space="preserve"> between 110 and </w:t>
+      </w:r>
+      <w:proofErr w:type="gramStart"/>
+      <w:r>
+        <w:t>120;</w:t>
+      </w:r>
+      <w:proofErr w:type="gramEnd"/>
+    </w:p>
+    <w:p>
+      <w:r>
+        <w:t xml:space="preserve">select * from employee where salary between 10000 and </w:t>
+      </w:r>
+      <w:proofErr w:type="gramStart"/>
+      <w:r>
+        <w:t>15000;</w:t>
+      </w:r>
+      <w:proofErr w:type="gramEnd"/>
     </w:p>
     <w:p>
       <w:r>
@@ -288,8 +367,13 @@
       </w:r>
       <w:proofErr w:type="spellEnd"/>
       <w:r>
-        <w:t xml:space="preserve"> between '1995-12-31' and '1998-01-01';</w:t>
-      </w:r>
+        <w:t xml:space="preserve"> between '1995-12-31' and '1998-01-01</w:t>
+      </w:r>
+      <w:proofErr w:type="gramStart"/>
+      <w:r>
+        <w:t>';</w:t>
+      </w:r>
+      <w:proofErr w:type="gramEnd"/>
     </w:p>
     <w:p>
       <w:pPr>
@@ -306,7 +390,21 @@
         <w:rPr>
           <w:highlight w:val="yellow"/>
         </w:rPr>
-        <w:t xml:space="preserve">In operator apply more than one equal conditions. </w:t>
+        <w:t xml:space="preserve">In operator apply more than one equal </w:t>
+      </w:r>
+      <w:proofErr w:type="gramStart"/>
+      <w:r>
+        <w:rPr>
+          <w:highlight w:val="yellow"/>
+        </w:rPr>
+        <w:t>conditions</w:t>
+      </w:r>
+      <w:proofErr w:type="gramEnd"/>
+      <w:r>
+        <w:rPr>
+          <w:highlight w:val="yellow"/>
+        </w:rPr>
+        <w:t xml:space="preserve">. </w:t>
       </w:r>
     </w:p>
     <w:p>
@@ -338,8 +436,21 @@
       </w:r>
       <w:proofErr w:type="spellEnd"/>
       <w:r>
-        <w:t xml:space="preserve"> in (v1,v2,v3);</w:t>
-      </w:r>
+        <w:t xml:space="preserve"> in (v</w:t>
+      </w:r>
+      <w:proofErr w:type="gramStart"/>
+      <w:r>
+        <w:t>1,v2,v</w:t>
+      </w:r>
+      <w:proofErr w:type="gramEnd"/>
+      <w:r>
+        <w:t>3</w:t>
+      </w:r>
+      <w:proofErr w:type="gramStart"/>
+      <w:r>
+        <w:t>);</w:t>
+      </w:r>
+      <w:proofErr w:type="gramEnd"/>
     </w:p>
     <w:p>
       <w:pPr>
@@ -354,8 +465,13 @@
       </w:r>
       <w:proofErr w:type="spellEnd"/>
       <w:r>
-        <w:t xml:space="preserve"> in (100,150,120,200);</w:t>
-      </w:r>
+        <w:t xml:space="preserve"> in (100,150,120,200</w:t>
+      </w:r>
+      <w:proofErr w:type="gramStart"/>
+      <w:r>
+        <w:t>);</w:t>
+      </w:r>
+      <w:proofErr w:type="gramEnd"/>
     </w:p>
     <w:p>
       <w:pPr>
@@ -370,8 +486,13 @@
       </w:r>
       <w:proofErr w:type="spellEnd"/>
       <w:r>
-        <w:t xml:space="preserve"> in('IT_PROG','SA_MAN');</w:t>
-      </w:r>
+        <w:t xml:space="preserve"> in('IT_PROG','SA_MAN'</w:t>
+      </w:r>
+      <w:proofErr w:type="gramStart"/>
+      <w:r>
+        <w:t>);</w:t>
+      </w:r>
+      <w:proofErr w:type="gramEnd"/>
     </w:p>
     <w:p>
       <w:pPr>
@@ -406,10 +527,37 @@
           <w:highlight w:val="yellow"/>
         </w:rPr>
         <w:lastRenderedPageBreak/>
-        <w:t>Like operator</w:t>
-      </w:r>
-      <w:r>
-        <w:t xml:space="preserve"> : it provide few place holder to search contains in string values. </w:t>
+        <w:t xml:space="preserve">Like </w:t>
+      </w:r>
+      <w:proofErr w:type="gramStart"/>
+      <w:r>
+        <w:rPr>
+          <w:highlight w:val="yellow"/>
+        </w:rPr>
+        <w:t>operator</w:t>
+      </w:r>
+      <w:r>
+        <w:t xml:space="preserve"> :</w:t>
+      </w:r>
+      <w:proofErr w:type="gramEnd"/>
+      <w:r>
+        <w:t xml:space="preserve"> it </w:t>
+      </w:r>
+      <w:proofErr w:type="gramStart"/>
+      <w:r>
+        <w:t>provide</w:t>
+      </w:r>
+      <w:proofErr w:type="gramEnd"/>
+      <w:r>
+        <w:t xml:space="preserve"> few place </w:t>
+      </w:r>
+      <w:proofErr w:type="gramStart"/>
+      <w:r>
+        <w:t>holder</w:t>
+      </w:r>
+      <w:proofErr w:type="gramEnd"/>
+      <w:r>
+        <w:t xml:space="preserve"> to search contains in string values. </w:t>
       </w:r>
     </w:p>
     <w:p>
@@ -430,8 +578,13 @@
       </w:r>
       <w:proofErr w:type="spellEnd"/>
       <w:r>
-        <w:t xml:space="preserve"> =’steven’;</w:t>
-      </w:r>
+        <w:t xml:space="preserve"> =’steven</w:t>
+      </w:r>
+      <w:proofErr w:type="gramStart"/>
+      <w:r>
+        <w:t>’;</w:t>
+      </w:r>
+      <w:proofErr w:type="gramEnd"/>
     </w:p>
     <w:p>
       <w:pPr>
@@ -459,8 +612,13 @@
       </w:r>
       <w:proofErr w:type="spellEnd"/>
       <w:r>
-        <w:t xml:space="preserve"> like ‘steven’;</w:t>
-      </w:r>
+        <w:t xml:space="preserve"> like ‘steven</w:t>
+      </w:r>
+      <w:proofErr w:type="gramStart"/>
+      <w:r>
+        <w:t>’;</w:t>
+      </w:r>
+      <w:proofErr w:type="gramEnd"/>
     </w:p>
     <w:p>
       <w:pPr>
@@ -510,12 +668,14 @@
       <w:r>
         <w:t>%</w:t>
       </w:r>
+      <w:proofErr w:type="gramStart"/>
       <w:r>
         <w:t>'</w:t>
       </w:r>
       <w:r>
         <w:t>;</w:t>
       </w:r>
+      <w:proofErr w:type="gramEnd"/>
     </w:p>
     <w:p>
       <w:r>
@@ -548,12 +708,14 @@
       <w:r>
         <w:t>s</w:t>
       </w:r>
+      <w:proofErr w:type="gramStart"/>
       <w:r>
         <w:t>'</w:t>
       </w:r>
       <w:r>
         <w:t>;</w:t>
       </w:r>
+      <w:proofErr w:type="gramEnd"/>
     </w:p>
     <w:p>
       <w:r>
@@ -595,12 +757,14 @@
       <w:r>
         <w:t>e%</w:t>
       </w:r>
+      <w:proofErr w:type="gramStart"/>
       <w:r>
         <w:t>'</w:t>
       </w:r>
       <w:r>
         <w:t>;</w:t>
       </w:r>
+      <w:proofErr w:type="gramEnd"/>
     </w:p>
     <w:p>
       <w:pPr>
@@ -613,8 +777,13 @@
         <w:pStyle w:val="ListParagraph"/>
         <w:spacing w:line="360" w:lineRule="auto"/>
       </w:pPr>
-      <w:r>
-        <w:t xml:space="preserve">_ : only one character can be anything. </w:t>
+      <w:proofErr w:type="gramStart"/>
+      <w:r>
+        <w:t>_ :</w:t>
+      </w:r>
+      <w:proofErr w:type="gramEnd"/>
+      <w:r>
+        <w:t xml:space="preserve"> only one character can be anything. </w:t>
       </w:r>
     </w:p>
     <w:p>
@@ -639,8 +808,13 @@
       </w:r>
       <w:proofErr w:type="spellEnd"/>
       <w:r>
-        <w:t>%';</w:t>
-      </w:r>
+        <w:t>%</w:t>
+      </w:r>
+      <w:proofErr w:type="gramStart"/>
+      <w:r>
+        <w:t>';</w:t>
+      </w:r>
+      <w:proofErr w:type="gramEnd"/>
     </w:p>
     <w:p>
       <w:pPr>
@@ -658,27 +832,845 @@
         <w:spacing w:line="360" w:lineRule="auto"/>
       </w:pPr>
       <w:r>
-        <w:t>Null operator :</w:t>
+        <w:t>Is n</w:t>
+      </w:r>
+      <w:r>
+        <w:t xml:space="preserve">ull </w:t>
+      </w:r>
+      <w:proofErr w:type="gramStart"/>
+      <w:r>
+        <w:t>operator :</w:t>
+      </w:r>
+      <w:proofErr w:type="gramEnd"/>
+      <w:r>
+        <w:t xml:space="preserve"> null (empty value) </w:t>
+      </w:r>
+    </w:p>
+    <w:p>
+      <w:pPr>
+        <w:ind w:left="720"/>
+      </w:pPr>
+      <w:r>
+        <w:t xml:space="preserve">Select * from employee where </w:t>
+      </w:r>
+      <w:proofErr w:type="spellStart"/>
+      <w:r>
+        <w:t>department_id</w:t>
+      </w:r>
+      <w:proofErr w:type="spellEnd"/>
+      <w:r>
+        <w:t xml:space="preserve"> is </w:t>
+      </w:r>
+      <w:proofErr w:type="gramStart"/>
+      <w:r>
+        <w:t>null;</w:t>
+      </w:r>
+      <w:proofErr w:type="gramEnd"/>
+    </w:p>
+    <w:p>
+      <w:r>
+        <w:tab/>
+      </w:r>
+    </w:p>
+    <w:p>
+      <w:pPr>
+        <w:pStyle w:val="ListParagraph"/>
+      </w:pPr>
+      <w:r>
+        <w:t xml:space="preserve">If we want to apply more than one condition. </w:t>
+      </w:r>
+    </w:p>
+    <w:p>
+      <w:pPr>
+        <w:pStyle w:val="ListParagraph"/>
+      </w:pPr>
+      <w:r>
+        <w:t xml:space="preserve">Then we need to use conditional operator with where clause </w:t>
+      </w:r>
+    </w:p>
+    <w:p>
+      <w:pPr>
+        <w:pStyle w:val="ListParagraph"/>
+      </w:pPr>
+    </w:p>
+    <w:p>
+      <w:pPr>
+        <w:pStyle w:val="ListParagraph"/>
+      </w:pPr>
+      <w:proofErr w:type="gramStart"/>
+      <w:r>
+        <w:t>and :</w:t>
+      </w:r>
+      <w:proofErr w:type="gramEnd"/>
+      <w:r>
+        <w:t xml:space="preserve"> all condition must be true </w:t>
+      </w:r>
+    </w:p>
+    <w:p>
+      <w:pPr>
+        <w:pStyle w:val="ListParagraph"/>
+      </w:pPr>
+      <w:proofErr w:type="gramStart"/>
+      <w:r>
+        <w:t>or :</w:t>
+      </w:r>
+      <w:proofErr w:type="gramEnd"/>
+      <w:r>
+        <w:t xml:space="preserve"> any one condition must be true </w:t>
+      </w:r>
+    </w:p>
+    <w:p>
+      <w:pPr>
+        <w:pStyle w:val="ListParagraph"/>
+      </w:pPr>
+      <w:proofErr w:type="gramStart"/>
+      <w:r>
+        <w:t>not :</w:t>
+      </w:r>
+      <w:proofErr w:type="gramEnd"/>
+      <w:r>
+        <w:t xml:space="preserve"> negation (if condition true it consider as false and vice-versa)</w:t>
+      </w:r>
+    </w:p>
+    <w:p>
+      <w:pPr>
+        <w:pStyle w:val="ListParagraph"/>
+      </w:pPr>
+    </w:p>
+    <w:p>
+      <w:pPr>
+        <w:pStyle w:val="ListParagraph"/>
+      </w:pPr>
+    </w:p>
+    <w:p>
+      <w:pPr>
+        <w:pStyle w:val="ListParagraph"/>
+        <w:rPr>
+          <w:highlight w:val="yellow"/>
+        </w:rPr>
+      </w:pPr>
+      <w:r>
+        <w:rPr>
+          <w:highlight w:val="yellow"/>
+        </w:rPr>
+        <w:t xml:space="preserve">Select * from employee where </w:t>
+      </w:r>
+      <w:proofErr w:type="spellStart"/>
+      <w:r>
+        <w:rPr>
+          <w:highlight w:val="yellow"/>
+        </w:rPr>
+        <w:t>job_id</w:t>
+      </w:r>
+      <w:proofErr w:type="spellEnd"/>
+      <w:r>
+        <w:rPr>
+          <w:highlight w:val="yellow"/>
+        </w:rPr>
+        <w:t xml:space="preserve"> like 'IT_PROG' and salary &gt; </w:t>
+      </w:r>
+      <w:proofErr w:type="gramStart"/>
+      <w:r>
+        <w:rPr>
+          <w:highlight w:val="yellow"/>
+        </w:rPr>
+        <w:t>5000;</w:t>
+      </w:r>
+      <w:proofErr w:type="gramEnd"/>
+    </w:p>
+    <w:p>
+      <w:pPr>
+        <w:pStyle w:val="ListParagraph"/>
+        <w:rPr>
+          <w:highlight w:val="yellow"/>
+        </w:rPr>
+      </w:pPr>
+      <w:r>
+        <w:rPr>
+          <w:highlight w:val="yellow"/>
+        </w:rPr>
+        <w:t xml:space="preserve">Select * from employee where </w:t>
+      </w:r>
+      <w:proofErr w:type="spellStart"/>
+      <w:r>
+        <w:rPr>
+          <w:highlight w:val="yellow"/>
+        </w:rPr>
+        <w:t>job_id</w:t>
+      </w:r>
+      <w:proofErr w:type="spellEnd"/>
+      <w:r>
+        <w:rPr>
+          <w:highlight w:val="yellow"/>
+        </w:rPr>
+        <w:t xml:space="preserve"> like 'IT_PROG' or salary &gt; </w:t>
+      </w:r>
+      <w:proofErr w:type="gramStart"/>
+      <w:r>
+        <w:rPr>
+          <w:highlight w:val="yellow"/>
+        </w:rPr>
+        <w:t>5000;</w:t>
+      </w:r>
+      <w:proofErr w:type="gramEnd"/>
+    </w:p>
+    <w:p>
+      <w:pPr>
+        <w:pStyle w:val="ListParagraph"/>
+        <w:rPr>
+          <w:highlight w:val="yellow"/>
+        </w:rPr>
+      </w:pPr>
+      <w:r>
+        <w:rPr>
+          <w:highlight w:val="yellow"/>
+        </w:rPr>
+        <w:t xml:space="preserve">Select * from employee where salary not between 5000 and </w:t>
+      </w:r>
+      <w:proofErr w:type="gramStart"/>
+      <w:r>
+        <w:rPr>
+          <w:highlight w:val="yellow"/>
+        </w:rPr>
+        <w:t>10000;</w:t>
+      </w:r>
+      <w:proofErr w:type="gramEnd"/>
+    </w:p>
+    <w:p>
+      <w:pPr>
+        <w:pStyle w:val="ListParagraph"/>
+      </w:pPr>
+      <w:r>
+        <w:rPr>
+          <w:highlight w:val="yellow"/>
+        </w:rPr>
+        <w:t xml:space="preserve">Select * from employee where </w:t>
+      </w:r>
+      <w:proofErr w:type="spellStart"/>
+      <w:r>
+        <w:rPr>
+          <w:highlight w:val="yellow"/>
+        </w:rPr>
+        <w:t>department_id</w:t>
+      </w:r>
+      <w:proofErr w:type="spellEnd"/>
+      <w:r>
+        <w:rPr>
+          <w:highlight w:val="yellow"/>
+        </w:rPr>
+        <w:t xml:space="preserve"> not in (60,80,50</w:t>
+      </w:r>
+      <w:proofErr w:type="gramStart"/>
+      <w:r>
+        <w:rPr>
+          <w:highlight w:val="yellow"/>
+        </w:rPr>
+        <w:t>);</w:t>
+      </w:r>
+      <w:proofErr w:type="gramEnd"/>
+    </w:p>
+    <w:p>
+      <w:pPr>
+        <w:pStyle w:val="ListParagraph"/>
+      </w:pPr>
+      <w:r>
+        <w:rPr>
+          <w:highlight w:val="yellow"/>
+        </w:rPr>
+        <w:t xml:space="preserve">Select * from employee where </w:t>
+      </w:r>
+      <w:proofErr w:type="spellStart"/>
+      <w:r>
+        <w:rPr>
+          <w:highlight w:val="yellow"/>
+        </w:rPr>
+        <w:t>department_id</w:t>
+      </w:r>
+      <w:proofErr w:type="spellEnd"/>
+      <w:r>
+        <w:rPr>
+          <w:highlight w:val="yellow"/>
+        </w:rPr>
+        <w:t xml:space="preserve"> is not null</w:t>
+      </w:r>
+    </w:p>
+    <w:p>
+      <w:pPr>
+        <w:pStyle w:val="ListParagraph"/>
+      </w:pPr>
+    </w:p>
+    <w:p>
+      <w:pPr>
+        <w:pStyle w:val="ListParagraph"/>
+      </w:pPr>
+    </w:p>
+    <w:p>
+      <w:proofErr w:type="gramStart"/>
+      <w:r>
+        <w:rPr>
+          <w:highlight w:val="yellow"/>
+        </w:rPr>
+        <w:t>Join</w:t>
+      </w:r>
+      <w:r>
+        <w:t xml:space="preserve">  :</w:t>
+      </w:r>
+      <w:proofErr w:type="gramEnd"/>
+      <w:r>
+        <w:t xml:space="preserve"> Join is </w:t>
+      </w:r>
+      <w:proofErr w:type="gramStart"/>
+      <w:r>
+        <w:t>use</w:t>
+      </w:r>
+      <w:proofErr w:type="gramEnd"/>
+      <w:r>
+        <w:t xml:space="preserve"> to retrieve more than one column from more than one table with or without conditions. </w:t>
+      </w:r>
+    </w:p>
+    <w:p>
+      <w:pPr>
+        <w:pStyle w:val="ListParagraph"/>
+        <w:numPr>
+          <w:ilvl w:val="0"/>
+          <w:numId w:val="10"/>
+        </w:numPr>
+      </w:pPr>
+      <w:r>
+        <w:t xml:space="preserve">Cartesian product </w:t>
+      </w:r>
+    </w:p>
+    <w:p>
+      <w:pPr>
+        <w:pStyle w:val="ListParagraph"/>
+      </w:pPr>
+      <w:r>
+        <w:t xml:space="preserve">Select </w:t>
+      </w:r>
+      <w:proofErr w:type="spellStart"/>
+      <w:r>
+        <w:t>fewColumnFromFirstTable</w:t>
+      </w:r>
+      <w:proofErr w:type="spellEnd"/>
+      <w:r>
+        <w:t xml:space="preserve">, </w:t>
+      </w:r>
+      <w:proofErr w:type="spellStart"/>
+      <w:r>
+        <w:t>fewColumnFromSecondTable</w:t>
+      </w:r>
+      <w:proofErr w:type="spellEnd"/>
+      <w:r>
+        <w:t xml:space="preserve"> from </w:t>
+      </w:r>
+      <w:proofErr w:type="spellStart"/>
+      <w:proofErr w:type="gramStart"/>
+      <w:r>
+        <w:t>firstTableName,secondTableName</w:t>
+      </w:r>
+      <w:proofErr w:type="spellEnd"/>
+      <w:proofErr w:type="gramEnd"/>
+      <w:r>
+        <w:t>;</w:t>
+      </w:r>
+    </w:p>
+    <w:p>
+      <w:pPr>
+        <w:pStyle w:val="ListParagraph"/>
+      </w:pPr>
+    </w:p>
+    <w:p>
+      <w:pPr>
+        <w:pStyle w:val="ListParagraph"/>
+      </w:pPr>
+      <w:r>
+        <w:t xml:space="preserve">M*N = </w:t>
+      </w:r>
+      <w:proofErr w:type="spellStart"/>
+      <w:r>
+        <w:t>mn</w:t>
+      </w:r>
+      <w:proofErr w:type="spellEnd"/>
+      <w:r>
+        <w:t xml:space="preserve"> </w:t>
+      </w:r>
+    </w:p>
+    <w:p>
+      <w:pPr>
+        <w:pStyle w:val="ListParagraph"/>
+      </w:pPr>
+    </w:p>
+    <w:p>
+      <w:r>
+        <w:tab/>
+        <w:t xml:space="preserve">Student Table </w:t>
+      </w:r>
+    </w:p>
+    <w:p>
+      <w:r>
+        <w:tab/>
+        <w:t xml:space="preserve">John </w:t>
+      </w:r>
+    </w:p>
+    <w:p>
+      <w:r>
+        <w:tab/>
+        <w:t>Raj</w:t>
       </w:r>
     </w:p>
     <w:p/>
     <w:p>
       <w:r>
         <w:tab/>
-      </w:r>
-    </w:p>
-    <w:p>
-      <w:pPr>
-        <w:pStyle w:val="ListParagraph"/>
-      </w:pPr>
+        <w:t xml:space="preserve">Technology </w:t>
+      </w:r>
+    </w:p>
+    <w:p>
+      <w:r>
+        <w:tab/>
+        <w:t xml:space="preserve">Java </w:t>
+      </w:r>
+    </w:p>
+    <w:p>
+      <w:r>
+        <w:tab/>
+        <w:t xml:space="preserve">Python </w:t>
+      </w:r>
+    </w:p>
+    <w:p>
+      <w:r>
+        <w:tab/>
+        <w:t xml:space="preserve">AI </w:t>
+      </w:r>
+    </w:p>
+    <w:p/>
+    <w:p>
+      <w:r>
+        <w:rPr>
+          <w:highlight w:val="yellow"/>
+        </w:rPr>
+        <w:t xml:space="preserve">select </w:t>
+      </w:r>
+      <w:proofErr w:type="spellStart"/>
+      <w:r>
+        <w:rPr>
+          <w:highlight w:val="yellow"/>
+        </w:rPr>
+        <w:t>first_</w:t>
+      </w:r>
+      <w:proofErr w:type="gramStart"/>
+      <w:r>
+        <w:rPr>
+          <w:highlight w:val="yellow"/>
+        </w:rPr>
+        <w:t>name,salary</w:t>
+      </w:r>
+      <w:proofErr w:type="gramEnd"/>
+      <w:r>
+        <w:rPr>
+          <w:highlight w:val="yellow"/>
+        </w:rPr>
+        <w:t>,department_name</w:t>
+      </w:r>
+      <w:proofErr w:type="spellEnd"/>
+      <w:r>
+        <w:rPr>
+          <w:highlight w:val="yellow"/>
+        </w:rPr>
+        <w:t xml:space="preserve"> from </w:t>
+      </w:r>
+      <w:proofErr w:type="spellStart"/>
+      <w:proofErr w:type="gramStart"/>
+      <w:r>
+        <w:rPr>
+          <w:highlight w:val="yellow"/>
+        </w:rPr>
+        <w:t>employee,department</w:t>
+      </w:r>
+      <w:proofErr w:type="spellEnd"/>
+      <w:proofErr w:type="gramEnd"/>
+      <w:r>
+        <w:rPr>
+          <w:highlight w:val="yellow"/>
+        </w:rPr>
+        <w:t>;</w:t>
+      </w:r>
+    </w:p>
+    <w:p>
+      <w:r>
+        <w:t xml:space="preserve">if </w:t>
+      </w:r>
+      <w:proofErr w:type="gramStart"/>
+      <w:r>
+        <w:t>both</w:t>
+      </w:r>
+      <w:proofErr w:type="gramEnd"/>
+      <w:r>
+        <w:t xml:space="preserve"> table contains common column </w:t>
+      </w:r>
+      <w:proofErr w:type="gramStart"/>
+      <w:r>
+        <w:t>name</w:t>
+      </w:r>
+      <w:proofErr w:type="gramEnd"/>
+      <w:r>
+        <w:t xml:space="preserve"> then you can use below query </w:t>
+      </w:r>
+    </w:p>
+    <w:p>
+      <w:r>
+        <w:rPr>
+          <w:highlight w:val="yellow"/>
+        </w:rPr>
+        <w:t>select</w:t>
+      </w:r>
+      <w:r>
+        <w:t xml:space="preserve"> </w:t>
+      </w:r>
+      <w:proofErr w:type="gramStart"/>
+      <w:r>
+        <w:rPr>
+          <w:highlight w:val="yellow"/>
+        </w:rPr>
+        <w:t>employee.first</w:t>
+      </w:r>
+      <w:proofErr w:type="gramEnd"/>
+      <w:r>
+        <w:rPr>
+          <w:highlight w:val="yellow"/>
+        </w:rPr>
+        <w:t>_</w:t>
+      </w:r>
+      <w:proofErr w:type="gramStart"/>
+      <w:r>
+        <w:rPr>
+          <w:highlight w:val="yellow"/>
+        </w:rPr>
+        <w:t>name,employee</w:t>
+      </w:r>
+      <w:proofErr w:type="gramEnd"/>
+      <w:r>
+        <w:rPr>
+          <w:highlight w:val="yellow"/>
+        </w:rPr>
+        <w:t>.</w:t>
+      </w:r>
+      <w:proofErr w:type="gramStart"/>
+      <w:r>
+        <w:rPr>
+          <w:highlight w:val="yellow"/>
+        </w:rPr>
+        <w:t>salary,employee</w:t>
+      </w:r>
+      <w:proofErr w:type="gramEnd"/>
+      <w:r>
+        <w:rPr>
+          <w:highlight w:val="yellow"/>
+        </w:rPr>
+        <w:t>.department_</w:t>
+      </w:r>
+      <w:proofErr w:type="gramStart"/>
+      <w:r>
+        <w:rPr>
+          <w:highlight w:val="yellow"/>
+        </w:rPr>
+        <w:t>id,department</w:t>
+      </w:r>
+      <w:proofErr w:type="gramEnd"/>
+      <w:r>
+        <w:rPr>
+          <w:highlight w:val="yellow"/>
+        </w:rPr>
+        <w:t xml:space="preserve">.department_name from </w:t>
+      </w:r>
+      <w:proofErr w:type="spellStart"/>
+      <w:proofErr w:type="gramStart"/>
+      <w:r>
+        <w:rPr>
+          <w:highlight w:val="yellow"/>
+        </w:rPr>
+        <w:t>employee,department</w:t>
+      </w:r>
+      <w:proofErr w:type="spellEnd"/>
+      <w:proofErr w:type="gramEnd"/>
+      <w:r>
+        <w:rPr>
+          <w:highlight w:val="yellow"/>
+        </w:rPr>
+        <w:t>;</w:t>
+      </w:r>
+    </w:p>
+    <w:p>
+      <w:r>
+        <w:t xml:space="preserve">table alias </w:t>
+      </w:r>
+    </w:p>
+    <w:p>
+      <w:r>
+        <w:rPr>
+          <w:highlight w:val="yellow"/>
+        </w:rPr>
+        <w:t xml:space="preserve">select </w:t>
+      </w:r>
+      <w:proofErr w:type="gramStart"/>
+      <w:r>
+        <w:rPr>
+          <w:highlight w:val="yellow"/>
+        </w:rPr>
+        <w:t>emp.first</w:t>
+      </w:r>
+      <w:proofErr w:type="gramEnd"/>
+      <w:r>
+        <w:rPr>
+          <w:highlight w:val="yellow"/>
+        </w:rPr>
+        <w:t>_</w:t>
+      </w:r>
+      <w:proofErr w:type="gramStart"/>
+      <w:r>
+        <w:rPr>
+          <w:highlight w:val="yellow"/>
+        </w:rPr>
+        <w:t>name,emp</w:t>
+      </w:r>
+      <w:proofErr w:type="gramEnd"/>
+      <w:r>
+        <w:rPr>
+          <w:highlight w:val="yellow"/>
+        </w:rPr>
+        <w:t>.</w:t>
+      </w:r>
+      <w:proofErr w:type="gramStart"/>
+      <w:r>
+        <w:rPr>
+          <w:highlight w:val="yellow"/>
+        </w:rPr>
+        <w:t>salary,emp</w:t>
+      </w:r>
+      <w:proofErr w:type="gramEnd"/>
+      <w:r>
+        <w:rPr>
+          <w:highlight w:val="yellow"/>
+        </w:rPr>
+        <w:t>.department_</w:t>
+      </w:r>
+      <w:proofErr w:type="gramStart"/>
+      <w:r>
+        <w:rPr>
+          <w:highlight w:val="yellow"/>
+        </w:rPr>
+        <w:t>id,dept</w:t>
+      </w:r>
+      <w:proofErr w:type="gramEnd"/>
+      <w:r>
+        <w:rPr>
+          <w:highlight w:val="yellow"/>
+        </w:rPr>
+        <w:t xml:space="preserve">.department_name from employee </w:t>
+      </w:r>
+      <w:proofErr w:type="spellStart"/>
+      <w:proofErr w:type="gramStart"/>
+      <w:r>
+        <w:rPr>
+          <w:highlight w:val="yellow"/>
+        </w:rPr>
+        <w:t>emp,department</w:t>
+      </w:r>
+      <w:proofErr w:type="spellEnd"/>
+      <w:proofErr w:type="gramEnd"/>
+      <w:r>
+        <w:rPr>
+          <w:highlight w:val="yellow"/>
+        </w:rPr>
+        <w:t xml:space="preserve"> </w:t>
+      </w:r>
+      <w:proofErr w:type="gramStart"/>
+      <w:r>
+        <w:rPr>
+          <w:highlight w:val="yellow"/>
+        </w:rPr>
+        <w:t>dept;</w:t>
+      </w:r>
+      <w:proofErr w:type="gramEnd"/>
+    </w:p>
+    <w:p/>
+    <w:p>
+      <w:pPr>
+        <w:pStyle w:val="ListParagraph"/>
+        <w:numPr>
+          <w:ilvl w:val="0"/>
+          <w:numId w:val="10"/>
+        </w:numPr>
+      </w:pPr>
+      <w:r>
+        <w:t xml:space="preserve">Inner </w:t>
+      </w:r>
+      <w:proofErr w:type="gramStart"/>
+      <w:r>
+        <w:t>join :</w:t>
+      </w:r>
+      <w:proofErr w:type="gramEnd"/>
+      <w:r>
+        <w:t xml:space="preserve"> we need to compare common column between 2 tables. </w:t>
+      </w:r>
+    </w:p>
+    <w:p>
+      <w:pPr>
+        <w:pStyle w:val="ListParagraph"/>
+      </w:pPr>
+    </w:p>
+    <w:p/>
+    <w:p>
+      <w:r>
+        <w:lastRenderedPageBreak/>
+        <w:t xml:space="preserve">Select </w:t>
+      </w:r>
+      <w:proofErr w:type="spellStart"/>
+      <w:r>
+        <w:t>fewColumnFromFirstTable</w:t>
+      </w:r>
+      <w:proofErr w:type="spellEnd"/>
+      <w:r>
+        <w:t xml:space="preserve">, </w:t>
+      </w:r>
+      <w:proofErr w:type="spellStart"/>
+      <w:r>
+        <w:t>fewColumnFromSecondTable</w:t>
+      </w:r>
+      <w:proofErr w:type="spellEnd"/>
+      <w:r>
+        <w:t xml:space="preserve"> from </w:t>
+      </w:r>
+      <w:proofErr w:type="spellStart"/>
+      <w:r>
+        <w:t>firstTable</w:t>
+      </w:r>
+      <w:proofErr w:type="spellEnd"/>
+      <w:r>
+        <w:t xml:space="preserve"> inner join </w:t>
+      </w:r>
+      <w:proofErr w:type="spellStart"/>
+      <w:r>
+        <w:t>secondTableName</w:t>
+      </w:r>
+      <w:proofErr w:type="spellEnd"/>
+      <w:r>
+        <w:t xml:space="preserve"> on </w:t>
+      </w:r>
+      <w:proofErr w:type="spellStart"/>
+      <w:r>
+        <w:t>firstTableCommonColumn</w:t>
+      </w:r>
+      <w:proofErr w:type="spellEnd"/>
+      <w:r>
+        <w:t>=</w:t>
+      </w:r>
+      <w:proofErr w:type="spellStart"/>
+      <w:r>
+        <w:t>secondTableCommonColumn</w:t>
+      </w:r>
+      <w:proofErr w:type="spellEnd"/>
+    </w:p>
+    <w:p/>
+    <w:p>
+      <w:r>
+        <w:rPr>
+          <w:highlight w:val="yellow"/>
+        </w:rPr>
+        <w:t xml:space="preserve">select </w:t>
+      </w:r>
+      <w:proofErr w:type="spellStart"/>
+      <w:proofErr w:type="gramStart"/>
+      <w:r>
+        <w:rPr>
+          <w:highlight w:val="yellow"/>
+        </w:rPr>
+        <w:t>emp.first</w:t>
+      </w:r>
+      <w:proofErr w:type="gramEnd"/>
+      <w:r>
+        <w:rPr>
+          <w:highlight w:val="yellow"/>
+        </w:rPr>
+        <w:t>_</w:t>
+      </w:r>
+      <w:proofErr w:type="gramStart"/>
+      <w:r>
+        <w:rPr>
+          <w:highlight w:val="yellow"/>
+        </w:rPr>
+        <w:t>name,dept</w:t>
+      </w:r>
+      <w:proofErr w:type="gramEnd"/>
+      <w:r>
+        <w:rPr>
+          <w:highlight w:val="yellow"/>
+        </w:rPr>
+        <w:t>.department_name</w:t>
+      </w:r>
+      <w:proofErr w:type="spellEnd"/>
+      <w:r>
+        <w:rPr>
+          <w:highlight w:val="yellow"/>
+        </w:rPr>
+        <w:t xml:space="preserve"> from employee emp inner join department dept on </w:t>
+      </w:r>
+      <w:proofErr w:type="spellStart"/>
+      <w:proofErr w:type="gramStart"/>
+      <w:r>
+        <w:rPr>
+          <w:highlight w:val="yellow"/>
+        </w:rPr>
+        <w:t>emp.department</w:t>
+      </w:r>
+      <w:proofErr w:type="gramEnd"/>
+      <w:r>
+        <w:rPr>
+          <w:highlight w:val="yellow"/>
+        </w:rPr>
+        <w:t>_id</w:t>
+      </w:r>
+      <w:proofErr w:type="spellEnd"/>
+      <w:r>
+        <w:rPr>
+          <w:highlight w:val="yellow"/>
+        </w:rPr>
+        <w:t>=</w:t>
+      </w:r>
+      <w:proofErr w:type="spellStart"/>
+      <w:proofErr w:type="gramStart"/>
+      <w:r>
+        <w:rPr>
+          <w:highlight w:val="yellow"/>
+        </w:rPr>
+        <w:t>dept.department</w:t>
+      </w:r>
+      <w:proofErr w:type="gramEnd"/>
+      <w:r>
+        <w:rPr>
+          <w:highlight w:val="yellow"/>
+        </w:rPr>
+        <w:t>_</w:t>
+      </w:r>
+      <w:proofErr w:type="gramStart"/>
+      <w:r>
+        <w:rPr>
+          <w:highlight w:val="yellow"/>
+        </w:rPr>
+        <w:t>id</w:t>
+      </w:r>
+      <w:proofErr w:type="spellEnd"/>
+      <w:r>
+        <w:rPr>
+          <w:highlight w:val="yellow"/>
+        </w:rPr>
+        <w:t>;</w:t>
+      </w:r>
+      <w:proofErr w:type="gramEnd"/>
     </w:p>
     <w:p/>
     <w:p/>
-    <w:p>
-      <w:pPr>
-        <w:pStyle w:val="ListParagraph"/>
-      </w:pPr>
-    </w:p>
+    <w:p/>
     <w:p>
       <w:pPr>
         <w:pStyle w:val="ListParagraph"/>
@@ -1115,6 +2107,95 @@
     </w:lvl>
   </w:abstractNum>
   <w:abstractNum w:abstractNumId="4" w15:restartNumberingAfterBreak="0">
+    <w:nsid w:val="4EEB4C7F"/>
+    <w:multiLevelType w:val="hybridMultilevel"/>
+    <w:tmpl w:val="70700B4C"/>
+    <w:lvl w:ilvl="0" w:tplc="4009000F">
+      <w:start w:val="1"/>
+      <w:numFmt w:val="decimal"/>
+      <w:lvlText w:val="%1."/>
+      <w:lvlJc w:val="left"/>
+      <w:pPr>
+        <w:ind w:left="720" w:hanging="360"/>
+      </w:pPr>
+      <w:rPr>
+        <w:rFonts w:hint="default"/>
+      </w:rPr>
+    </w:lvl>
+    <w:lvl w:ilvl="1" w:tplc="40090019" w:tentative="1">
+      <w:start w:val="1"/>
+      <w:numFmt w:val="lowerLetter"/>
+      <w:lvlText w:val="%2."/>
+      <w:lvlJc w:val="left"/>
+      <w:pPr>
+        <w:ind w:left="1440" w:hanging="360"/>
+      </w:pPr>
+    </w:lvl>
+    <w:lvl w:ilvl="2" w:tplc="4009001B" w:tentative="1">
+      <w:start w:val="1"/>
+      <w:numFmt w:val="lowerRoman"/>
+      <w:lvlText w:val="%3."/>
+      <w:lvlJc w:val="right"/>
+      <w:pPr>
+        <w:ind w:left="2160" w:hanging="180"/>
+      </w:pPr>
+    </w:lvl>
+    <w:lvl w:ilvl="3" w:tplc="4009000F" w:tentative="1">
+      <w:start w:val="1"/>
+      <w:numFmt w:val="decimal"/>
+      <w:lvlText w:val="%4."/>
+      <w:lvlJc w:val="left"/>
+      <w:pPr>
+        <w:ind w:left="2880" w:hanging="360"/>
+      </w:pPr>
+    </w:lvl>
+    <w:lvl w:ilvl="4" w:tplc="40090019" w:tentative="1">
+      <w:start w:val="1"/>
+      <w:numFmt w:val="lowerLetter"/>
+      <w:lvlText w:val="%5."/>
+      <w:lvlJc w:val="left"/>
+      <w:pPr>
+        <w:ind w:left="3600" w:hanging="360"/>
+      </w:pPr>
+    </w:lvl>
+    <w:lvl w:ilvl="5" w:tplc="4009001B" w:tentative="1">
+      <w:start w:val="1"/>
+      <w:numFmt w:val="lowerRoman"/>
+      <w:lvlText w:val="%6."/>
+      <w:lvlJc w:val="right"/>
+      <w:pPr>
+        <w:ind w:left="4320" w:hanging="180"/>
+      </w:pPr>
+    </w:lvl>
+    <w:lvl w:ilvl="6" w:tplc="4009000F" w:tentative="1">
+      <w:start w:val="1"/>
+      <w:numFmt w:val="decimal"/>
+      <w:lvlText w:val="%7."/>
+      <w:lvlJc w:val="left"/>
+      <w:pPr>
+        <w:ind w:left="5040" w:hanging="360"/>
+      </w:pPr>
+    </w:lvl>
+    <w:lvl w:ilvl="7" w:tplc="40090019" w:tentative="1">
+      <w:start w:val="1"/>
+      <w:numFmt w:val="lowerLetter"/>
+      <w:lvlText w:val="%8."/>
+      <w:lvlJc w:val="left"/>
+      <w:pPr>
+        <w:ind w:left="5760" w:hanging="360"/>
+      </w:pPr>
+    </w:lvl>
+    <w:lvl w:ilvl="8" w:tplc="4009001B" w:tentative="1">
+      <w:start w:val="1"/>
+      <w:numFmt w:val="lowerRoman"/>
+      <w:lvlText w:val="%9."/>
+      <w:lvlJc w:val="right"/>
+      <w:pPr>
+        <w:ind w:left="6480" w:hanging="180"/>
+      </w:pPr>
+    </w:lvl>
+  </w:abstractNum>
+  <w:abstractNum w:abstractNumId="5" w15:restartNumberingAfterBreak="0">
     <w:nsid w:val="5FD94584"/>
     <w:multiLevelType w:val="hybridMultilevel"/>
     <w:tmpl w:val="C97E6FC8"/>
@@ -1203,7 +2284,7 @@
       </w:pPr>
     </w:lvl>
   </w:abstractNum>
-  <w:abstractNum w:abstractNumId="5" w15:restartNumberingAfterBreak="0">
+  <w:abstractNum w:abstractNumId="6" w15:restartNumberingAfterBreak="0">
     <w:nsid w:val="6ACC51EE"/>
     <w:multiLevelType w:val="hybridMultilevel"/>
     <w:tmpl w:val="25EC3418"/>
@@ -1292,7 +2373,7 @@
       </w:pPr>
     </w:lvl>
   </w:abstractNum>
-  <w:abstractNum w:abstractNumId="6" w15:restartNumberingAfterBreak="0">
+  <w:abstractNum w:abstractNumId="7" w15:restartNumberingAfterBreak="0">
     <w:nsid w:val="743B5987"/>
     <w:multiLevelType w:val="hybridMultilevel"/>
     <w:tmpl w:val="A5D09178"/>
@@ -1381,7 +2462,7 @@
       </w:pPr>
     </w:lvl>
   </w:abstractNum>
-  <w:abstractNum w:abstractNumId="7" w15:restartNumberingAfterBreak="0">
+  <w:abstractNum w:abstractNumId="8" w15:restartNumberingAfterBreak="0">
     <w:nsid w:val="7B193BA0"/>
     <w:multiLevelType w:val="hybridMultilevel"/>
     <w:tmpl w:val="8CCA9348"/>
@@ -1470,7 +2551,7 @@
       </w:pPr>
     </w:lvl>
   </w:abstractNum>
-  <w:abstractNum w:abstractNumId="8" w15:restartNumberingAfterBreak="0">
+  <w:abstractNum w:abstractNumId="9" w15:restartNumberingAfterBreak="0">
     <w:nsid w:val="7BE679A1"/>
     <w:multiLevelType w:val="hybridMultilevel"/>
     <w:tmpl w:val="8B7A4702"/>
@@ -1566,25 +2647,28 @@
     <w:abstractNumId w:val="1"/>
   </w:num>
   <w:num w:numId="3" w16cid:durableId="709107872">
-    <w:abstractNumId w:val="8"/>
+    <w:abstractNumId w:val="9"/>
   </w:num>
   <w:num w:numId="4" w16cid:durableId="779644608">
-    <w:abstractNumId w:val="5"/>
+    <w:abstractNumId w:val="6"/>
   </w:num>
   <w:num w:numId="5" w16cid:durableId="862327437">
-    <w:abstractNumId w:val="6"/>
+    <w:abstractNumId w:val="7"/>
   </w:num>
   <w:num w:numId="6" w16cid:durableId="447284966">
-    <w:abstractNumId w:val="7"/>
+    <w:abstractNumId w:val="8"/>
   </w:num>
   <w:num w:numId="7" w16cid:durableId="1381056674">
     <w:abstractNumId w:val="0"/>
   </w:num>
   <w:num w:numId="8" w16cid:durableId="1206528551">
-    <w:abstractNumId w:val="4"/>
+    <w:abstractNumId w:val="5"/>
   </w:num>
   <w:num w:numId="9" w16cid:durableId="393091821">
     <w:abstractNumId w:val="2"/>
+  </w:num>
+  <w:num w:numId="10" w16cid:durableId="11879589">
+    <w:abstractNumId w:val="4"/>
   </w:num>
 </w:numbering>
 </file>

--- a/FSD MERN - Designing and Managing Databases with MongoDB/FSD MERN - Designing and Managing Databases with MongoDB - Day 2 - 12-04-2026.docx
+++ b/FSD MERN - Designing and Managing Databases with MongoDB/FSD MERN - Designing and Managing Databases with MongoDB - Day 2 - 12-04-2026.docx
@@ -1651,6 +1651,101 @@
           <w:highlight w:val="yellow"/>
         </w:rPr>
         <w:t>_</w:t>
+      </w:r>
+      <w:proofErr w:type="gramStart"/>
+      <w:r>
+        <w:rPr>
+          <w:highlight w:val="yellow"/>
+        </w:rPr>
+        <w:t>id</w:t>
+      </w:r>
+      <w:proofErr w:type="spellEnd"/>
+      <w:r>
+        <w:rPr>
+          <w:highlight w:val="yellow"/>
+        </w:rPr>
+        <w:t>;</w:t>
+      </w:r>
+      <w:proofErr w:type="gramEnd"/>
+    </w:p>
+    <w:p/>
+    <w:p>
+      <w:r>
+        <w:rPr>
+          <w:highlight w:val="yellow"/>
+        </w:rPr>
+        <w:t xml:space="preserve">select </w:t>
+      </w:r>
+      <w:proofErr w:type="spellStart"/>
+      <w:proofErr w:type="gramStart"/>
+      <w:r>
+        <w:rPr>
+          <w:highlight w:val="yellow"/>
+        </w:rPr>
+        <w:t>e.first</w:t>
+      </w:r>
+      <w:proofErr w:type="gramEnd"/>
+      <w:r>
+        <w:rPr>
+          <w:highlight w:val="yellow"/>
+        </w:rPr>
+        <w:t>_</w:t>
+      </w:r>
+      <w:proofErr w:type="gramStart"/>
+      <w:r>
+        <w:rPr>
+          <w:highlight w:val="yellow"/>
+        </w:rPr>
+        <w:t>name,e</w:t>
+      </w:r>
+      <w:proofErr w:type="gramEnd"/>
+      <w:r>
+        <w:rPr>
+          <w:highlight w:val="yellow"/>
+        </w:rPr>
+        <w:t>.</w:t>
+      </w:r>
+      <w:proofErr w:type="gramStart"/>
+      <w:r>
+        <w:rPr>
+          <w:highlight w:val="yellow"/>
+        </w:rPr>
+        <w:t>salary,j.job</w:t>
+      </w:r>
+      <w:proofErr w:type="gramEnd"/>
+      <w:r>
+        <w:rPr>
+          <w:highlight w:val="yellow"/>
+        </w:rPr>
+        <w:t>_title</w:t>
+      </w:r>
+      <w:proofErr w:type="spellEnd"/>
+      <w:r>
+        <w:rPr>
+          <w:highlight w:val="yellow"/>
+        </w:rPr>
+        <w:t xml:space="preserve"> from employee e inner join jobs j on </w:t>
+      </w:r>
+      <w:proofErr w:type="spellStart"/>
+      <w:r>
+        <w:rPr>
+          <w:highlight w:val="yellow"/>
+        </w:rPr>
+        <w:t>j.job_id</w:t>
+      </w:r>
+      <w:proofErr w:type="spellEnd"/>
+      <w:r>
+        <w:rPr>
+          <w:highlight w:val="yellow"/>
+        </w:rPr>
+        <w:t>=</w:t>
+      </w:r>
+      <w:proofErr w:type="spellStart"/>
+      <w:r>
+        <w:rPr>
+          <w:highlight w:val="yellow"/>
+        </w:rPr>
+        <w:t>e.job_</w:t>
       </w:r>
       <w:proofErr w:type="gramStart"/>
       <w:r>

--- a/FSD MERN - Designing and Managing Databases with MongoDB/FSD MERN - Designing and Managing Databases with MongoDB - Day 2 - 12-04-2026.docx
+++ b/FSD MERN - Designing and Managing Databases with MongoDB/FSD MERN - Designing and Managing Databases with MongoDB - Day 2 - 12-04-2026.docx
@@ -1764,8 +1764,258 @@
       <w:proofErr w:type="gramEnd"/>
     </w:p>
     <w:p/>
-    <w:p/>
-    <w:p/>
+    <w:p>
+      <w:r>
+        <w:t xml:space="preserve">outer join </w:t>
+      </w:r>
+    </w:p>
+    <w:p>
+      <w:pPr>
+        <w:pStyle w:val="ListParagraph"/>
+        <w:numPr>
+          <w:ilvl w:val="0"/>
+          <w:numId w:val="11"/>
+        </w:numPr>
+      </w:pPr>
+      <w:r>
+        <w:t xml:space="preserve">Left outer join </w:t>
+      </w:r>
+      <w:r>
+        <w:tab/>
+        <w:t xml:space="preserve">: common as well as left or first table remaining records </w:t>
+      </w:r>
+    </w:p>
+    <w:p>
+      <w:pPr>
+        <w:ind w:left="720"/>
+      </w:pPr>
+      <w:r>
+        <w:rPr>
+          <w:highlight w:val="yellow"/>
+        </w:rPr>
+        <w:t xml:space="preserve">select </w:t>
+      </w:r>
+      <w:proofErr w:type="spellStart"/>
+      <w:proofErr w:type="gramStart"/>
+      <w:r>
+        <w:rPr>
+          <w:highlight w:val="yellow"/>
+        </w:rPr>
+        <w:t>emp.first</w:t>
+      </w:r>
+      <w:proofErr w:type="gramEnd"/>
+      <w:r>
+        <w:rPr>
+          <w:highlight w:val="yellow"/>
+        </w:rPr>
+        <w:t>_</w:t>
+      </w:r>
+      <w:proofErr w:type="gramStart"/>
+      <w:r>
+        <w:rPr>
+          <w:highlight w:val="yellow"/>
+        </w:rPr>
+        <w:t>name,dept</w:t>
+      </w:r>
+      <w:proofErr w:type="gramEnd"/>
+      <w:r>
+        <w:rPr>
+          <w:highlight w:val="yellow"/>
+        </w:rPr>
+        <w:t>.department_name</w:t>
+      </w:r>
+      <w:proofErr w:type="spellEnd"/>
+      <w:r>
+        <w:rPr>
+          <w:highlight w:val="yellow"/>
+        </w:rPr>
+        <w:t xml:space="preserve"> from employee emp left outer join department dept on </w:t>
+      </w:r>
+      <w:proofErr w:type="spellStart"/>
+      <w:proofErr w:type="gramStart"/>
+      <w:r>
+        <w:rPr>
+          <w:highlight w:val="yellow"/>
+        </w:rPr>
+        <w:t>emp.department</w:t>
+      </w:r>
+      <w:proofErr w:type="gramEnd"/>
+      <w:r>
+        <w:rPr>
+          <w:highlight w:val="yellow"/>
+        </w:rPr>
+        <w:t>_id</w:t>
+      </w:r>
+      <w:proofErr w:type="spellEnd"/>
+      <w:r>
+        <w:rPr>
+          <w:highlight w:val="yellow"/>
+        </w:rPr>
+        <w:t>=</w:t>
+      </w:r>
+      <w:proofErr w:type="spellStart"/>
+      <w:proofErr w:type="gramStart"/>
+      <w:r>
+        <w:rPr>
+          <w:highlight w:val="yellow"/>
+        </w:rPr>
+        <w:t>dept.department</w:t>
+      </w:r>
+      <w:proofErr w:type="gramEnd"/>
+      <w:r>
+        <w:rPr>
+          <w:highlight w:val="yellow"/>
+        </w:rPr>
+        <w:t>_</w:t>
+      </w:r>
+      <w:proofErr w:type="gramStart"/>
+      <w:r>
+        <w:rPr>
+          <w:highlight w:val="yellow"/>
+        </w:rPr>
+        <w:t>id</w:t>
+      </w:r>
+      <w:proofErr w:type="spellEnd"/>
+      <w:r>
+        <w:rPr>
+          <w:highlight w:val="yellow"/>
+        </w:rPr>
+        <w:t>;</w:t>
+      </w:r>
+      <w:proofErr w:type="gramEnd"/>
+    </w:p>
+    <w:p>
+      <w:pPr>
+        <w:ind w:left="720"/>
+      </w:pPr>
+    </w:p>
+    <w:p>
+      <w:pPr>
+        <w:pStyle w:val="ListParagraph"/>
+        <w:numPr>
+          <w:ilvl w:val="0"/>
+          <w:numId w:val="11"/>
+        </w:numPr>
+      </w:pPr>
+      <w:r>
+        <w:t xml:space="preserve">Right outer join </w:t>
+      </w:r>
+      <w:r>
+        <w:tab/>
+        <w:t>: common as well as right or second table remaining records</w:t>
+      </w:r>
+    </w:p>
+    <w:p>
+      <w:pPr>
+        <w:ind w:left="720"/>
+      </w:pPr>
+      <w:r>
+        <w:rPr>
+          <w:highlight w:val="yellow"/>
+        </w:rPr>
+        <w:t xml:space="preserve">select </w:t>
+      </w:r>
+      <w:proofErr w:type="spellStart"/>
+      <w:proofErr w:type="gramStart"/>
+      <w:r>
+        <w:rPr>
+          <w:highlight w:val="yellow"/>
+        </w:rPr>
+        <w:t>emp.first</w:t>
+      </w:r>
+      <w:proofErr w:type="gramEnd"/>
+      <w:r>
+        <w:rPr>
+          <w:highlight w:val="yellow"/>
+        </w:rPr>
+        <w:t>_</w:t>
+      </w:r>
+      <w:proofErr w:type="gramStart"/>
+      <w:r>
+        <w:rPr>
+          <w:highlight w:val="yellow"/>
+        </w:rPr>
+        <w:t>name,dept</w:t>
+      </w:r>
+      <w:proofErr w:type="gramEnd"/>
+      <w:r>
+        <w:rPr>
+          <w:highlight w:val="yellow"/>
+        </w:rPr>
+        <w:t>.department_name</w:t>
+      </w:r>
+      <w:proofErr w:type="spellEnd"/>
+      <w:r>
+        <w:rPr>
+          <w:highlight w:val="yellow"/>
+        </w:rPr>
+        <w:t xml:space="preserve"> from employee emp </w:t>
+      </w:r>
+      <w:r>
+        <w:rPr>
+          <w:highlight w:val="yellow"/>
+        </w:rPr>
+        <w:t>right</w:t>
+      </w:r>
+      <w:r>
+        <w:rPr>
+          <w:highlight w:val="yellow"/>
+        </w:rPr>
+        <w:t xml:space="preserve"> outer join department dept on </w:t>
+      </w:r>
+      <w:proofErr w:type="spellStart"/>
+      <w:proofErr w:type="gramStart"/>
+      <w:r>
+        <w:rPr>
+          <w:highlight w:val="yellow"/>
+        </w:rPr>
+        <w:t>emp.department</w:t>
+      </w:r>
+      <w:proofErr w:type="gramEnd"/>
+      <w:r>
+        <w:rPr>
+          <w:highlight w:val="yellow"/>
+        </w:rPr>
+        <w:t>_id</w:t>
+      </w:r>
+      <w:proofErr w:type="spellEnd"/>
+      <w:r>
+        <w:rPr>
+          <w:highlight w:val="yellow"/>
+        </w:rPr>
+        <w:t>=</w:t>
+      </w:r>
+      <w:proofErr w:type="spellStart"/>
+      <w:proofErr w:type="gramStart"/>
+      <w:r>
+        <w:rPr>
+          <w:highlight w:val="yellow"/>
+        </w:rPr>
+        <w:t>dept.department</w:t>
+      </w:r>
+      <w:proofErr w:type="gramEnd"/>
+      <w:r>
+        <w:rPr>
+          <w:highlight w:val="yellow"/>
+        </w:rPr>
+        <w:t>_</w:t>
+      </w:r>
+      <w:proofErr w:type="gramStart"/>
+      <w:r>
+        <w:rPr>
+          <w:highlight w:val="yellow"/>
+        </w:rPr>
+        <w:t>id</w:t>
+      </w:r>
+      <w:proofErr w:type="spellEnd"/>
+      <w:r>
+        <w:rPr>
+          <w:highlight w:val="yellow"/>
+        </w:rPr>
+        <w:t>;</w:t>
+      </w:r>
+      <w:proofErr w:type="gramEnd"/>
+    </w:p>
     <w:p>
       <w:pPr>
         <w:pStyle w:val="ListParagraph"/>
@@ -2291,6 +2541,95 @@
     </w:lvl>
   </w:abstractNum>
   <w:abstractNum w:abstractNumId="5" w15:restartNumberingAfterBreak="0">
+    <w:nsid w:val="4EF37917"/>
+    <w:multiLevelType w:val="hybridMultilevel"/>
+    <w:tmpl w:val="18C49812"/>
+    <w:lvl w:ilvl="0" w:tplc="E4CAAF9A">
+      <w:start w:val="1"/>
+      <w:numFmt w:val="lowerLetter"/>
+      <w:lvlText w:val="%1."/>
+      <w:lvlJc w:val="left"/>
+      <w:pPr>
+        <w:ind w:left="1080" w:hanging="360"/>
+      </w:pPr>
+      <w:rPr>
+        <w:rFonts w:hint="default"/>
+      </w:rPr>
+    </w:lvl>
+    <w:lvl w:ilvl="1" w:tplc="40090019" w:tentative="1">
+      <w:start w:val="1"/>
+      <w:numFmt w:val="lowerLetter"/>
+      <w:lvlText w:val="%2."/>
+      <w:lvlJc w:val="left"/>
+      <w:pPr>
+        <w:ind w:left="1800" w:hanging="360"/>
+      </w:pPr>
+    </w:lvl>
+    <w:lvl w:ilvl="2" w:tplc="4009001B" w:tentative="1">
+      <w:start w:val="1"/>
+      <w:numFmt w:val="lowerRoman"/>
+      <w:lvlText w:val="%3."/>
+      <w:lvlJc w:val="right"/>
+      <w:pPr>
+        <w:ind w:left="2520" w:hanging="180"/>
+      </w:pPr>
+    </w:lvl>
+    <w:lvl w:ilvl="3" w:tplc="4009000F" w:tentative="1">
+      <w:start w:val="1"/>
+      <w:numFmt w:val="decimal"/>
+      <w:lvlText w:val="%4."/>
+      <w:lvlJc w:val="left"/>
+      <w:pPr>
+        <w:ind w:left="3240" w:hanging="360"/>
+      </w:pPr>
+    </w:lvl>
+    <w:lvl w:ilvl="4" w:tplc="40090019" w:tentative="1">
+      <w:start w:val="1"/>
+      <w:numFmt w:val="lowerLetter"/>
+      <w:lvlText w:val="%5."/>
+      <w:lvlJc w:val="left"/>
+      <w:pPr>
+        <w:ind w:left="3960" w:hanging="360"/>
+      </w:pPr>
+    </w:lvl>
+    <w:lvl w:ilvl="5" w:tplc="4009001B" w:tentative="1">
+      <w:start w:val="1"/>
+      <w:numFmt w:val="lowerRoman"/>
+      <w:lvlText w:val="%6."/>
+      <w:lvlJc w:val="right"/>
+      <w:pPr>
+        <w:ind w:left="4680" w:hanging="180"/>
+      </w:pPr>
+    </w:lvl>
+    <w:lvl w:ilvl="6" w:tplc="4009000F" w:tentative="1">
+      <w:start w:val="1"/>
+      <w:numFmt w:val="decimal"/>
+      <w:lvlText w:val="%7."/>
+      <w:lvlJc w:val="left"/>
+      <w:pPr>
+        <w:ind w:left="5400" w:hanging="360"/>
+      </w:pPr>
+    </w:lvl>
+    <w:lvl w:ilvl="7" w:tplc="40090019" w:tentative="1">
+      <w:start w:val="1"/>
+      <w:numFmt w:val="lowerLetter"/>
+      <w:lvlText w:val="%8."/>
+      <w:lvlJc w:val="left"/>
+      <w:pPr>
+        <w:ind w:left="6120" w:hanging="360"/>
+      </w:pPr>
+    </w:lvl>
+    <w:lvl w:ilvl="8" w:tplc="4009001B" w:tentative="1">
+      <w:start w:val="1"/>
+      <w:numFmt w:val="lowerRoman"/>
+      <w:lvlText w:val="%9."/>
+      <w:lvlJc w:val="right"/>
+      <w:pPr>
+        <w:ind w:left="6840" w:hanging="180"/>
+      </w:pPr>
+    </w:lvl>
+  </w:abstractNum>
+  <w:abstractNum w:abstractNumId="6" w15:restartNumberingAfterBreak="0">
     <w:nsid w:val="5FD94584"/>
     <w:multiLevelType w:val="hybridMultilevel"/>
     <w:tmpl w:val="C97E6FC8"/>
@@ -2379,7 +2718,7 @@
       </w:pPr>
     </w:lvl>
   </w:abstractNum>
-  <w:abstractNum w:abstractNumId="6" w15:restartNumberingAfterBreak="0">
+  <w:abstractNum w:abstractNumId="7" w15:restartNumberingAfterBreak="0">
     <w:nsid w:val="6ACC51EE"/>
     <w:multiLevelType w:val="hybridMultilevel"/>
     <w:tmpl w:val="25EC3418"/>
@@ -2468,7 +2807,7 @@
       </w:pPr>
     </w:lvl>
   </w:abstractNum>
-  <w:abstractNum w:abstractNumId="7" w15:restartNumberingAfterBreak="0">
+  <w:abstractNum w:abstractNumId="8" w15:restartNumberingAfterBreak="0">
     <w:nsid w:val="743B5987"/>
     <w:multiLevelType w:val="hybridMultilevel"/>
     <w:tmpl w:val="A5D09178"/>
@@ -2557,7 +2896,7 @@
       </w:pPr>
     </w:lvl>
   </w:abstractNum>
-  <w:abstractNum w:abstractNumId="8" w15:restartNumberingAfterBreak="0">
+  <w:abstractNum w:abstractNumId="9" w15:restartNumberingAfterBreak="0">
     <w:nsid w:val="7B193BA0"/>
     <w:multiLevelType w:val="hybridMultilevel"/>
     <w:tmpl w:val="8CCA9348"/>
@@ -2646,7 +2985,7 @@
       </w:pPr>
     </w:lvl>
   </w:abstractNum>
-  <w:abstractNum w:abstractNumId="9" w15:restartNumberingAfterBreak="0">
+  <w:abstractNum w:abstractNumId="10" w15:restartNumberingAfterBreak="0">
     <w:nsid w:val="7BE679A1"/>
     <w:multiLevelType w:val="hybridMultilevel"/>
     <w:tmpl w:val="8B7A4702"/>
@@ -2742,28 +3081,31 @@
     <w:abstractNumId w:val="1"/>
   </w:num>
   <w:num w:numId="3" w16cid:durableId="709107872">
-    <w:abstractNumId w:val="9"/>
+    <w:abstractNumId w:val="10"/>
   </w:num>
   <w:num w:numId="4" w16cid:durableId="779644608">
-    <w:abstractNumId w:val="6"/>
+    <w:abstractNumId w:val="7"/>
   </w:num>
   <w:num w:numId="5" w16cid:durableId="862327437">
-    <w:abstractNumId w:val="7"/>
+    <w:abstractNumId w:val="8"/>
   </w:num>
   <w:num w:numId="6" w16cid:durableId="447284966">
-    <w:abstractNumId w:val="8"/>
+    <w:abstractNumId w:val="9"/>
   </w:num>
   <w:num w:numId="7" w16cid:durableId="1381056674">
     <w:abstractNumId w:val="0"/>
   </w:num>
   <w:num w:numId="8" w16cid:durableId="1206528551">
-    <w:abstractNumId w:val="5"/>
+    <w:abstractNumId w:val="6"/>
   </w:num>
   <w:num w:numId="9" w16cid:durableId="393091821">
     <w:abstractNumId w:val="2"/>
   </w:num>
   <w:num w:numId="10" w16cid:durableId="11879589">
     <w:abstractNumId w:val="4"/>
+  </w:num>
+  <w:num w:numId="11" w16cid:durableId="23944467">
+    <w:abstractNumId w:val="5"/>
   </w:num>
 </w:numbering>
 </file>

--- a/FSD MERN - Designing and Managing Databases with MongoDB/FSD MERN - Designing and Managing Databases with MongoDB - Day 2 - 12-04-2026.docx
+++ b/FSD MERN - Designing and Managing Databases with MongoDB/FSD MERN - Designing and Managing Databases with MongoDB - Day 2 - 12-04-2026.docx
@@ -2030,11 +2030,365 @@
       <w:pPr>
         <w:pStyle w:val="ListParagraph"/>
       </w:pPr>
-    </w:p>
-    <w:p>
-      <w:pPr>
-        <w:pStyle w:val="ListParagraph"/>
-      </w:pPr>
+      <w:r>
+        <w:t>create table table1(</w:t>
+      </w:r>
+      <w:proofErr w:type="spellStart"/>
+      <w:r>
+        <w:t>srno</w:t>
+      </w:r>
+      <w:proofErr w:type="spellEnd"/>
+      <w:r>
+        <w:t xml:space="preserve"> int, name </w:t>
+      </w:r>
+      <w:proofErr w:type="gramStart"/>
+      <w:r>
+        <w:t>varchar(</w:t>
+      </w:r>
+      <w:proofErr w:type="gramEnd"/>
+      <w:r>
+        <w:t>30)</w:t>
+      </w:r>
+      <w:proofErr w:type="gramStart"/>
+      <w:r>
+        <w:t>);</w:t>
+      </w:r>
+      <w:proofErr w:type="gramEnd"/>
+    </w:p>
+    <w:p>
+      <w:pPr>
+        <w:pStyle w:val="ListParagraph"/>
+      </w:pPr>
+    </w:p>
+    <w:p>
+      <w:pPr>
+        <w:pStyle w:val="ListParagraph"/>
+      </w:pPr>
+      <w:r>
+        <w:t>create table table2(</w:t>
+      </w:r>
+      <w:proofErr w:type="spellStart"/>
+      <w:r>
+        <w:t>accno</w:t>
+      </w:r>
+      <w:proofErr w:type="spellEnd"/>
+      <w:r>
+        <w:t xml:space="preserve"> int, name </w:t>
+      </w:r>
+      <w:proofErr w:type="gramStart"/>
+      <w:r>
+        <w:t>varchar(</w:t>
+      </w:r>
+      <w:proofErr w:type="gramEnd"/>
+      <w:r>
+        <w:t>30)</w:t>
+      </w:r>
+      <w:proofErr w:type="gramStart"/>
+      <w:r>
+        <w:t>);</w:t>
+      </w:r>
+      <w:proofErr w:type="gramEnd"/>
+    </w:p>
+    <w:p>
+      <w:pPr>
+        <w:pStyle w:val="ListParagraph"/>
+      </w:pPr>
+    </w:p>
+    <w:p>
+      <w:pPr>
+        <w:pStyle w:val="ListParagraph"/>
+      </w:pPr>
+      <w:r>
+        <w:t>insert into table1 values(100,'Raj'</w:t>
+      </w:r>
+      <w:proofErr w:type="gramStart"/>
+      <w:r>
+        <w:t>);</w:t>
+      </w:r>
+      <w:proofErr w:type="gramEnd"/>
+    </w:p>
+    <w:p>
+      <w:pPr>
+        <w:pStyle w:val="ListParagraph"/>
+      </w:pPr>
+    </w:p>
+    <w:p>
+      <w:pPr>
+        <w:pStyle w:val="ListParagraph"/>
+      </w:pPr>
+      <w:r>
+        <w:t>insert into table1 values(101,'John'</w:t>
+      </w:r>
+      <w:proofErr w:type="gramStart"/>
+      <w:r>
+        <w:t>);</w:t>
+      </w:r>
+      <w:proofErr w:type="gramEnd"/>
+    </w:p>
+    <w:p>
+      <w:pPr>
+        <w:pStyle w:val="ListParagraph"/>
+      </w:pPr>
+    </w:p>
+    <w:p>
+      <w:pPr>
+        <w:pStyle w:val="ListParagraph"/>
+      </w:pPr>
+      <w:r>
+        <w:t>insert into table2 values(1,'John'</w:t>
+      </w:r>
+      <w:proofErr w:type="gramStart"/>
+      <w:r>
+        <w:t>);</w:t>
+      </w:r>
+      <w:proofErr w:type="gramEnd"/>
+    </w:p>
+    <w:p>
+      <w:pPr>
+        <w:pStyle w:val="ListParagraph"/>
+      </w:pPr>
+    </w:p>
+    <w:p>
+      <w:pPr>
+        <w:pStyle w:val="ListParagraph"/>
+      </w:pPr>
+      <w:r>
+        <w:t>insert into table2 values(2,'Steven'</w:t>
+      </w:r>
+      <w:proofErr w:type="gramStart"/>
+      <w:r>
+        <w:t>);</w:t>
+      </w:r>
+      <w:proofErr w:type="gramEnd"/>
+    </w:p>
+    <w:p>
+      <w:pPr>
+        <w:pStyle w:val="ListParagraph"/>
+      </w:pPr>
+    </w:p>
+    <w:p>
+      <w:pPr>
+        <w:pStyle w:val="ListParagraph"/>
+      </w:pPr>
+      <w:r>
+        <w:t xml:space="preserve">select * from </w:t>
+      </w:r>
+      <w:proofErr w:type="gramStart"/>
+      <w:r>
+        <w:t>table1;</w:t>
+      </w:r>
+      <w:proofErr w:type="gramEnd"/>
+    </w:p>
+    <w:p>
+      <w:pPr>
+        <w:pStyle w:val="ListParagraph"/>
+      </w:pPr>
+    </w:p>
+    <w:p>
+      <w:pPr>
+        <w:pStyle w:val="ListParagraph"/>
+      </w:pPr>
+      <w:r>
+        <w:t xml:space="preserve">select * from </w:t>
+      </w:r>
+      <w:proofErr w:type="gramStart"/>
+      <w:r>
+        <w:t>table2;</w:t>
+      </w:r>
+      <w:proofErr w:type="gramEnd"/>
+    </w:p>
+    <w:p>
+      <w:pPr>
+        <w:pStyle w:val="ListParagraph"/>
+      </w:pPr>
+    </w:p>
+    <w:p>
+      <w:pPr>
+        <w:pStyle w:val="ListParagraph"/>
+      </w:pPr>
+      <w:r>
+        <w:t xml:space="preserve">select </w:t>
+      </w:r>
+      <w:proofErr w:type="spellStart"/>
+      <w:proofErr w:type="gramStart"/>
+      <w:r>
+        <w:t>srno,accno</w:t>
+      </w:r>
+      <w:proofErr w:type="spellEnd"/>
+      <w:proofErr w:type="gramEnd"/>
+      <w:r>
+        <w:t xml:space="preserve"> from table1, </w:t>
+      </w:r>
+      <w:proofErr w:type="gramStart"/>
+      <w:r>
+        <w:t>table2;</w:t>
+      </w:r>
+      <w:proofErr w:type="gramEnd"/>
+    </w:p>
+    <w:p>
+      <w:pPr>
+        <w:pStyle w:val="ListParagraph"/>
+      </w:pPr>
+    </w:p>
+    <w:p>
+      <w:pPr>
+        <w:pStyle w:val="ListParagraph"/>
+      </w:pPr>
+      <w:r>
+        <w:t>select t</w:t>
+      </w:r>
+      <w:proofErr w:type="gramStart"/>
+      <w:r>
+        <w:t>1.srno</w:t>
+      </w:r>
+      <w:proofErr w:type="gramEnd"/>
+      <w:r>
+        <w:t>,</w:t>
+      </w:r>
+      <w:proofErr w:type="gramStart"/>
+      <w:r>
+        <w:t>t1.name,t2.accno</w:t>
+      </w:r>
+      <w:proofErr w:type="gramEnd"/>
+      <w:r>
+        <w:t xml:space="preserve">,t2.name from table1 t1, table2 </w:t>
+      </w:r>
+      <w:proofErr w:type="gramStart"/>
+      <w:r>
+        <w:t>t2;</w:t>
+      </w:r>
+      <w:proofErr w:type="gramEnd"/>
+    </w:p>
+    <w:p>
+      <w:pPr>
+        <w:pStyle w:val="ListParagraph"/>
+      </w:pPr>
+    </w:p>
+    <w:p>
+      <w:pPr>
+        <w:pStyle w:val="ListParagraph"/>
+      </w:pPr>
+      <w:r>
+        <w:t xml:space="preserve">inner join </w:t>
+      </w:r>
+    </w:p>
+    <w:p>
+      <w:pPr>
+        <w:pStyle w:val="ListParagraph"/>
+      </w:pPr>
+    </w:p>
+    <w:p>
+      <w:pPr>
+        <w:pStyle w:val="ListParagraph"/>
+      </w:pPr>
+      <w:r>
+        <w:t>select t</w:t>
+      </w:r>
+      <w:proofErr w:type="gramStart"/>
+      <w:r>
+        <w:t>1.srno</w:t>
+      </w:r>
+      <w:proofErr w:type="gramEnd"/>
+      <w:r>
+        <w:t>,</w:t>
+      </w:r>
+      <w:proofErr w:type="gramStart"/>
+      <w:r>
+        <w:t>t1.name,t2.accno</w:t>
+      </w:r>
+      <w:proofErr w:type="gramEnd"/>
+      <w:r>
+        <w:t xml:space="preserve">,t2.name from table1 t1 inner join table2 t2 on </w:t>
+      </w:r>
+      <w:proofErr w:type="gramStart"/>
+      <w:r>
+        <w:t>t1.name=t2.name;</w:t>
+      </w:r>
+      <w:proofErr w:type="gramEnd"/>
+    </w:p>
+    <w:p>
+      <w:pPr>
+        <w:pStyle w:val="ListParagraph"/>
+      </w:pPr>
+    </w:p>
+    <w:p>
+      <w:pPr>
+        <w:pStyle w:val="ListParagraph"/>
+      </w:pPr>
+      <w:r>
+        <w:t xml:space="preserve">left outer join </w:t>
+      </w:r>
+    </w:p>
+    <w:p>
+      <w:pPr>
+        <w:pStyle w:val="ListParagraph"/>
+      </w:pPr>
+      <w:r>
+        <w:t>select t</w:t>
+      </w:r>
+      <w:proofErr w:type="gramStart"/>
+      <w:r>
+        <w:t>1.srno</w:t>
+      </w:r>
+      <w:proofErr w:type="gramEnd"/>
+      <w:r>
+        <w:t>,</w:t>
+      </w:r>
+      <w:proofErr w:type="gramStart"/>
+      <w:r>
+        <w:t>t1.name,t2.accno</w:t>
+      </w:r>
+      <w:proofErr w:type="gramEnd"/>
+      <w:r>
+        <w:t xml:space="preserve">,t2.name from table1 t1 left outer join table2 t2 on </w:t>
+      </w:r>
+      <w:proofErr w:type="gramStart"/>
+      <w:r>
+        <w:t>t1.name=t2.name;</w:t>
+      </w:r>
+      <w:proofErr w:type="gramEnd"/>
+    </w:p>
+    <w:p>
+      <w:pPr>
+        <w:pStyle w:val="ListParagraph"/>
+      </w:pPr>
+    </w:p>
+    <w:p>
+      <w:pPr>
+        <w:pStyle w:val="ListParagraph"/>
+      </w:pPr>
+      <w:r>
+        <w:t xml:space="preserve">right outer join </w:t>
+      </w:r>
+    </w:p>
+    <w:p>
+      <w:pPr>
+        <w:pStyle w:val="ListParagraph"/>
+      </w:pPr>
+      <w:r>
+        <w:t>select t</w:t>
+      </w:r>
+      <w:proofErr w:type="gramStart"/>
+      <w:r>
+        <w:t>1.srno</w:t>
+      </w:r>
+      <w:proofErr w:type="gramEnd"/>
+      <w:r>
+        <w:t>,</w:t>
+      </w:r>
+      <w:proofErr w:type="gramStart"/>
+      <w:r>
+        <w:t>t1.name,t2.accno</w:t>
+      </w:r>
+      <w:proofErr w:type="gramEnd"/>
+      <w:r>
+        <w:t xml:space="preserve">,t2.name from table1 t1 right outer join table2 t2 on </w:t>
+      </w:r>
+      <w:proofErr w:type="gramStart"/>
+      <w:r>
+        <w:t>t1.name=t2.name;</w:t>
+      </w:r>
+      <w:proofErr w:type="gramEnd"/>
     </w:p>
     <w:p>
       <w:pPr>

--- a/FSD MERN - Designing and Managing Databases with MongoDB/FSD MERN - Designing and Managing Databases with MongoDB - Day 2 - 12-04-2026.docx
+++ b/FSD MERN - Designing and Managing Databases with MongoDB/FSD MERN - Designing and Managing Databases with MongoDB - Day 2 - 12-04-2026.docx
@@ -105,23 +105,7 @@
         </w:numPr>
       </w:pPr>
       <w:r>
-        <w:t xml:space="preserve">Relational </w:t>
-      </w:r>
-      <w:proofErr w:type="gramStart"/>
-      <w:r>
-        <w:t>operator :</w:t>
-      </w:r>
-      <w:proofErr w:type="gramEnd"/>
-      <w:r>
-        <w:t xml:space="preserve"> &gt;, &gt;=, &lt;, &lt;=, =</w:t>
-      </w:r>
-      <w:proofErr w:type="gramStart"/>
-      <w:r>
-        <w:t>, !</w:t>
-      </w:r>
-      <w:proofErr w:type="gramEnd"/>
-      <w:r>
-        <w:t xml:space="preserve">= </w:t>
+        <w:t xml:space="preserve">Relational operator : &gt;, &gt;=, &lt;, &lt;=, =, != </w:t>
       </w:r>
     </w:p>
     <w:p>
@@ -147,29 +131,16 @@
       </w:r>
       <w:proofErr w:type="spellEnd"/>
       <w:r>
-        <w:t xml:space="preserve"> RO </w:t>
-      </w:r>
-      <w:proofErr w:type="gramStart"/>
-      <w:r>
-        <w:t>value;</w:t>
-      </w:r>
-      <w:proofErr w:type="gramEnd"/>
-    </w:p>
-    <w:p>
-      <w:r>
-        <w:rPr>
-          <w:highlight w:val="yellow"/>
-        </w:rPr>
-        <w:t xml:space="preserve">select * from employee where salary &gt; </w:t>
-      </w:r>
-      <w:proofErr w:type="gramStart"/>
-      <w:r>
-        <w:rPr>
-          <w:highlight w:val="yellow"/>
-        </w:rPr>
-        <w:t>15000;</w:t>
-      </w:r>
-      <w:proofErr w:type="gramEnd"/>
+        <w:t xml:space="preserve"> RO value;</w:t>
+      </w:r>
+    </w:p>
+    <w:p>
+      <w:r>
+        <w:rPr>
+          <w:highlight w:val="yellow"/>
+        </w:rPr>
+        <w:t>select * from employee where salary &gt; 15000;</w:t>
+      </w:r>
     </w:p>
     <w:p>
       <w:r>
@@ -190,28 +161,12 @@
         <w:rPr>
           <w:highlight w:val="yellow"/>
         </w:rPr>
-        <w:t xml:space="preserve"> = 'steven</w:t>
-      </w:r>
-      <w:proofErr w:type="gramStart"/>
-      <w:r>
-        <w:rPr>
-          <w:highlight w:val="yellow"/>
-        </w:rPr>
-        <w:t>';</w:t>
-      </w:r>
-      <w:proofErr w:type="gramEnd"/>
-    </w:p>
-    <w:p>
-      <w:r>
-        <w:t xml:space="preserve">by </w:t>
-      </w:r>
-      <w:proofErr w:type="gramStart"/>
-      <w:r>
-        <w:t>default</w:t>
-      </w:r>
-      <w:proofErr w:type="gramEnd"/>
-      <w:r>
-        <w:t xml:space="preserve"> in my </w:t>
+        <w:t xml:space="preserve"> = 'steven';</w:t>
+      </w:r>
+    </w:p>
+    <w:p>
+      <w:r>
+        <w:t xml:space="preserve">by default in my </w:t>
       </w:r>
       <w:proofErr w:type="spellStart"/>
       <w:r>
@@ -249,16 +204,8 @@
         <w:rPr>
           <w:highlight w:val="yellow"/>
         </w:rPr>
-        <w:t xml:space="preserve"> &gt; '1998-12-31</w:t>
-      </w:r>
-      <w:proofErr w:type="gramStart"/>
-      <w:r>
-        <w:rPr>
-          <w:highlight w:val="yellow"/>
-        </w:rPr>
-        <w:t>';</w:t>
-      </w:r>
-      <w:proofErr w:type="gramEnd"/>
+        <w:t xml:space="preserve"> &gt; '1998-12-31';</w:t>
+      </w:r>
     </w:p>
     <w:p/>
     <w:p>
@@ -276,21 +223,7 @@
         <w:rPr>
           <w:highlight w:val="yellow"/>
         </w:rPr>
-        <w:t xml:space="preserve">Between </w:t>
-      </w:r>
-      <w:proofErr w:type="gramStart"/>
-      <w:r>
-        <w:rPr>
-          <w:highlight w:val="yellow"/>
-        </w:rPr>
-        <w:t>operator :</w:t>
-      </w:r>
-      <w:proofErr w:type="gramEnd"/>
-      <w:r>
-        <w:rPr>
-          <w:highlight w:val="yellow"/>
-        </w:rPr>
-        <w:t xml:space="preserve"> apply condition with range. </w:t>
+        <w:t xml:space="preserve">Between operator : apply condition with range. </w:t>
       </w:r>
     </w:p>
     <w:p>
@@ -319,7 +252,6 @@
         <w:t xml:space="preserve"> and </w:t>
       </w:r>
       <w:proofErr w:type="spellStart"/>
-      <w:proofErr w:type="gramStart"/>
       <w:r>
         <w:t>maxValue</w:t>
       </w:r>
@@ -327,7 +259,6 @@
       <w:r>
         <w:t>;</w:t>
       </w:r>
-      <w:proofErr w:type="gramEnd"/>
     </w:p>
     <w:p>
       <w:r>
@@ -339,23 +270,13 @@
       </w:r>
       <w:proofErr w:type="spellEnd"/>
       <w:r>
-        <w:t xml:space="preserve"> between 110 and </w:t>
-      </w:r>
-      <w:proofErr w:type="gramStart"/>
-      <w:r>
-        <w:t>120;</w:t>
-      </w:r>
-      <w:proofErr w:type="gramEnd"/>
-    </w:p>
-    <w:p>
-      <w:r>
-        <w:t xml:space="preserve">select * from employee where salary between 10000 and </w:t>
-      </w:r>
-      <w:proofErr w:type="gramStart"/>
-      <w:r>
-        <w:t>15000;</w:t>
-      </w:r>
-      <w:proofErr w:type="gramEnd"/>
+        <w:t xml:space="preserve"> between 110 and 120;</w:t>
+      </w:r>
+    </w:p>
+    <w:p>
+      <w:r>
+        <w:t>select * from employee where salary between 10000 and 15000;</w:t>
+      </w:r>
     </w:p>
     <w:p>
       <w:r>
@@ -367,13 +288,8 @@
       </w:r>
       <w:proofErr w:type="spellEnd"/>
       <w:r>
-        <w:t xml:space="preserve"> between '1995-12-31' and '1998-01-01</w:t>
-      </w:r>
-      <w:proofErr w:type="gramStart"/>
-      <w:r>
-        <w:t>';</w:t>
-      </w:r>
-      <w:proofErr w:type="gramEnd"/>
+        <w:t xml:space="preserve"> between '1995-12-31' and '1998-01-01';</w:t>
+      </w:r>
     </w:p>
     <w:p>
       <w:pPr>
@@ -390,21 +306,7 @@
         <w:rPr>
           <w:highlight w:val="yellow"/>
         </w:rPr>
-        <w:t xml:space="preserve">In operator apply more than one equal </w:t>
-      </w:r>
-      <w:proofErr w:type="gramStart"/>
-      <w:r>
-        <w:rPr>
-          <w:highlight w:val="yellow"/>
-        </w:rPr>
-        <w:t>conditions</w:t>
-      </w:r>
-      <w:proofErr w:type="gramEnd"/>
-      <w:r>
-        <w:rPr>
-          <w:highlight w:val="yellow"/>
-        </w:rPr>
-        <w:t xml:space="preserve">. </w:t>
+        <w:t xml:space="preserve">In operator apply more than one equal conditions. </w:t>
       </w:r>
     </w:p>
     <w:p>
@@ -436,21 +338,8 @@
       </w:r>
       <w:proofErr w:type="spellEnd"/>
       <w:r>
-        <w:t xml:space="preserve"> in (v</w:t>
-      </w:r>
-      <w:proofErr w:type="gramStart"/>
-      <w:r>
-        <w:t>1,v2,v</w:t>
-      </w:r>
-      <w:proofErr w:type="gramEnd"/>
-      <w:r>
-        <w:t>3</w:t>
-      </w:r>
-      <w:proofErr w:type="gramStart"/>
-      <w:r>
-        <w:t>);</w:t>
-      </w:r>
-      <w:proofErr w:type="gramEnd"/>
+        <w:t xml:space="preserve"> in (v1,v2,v3);</w:t>
+      </w:r>
     </w:p>
     <w:p>
       <w:pPr>
@@ -465,13 +354,8 @@
       </w:r>
       <w:proofErr w:type="spellEnd"/>
       <w:r>
-        <w:t xml:space="preserve"> in (100,150,120,200</w:t>
-      </w:r>
-      <w:proofErr w:type="gramStart"/>
-      <w:r>
-        <w:t>);</w:t>
-      </w:r>
-      <w:proofErr w:type="gramEnd"/>
+        <w:t xml:space="preserve"> in (100,150,120,200);</w:t>
+      </w:r>
     </w:p>
     <w:p>
       <w:pPr>
@@ -486,13 +370,8 @@
       </w:r>
       <w:proofErr w:type="spellEnd"/>
       <w:r>
-        <w:t xml:space="preserve"> in('IT_PROG','SA_MAN'</w:t>
-      </w:r>
-      <w:proofErr w:type="gramStart"/>
-      <w:r>
-        <w:t>);</w:t>
-      </w:r>
-      <w:proofErr w:type="gramEnd"/>
+        <w:t xml:space="preserve"> in('IT_PROG','SA_MAN');</w:t>
+      </w:r>
     </w:p>
     <w:p>
       <w:pPr>
@@ -527,37 +406,10 @@
           <w:highlight w:val="yellow"/>
         </w:rPr>
         <w:lastRenderedPageBreak/>
-        <w:t xml:space="preserve">Like </w:t>
-      </w:r>
-      <w:proofErr w:type="gramStart"/>
-      <w:r>
-        <w:rPr>
-          <w:highlight w:val="yellow"/>
-        </w:rPr>
-        <w:t>operator</w:t>
-      </w:r>
-      <w:r>
-        <w:t xml:space="preserve"> :</w:t>
-      </w:r>
-      <w:proofErr w:type="gramEnd"/>
-      <w:r>
-        <w:t xml:space="preserve"> it </w:t>
-      </w:r>
-      <w:proofErr w:type="gramStart"/>
-      <w:r>
-        <w:t>provide</w:t>
-      </w:r>
-      <w:proofErr w:type="gramEnd"/>
-      <w:r>
-        <w:t xml:space="preserve"> few place </w:t>
-      </w:r>
-      <w:proofErr w:type="gramStart"/>
-      <w:r>
-        <w:t>holder</w:t>
-      </w:r>
-      <w:proofErr w:type="gramEnd"/>
-      <w:r>
-        <w:t xml:space="preserve"> to search contains in string values. </w:t>
+        <w:t>Like operator</w:t>
+      </w:r>
+      <w:r>
+        <w:t xml:space="preserve"> : it provide few place holder to search contains in string values. </w:t>
       </w:r>
     </w:p>
     <w:p>
@@ -578,13 +430,8 @@
       </w:r>
       <w:proofErr w:type="spellEnd"/>
       <w:r>
-        <w:t xml:space="preserve"> =’steven</w:t>
-      </w:r>
-      <w:proofErr w:type="gramStart"/>
-      <w:r>
-        <w:t>’;</w:t>
-      </w:r>
-      <w:proofErr w:type="gramEnd"/>
+        <w:t xml:space="preserve"> =’steven’;</w:t>
+      </w:r>
     </w:p>
     <w:p>
       <w:pPr>
@@ -612,13 +459,8 @@
       </w:r>
       <w:proofErr w:type="spellEnd"/>
       <w:r>
-        <w:t xml:space="preserve"> like ‘steven</w:t>
-      </w:r>
-      <w:proofErr w:type="gramStart"/>
-      <w:r>
-        <w:t>’;</w:t>
-      </w:r>
-      <w:proofErr w:type="gramEnd"/>
+        <w:t xml:space="preserve"> like ‘steven’;</w:t>
+      </w:r>
     </w:p>
     <w:p>
       <w:pPr>
@@ -668,14 +510,12 @@
       <w:r>
         <w:t>%</w:t>
       </w:r>
-      <w:proofErr w:type="gramStart"/>
       <w:r>
         <w:t>'</w:t>
       </w:r>
       <w:r>
         <w:t>;</w:t>
       </w:r>
-      <w:proofErr w:type="gramEnd"/>
     </w:p>
     <w:p>
       <w:r>
@@ -708,14 +548,12 @@
       <w:r>
         <w:t>s</w:t>
       </w:r>
-      <w:proofErr w:type="gramStart"/>
       <w:r>
         <w:t>'</w:t>
       </w:r>
       <w:r>
         <w:t>;</w:t>
       </w:r>
-      <w:proofErr w:type="gramEnd"/>
     </w:p>
     <w:p>
       <w:r>
@@ -757,14 +595,12 @@
       <w:r>
         <w:t>e%</w:t>
       </w:r>
-      <w:proofErr w:type="gramStart"/>
       <w:r>
         <w:t>'</w:t>
       </w:r>
       <w:r>
         <w:t>;</w:t>
       </w:r>
-      <w:proofErr w:type="gramEnd"/>
     </w:p>
     <w:p>
       <w:pPr>
@@ -777,13 +613,8 @@
         <w:pStyle w:val="ListParagraph"/>
         <w:spacing w:line="360" w:lineRule="auto"/>
       </w:pPr>
-      <w:proofErr w:type="gramStart"/>
-      <w:r>
-        <w:t>_ :</w:t>
-      </w:r>
-      <w:proofErr w:type="gramEnd"/>
-      <w:r>
-        <w:t xml:space="preserve"> only one character can be anything. </w:t>
+      <w:r>
+        <w:t xml:space="preserve">_ : only one character can be anything. </w:t>
       </w:r>
     </w:p>
     <w:p>
@@ -808,13 +639,8 @@
       </w:r>
       <w:proofErr w:type="spellEnd"/>
       <w:r>
-        <w:t>%</w:t>
-      </w:r>
-      <w:proofErr w:type="gramStart"/>
-      <w:r>
-        <w:t>';</w:t>
-      </w:r>
-      <w:proofErr w:type="gramEnd"/>
+        <w:t>%';</w:t>
+      </w:r>
     </w:p>
     <w:p>
       <w:pPr>
@@ -835,13 +661,8 @@
         <w:t>Is n</w:t>
       </w:r>
       <w:r>
-        <w:t xml:space="preserve">ull </w:t>
-      </w:r>
-      <w:proofErr w:type="gramStart"/>
-      <w:r>
-        <w:t>operator :</w:t>
-      </w:r>
-      <w:proofErr w:type="gramEnd"/>
+        <w:t>ull operator :</w:t>
+      </w:r>
       <w:r>
         <w:t xml:space="preserve"> null (empty value) </w:t>
       </w:r>
@@ -859,13 +680,8 @@
       </w:r>
       <w:proofErr w:type="spellEnd"/>
       <w:r>
-        <w:t xml:space="preserve"> is </w:t>
-      </w:r>
-      <w:proofErr w:type="gramStart"/>
-      <w:r>
-        <w:t>null;</w:t>
-      </w:r>
-      <w:proofErr w:type="gramEnd"/>
+        <w:t xml:space="preserve"> is null;</w:t>
+      </w:r>
     </w:p>
     <w:p>
       <w:r>
@@ -897,39 +713,24 @@
       <w:pPr>
         <w:pStyle w:val="ListParagraph"/>
       </w:pPr>
-      <w:proofErr w:type="gramStart"/>
-      <w:r>
-        <w:t>and :</w:t>
-      </w:r>
-      <w:proofErr w:type="gramEnd"/>
-      <w:r>
-        <w:t xml:space="preserve"> all condition must be true </w:t>
-      </w:r>
-    </w:p>
-    <w:p>
-      <w:pPr>
-        <w:pStyle w:val="ListParagraph"/>
-      </w:pPr>
-      <w:proofErr w:type="gramStart"/>
-      <w:r>
-        <w:t>or :</w:t>
-      </w:r>
-      <w:proofErr w:type="gramEnd"/>
-      <w:r>
-        <w:t xml:space="preserve"> any one condition must be true </w:t>
-      </w:r>
-    </w:p>
-    <w:p>
-      <w:pPr>
-        <w:pStyle w:val="ListParagraph"/>
-      </w:pPr>
-      <w:proofErr w:type="gramStart"/>
-      <w:r>
-        <w:t>not :</w:t>
-      </w:r>
-      <w:proofErr w:type="gramEnd"/>
-      <w:r>
-        <w:t xml:space="preserve"> negation (if condition true it consider as false and vice-versa)</w:t>
+      <w:r>
+        <w:t xml:space="preserve">and : all condition must be true </w:t>
+      </w:r>
+    </w:p>
+    <w:p>
+      <w:pPr>
+        <w:pStyle w:val="ListParagraph"/>
+      </w:pPr>
+      <w:r>
+        <w:t xml:space="preserve">or : any one condition must be true </w:t>
+      </w:r>
+    </w:p>
+    <w:p>
+      <w:pPr>
+        <w:pStyle w:val="ListParagraph"/>
+      </w:pPr>
+      <w:r>
+        <w:t>not : negation (if condition true it consider as false and vice-versa)</w:t>
       </w:r>
     </w:p>
     <w:p>
@@ -967,16 +768,8 @@
         <w:rPr>
           <w:highlight w:val="yellow"/>
         </w:rPr>
-        <w:t xml:space="preserve"> like 'IT_PROG' and salary &gt; </w:t>
-      </w:r>
-      <w:proofErr w:type="gramStart"/>
-      <w:r>
-        <w:rPr>
-          <w:highlight w:val="yellow"/>
-        </w:rPr>
-        <w:t>5000;</w:t>
-      </w:r>
-      <w:proofErr w:type="gramEnd"/>
+        <w:t xml:space="preserve"> like 'IT_PROG' and salary &gt; 5000;</w:t>
+      </w:r>
     </w:p>
     <w:p>
       <w:pPr>
@@ -1003,38 +796,22 @@
         <w:rPr>
           <w:highlight w:val="yellow"/>
         </w:rPr>
-        <w:t xml:space="preserve"> like 'IT_PROG' or salary &gt; </w:t>
-      </w:r>
-      <w:proofErr w:type="gramStart"/>
-      <w:r>
-        <w:rPr>
-          <w:highlight w:val="yellow"/>
-        </w:rPr>
-        <w:t>5000;</w:t>
-      </w:r>
-      <w:proofErr w:type="gramEnd"/>
-    </w:p>
-    <w:p>
-      <w:pPr>
-        <w:pStyle w:val="ListParagraph"/>
-        <w:rPr>
-          <w:highlight w:val="yellow"/>
-        </w:rPr>
-      </w:pPr>
-      <w:r>
-        <w:rPr>
-          <w:highlight w:val="yellow"/>
-        </w:rPr>
-        <w:t xml:space="preserve">Select * from employee where salary not between 5000 and </w:t>
-      </w:r>
-      <w:proofErr w:type="gramStart"/>
-      <w:r>
-        <w:rPr>
-          <w:highlight w:val="yellow"/>
-        </w:rPr>
-        <w:t>10000;</w:t>
-      </w:r>
-      <w:proofErr w:type="gramEnd"/>
+        <w:t xml:space="preserve"> like 'IT_PROG' or salary &gt; 5000;</w:t>
+      </w:r>
+    </w:p>
+    <w:p>
+      <w:pPr>
+        <w:pStyle w:val="ListParagraph"/>
+        <w:rPr>
+          <w:highlight w:val="yellow"/>
+        </w:rPr>
+      </w:pPr>
+      <w:r>
+        <w:rPr>
+          <w:highlight w:val="yellow"/>
+        </w:rPr>
+        <w:t>Select * from employee where salary not between 5000 and 10000;</w:t>
+      </w:r>
     </w:p>
     <w:p>
       <w:pPr>
@@ -1058,16 +835,8 @@
         <w:rPr>
           <w:highlight w:val="yellow"/>
         </w:rPr>
-        <w:t xml:space="preserve"> not in (60,80,50</w:t>
-      </w:r>
-      <w:proofErr w:type="gramStart"/>
-      <w:r>
-        <w:rPr>
-          <w:highlight w:val="yellow"/>
-        </w:rPr>
-        <w:t>);</w:t>
-      </w:r>
-      <w:proofErr w:type="gramEnd"/>
+        <w:t xml:space="preserve"> not in (60,80,50);</w:t>
+      </w:r>
     </w:p>
     <w:p>
       <w:pPr>
@@ -1105,7 +874,6 @@
       </w:pPr>
     </w:p>
     <w:p>
-      <w:proofErr w:type="gramStart"/>
       <w:r>
         <w:rPr>
           <w:highlight w:val="yellow"/>
@@ -1113,19 +881,7 @@
         <w:t>Join</w:t>
       </w:r>
       <w:r>
-        <w:t xml:space="preserve">  :</w:t>
-      </w:r>
-      <w:proofErr w:type="gramEnd"/>
-      <w:r>
-        <w:t xml:space="preserve"> Join is </w:t>
-      </w:r>
-      <w:proofErr w:type="gramStart"/>
-      <w:r>
-        <w:t>use</w:t>
-      </w:r>
-      <w:proofErr w:type="gramEnd"/>
-      <w:r>
-        <w:t xml:space="preserve"> to retrieve more than one column from more than one table with or without conditions. </w:t>
+        <w:t xml:space="preserve">  : Join is use to retrieve more than one column from more than one table with or without conditions. </w:t>
       </w:r>
     </w:p>
     <w:p>
@@ -1164,12 +920,10 @@
         <w:t xml:space="preserve"> from </w:t>
       </w:r>
       <w:proofErr w:type="spellStart"/>
-      <w:proofErr w:type="gramStart"/>
       <w:r>
         <w:t>firstTableName,secondTableName</w:t>
       </w:r>
       <w:proofErr w:type="spellEnd"/>
-      <w:proofErr w:type="gramEnd"/>
       <w:r>
         <w:t>;</w:t>
       </w:r>
@@ -1256,21 +1010,7 @@
         <w:rPr>
           <w:highlight w:val="yellow"/>
         </w:rPr>
-        <w:t>first_</w:t>
-      </w:r>
-      <w:proofErr w:type="gramStart"/>
-      <w:r>
-        <w:rPr>
-          <w:highlight w:val="yellow"/>
-        </w:rPr>
-        <w:t>name,salary</w:t>
-      </w:r>
-      <w:proofErr w:type="gramEnd"/>
-      <w:r>
-        <w:rPr>
-          <w:highlight w:val="yellow"/>
-        </w:rPr>
-        <w:t>,department_name</w:t>
+        <w:t>first_name,salary,department_name</w:t>
       </w:r>
       <w:proofErr w:type="spellEnd"/>
       <w:r>
@@ -1280,7 +1020,6 @@
         <w:t xml:space="preserve"> from </w:t>
       </w:r>
       <w:proofErr w:type="spellStart"/>
-      <w:proofErr w:type="gramStart"/>
       <w:r>
         <w:rPr>
           <w:highlight w:val="yellow"/>
@@ -1288,7 +1027,6 @@
         <w:t>employee,department</w:t>
       </w:r>
       <w:proofErr w:type="spellEnd"/>
-      <w:proofErr w:type="gramEnd"/>
       <w:r>
         <w:rPr>
           <w:highlight w:val="yellow"/>
@@ -1298,23 +1036,7 @@
     </w:p>
     <w:p>
       <w:r>
-        <w:t xml:space="preserve">if </w:t>
-      </w:r>
-      <w:proofErr w:type="gramStart"/>
-      <w:r>
-        <w:t>both</w:t>
-      </w:r>
-      <w:proofErr w:type="gramEnd"/>
-      <w:r>
-        <w:t xml:space="preserve"> table contains common column </w:t>
-      </w:r>
-      <w:proofErr w:type="gramStart"/>
-      <w:r>
-        <w:t>name</w:t>
-      </w:r>
-      <w:proofErr w:type="gramEnd"/>
-      <w:r>
-        <w:t xml:space="preserve"> then you can use below query </w:t>
+        <w:t xml:space="preserve">if both table contains common column name then you can use below query </w:t>
       </w:r>
     </w:p>
     <w:p>
@@ -1327,64 +1049,13 @@
       <w:r>
         <w:t xml:space="preserve"> </w:t>
       </w:r>
-      <w:proofErr w:type="gramStart"/>
-      <w:r>
-        <w:rPr>
-          <w:highlight w:val="yellow"/>
-        </w:rPr>
-        <w:t>employee.first</w:t>
-      </w:r>
-      <w:proofErr w:type="gramEnd"/>
-      <w:r>
-        <w:rPr>
-          <w:highlight w:val="yellow"/>
-        </w:rPr>
-        <w:t>_</w:t>
-      </w:r>
-      <w:proofErr w:type="gramStart"/>
-      <w:r>
-        <w:rPr>
-          <w:highlight w:val="yellow"/>
-        </w:rPr>
-        <w:t>name,employee</w:t>
-      </w:r>
-      <w:proofErr w:type="gramEnd"/>
-      <w:r>
-        <w:rPr>
-          <w:highlight w:val="yellow"/>
-        </w:rPr>
-        <w:t>.</w:t>
-      </w:r>
-      <w:proofErr w:type="gramStart"/>
-      <w:r>
-        <w:rPr>
-          <w:highlight w:val="yellow"/>
-        </w:rPr>
-        <w:t>salary,employee</w:t>
-      </w:r>
-      <w:proofErr w:type="gramEnd"/>
-      <w:r>
-        <w:rPr>
-          <w:highlight w:val="yellow"/>
-        </w:rPr>
-        <w:t>.department_</w:t>
-      </w:r>
-      <w:proofErr w:type="gramStart"/>
-      <w:r>
-        <w:rPr>
-          <w:highlight w:val="yellow"/>
-        </w:rPr>
-        <w:t>id,department</w:t>
-      </w:r>
-      <w:proofErr w:type="gramEnd"/>
-      <w:r>
-        <w:rPr>
-          <w:highlight w:val="yellow"/>
-        </w:rPr>
-        <w:t xml:space="preserve">.department_name from </w:t>
-      </w:r>
-      <w:proofErr w:type="spellStart"/>
-      <w:proofErr w:type="gramStart"/>
+      <w:r>
+        <w:rPr>
+          <w:highlight w:val="yellow"/>
+        </w:rPr>
+        <w:t xml:space="preserve">employee.first_name,employee.salary,employee.department_id,department.department_name from </w:t>
+      </w:r>
+      <w:proofErr w:type="spellStart"/>
       <w:r>
         <w:rPr>
           <w:highlight w:val="yellow"/>
@@ -1392,7 +1063,6 @@
         <w:t>employee,department</w:t>
       </w:r>
       <w:proofErr w:type="spellEnd"/>
-      <w:proofErr w:type="gramEnd"/>
       <w:r>
         <w:rPr>
           <w:highlight w:val="yellow"/>
@@ -1410,66 +1080,9 @@
         <w:rPr>
           <w:highlight w:val="yellow"/>
         </w:rPr>
-        <w:t xml:space="preserve">select </w:t>
-      </w:r>
-      <w:proofErr w:type="gramStart"/>
-      <w:r>
-        <w:rPr>
-          <w:highlight w:val="yellow"/>
-        </w:rPr>
-        <w:t>emp.first</w:t>
-      </w:r>
-      <w:proofErr w:type="gramEnd"/>
-      <w:r>
-        <w:rPr>
-          <w:highlight w:val="yellow"/>
-        </w:rPr>
-        <w:t>_</w:t>
-      </w:r>
-      <w:proofErr w:type="gramStart"/>
-      <w:r>
-        <w:rPr>
-          <w:highlight w:val="yellow"/>
-        </w:rPr>
-        <w:t>name,emp</w:t>
-      </w:r>
-      <w:proofErr w:type="gramEnd"/>
-      <w:r>
-        <w:rPr>
-          <w:highlight w:val="yellow"/>
-        </w:rPr>
-        <w:t>.</w:t>
-      </w:r>
-      <w:proofErr w:type="gramStart"/>
-      <w:r>
-        <w:rPr>
-          <w:highlight w:val="yellow"/>
-        </w:rPr>
-        <w:t>salary,emp</w:t>
-      </w:r>
-      <w:proofErr w:type="gramEnd"/>
-      <w:r>
-        <w:rPr>
-          <w:highlight w:val="yellow"/>
-        </w:rPr>
-        <w:t>.department_</w:t>
-      </w:r>
-      <w:proofErr w:type="gramStart"/>
-      <w:r>
-        <w:rPr>
-          <w:highlight w:val="yellow"/>
-        </w:rPr>
-        <w:t>id,dept</w:t>
-      </w:r>
-      <w:proofErr w:type="gramEnd"/>
-      <w:r>
-        <w:rPr>
-          <w:highlight w:val="yellow"/>
-        </w:rPr>
-        <w:t xml:space="preserve">.department_name from employee </w:t>
-      </w:r>
-      <w:proofErr w:type="spellStart"/>
-      <w:proofErr w:type="gramStart"/>
+        <w:t xml:space="preserve">select emp.first_name,emp.salary,emp.department_id,dept.department_name from employee </w:t>
+      </w:r>
+      <w:proofErr w:type="spellStart"/>
       <w:r>
         <w:rPr>
           <w:highlight w:val="yellow"/>
@@ -1477,21 +1090,12 @@
         <w:t>emp,department</w:t>
       </w:r>
       <w:proofErr w:type="spellEnd"/>
-      <w:proofErr w:type="gramEnd"/>
-      <w:r>
-        <w:rPr>
-          <w:highlight w:val="yellow"/>
-        </w:rPr>
-        <w:t xml:space="preserve"> </w:t>
-      </w:r>
-      <w:proofErr w:type="gramStart"/>
-      <w:r>
-        <w:rPr>
-          <w:highlight w:val="yellow"/>
-        </w:rPr>
-        <w:t>dept;</w:t>
-      </w:r>
-      <w:proofErr w:type="gramEnd"/>
+      <w:r>
+        <w:rPr>
+          <w:highlight w:val="yellow"/>
+        </w:rPr>
+        <w:t xml:space="preserve"> dept;</w:t>
+      </w:r>
     </w:p>
     <w:p/>
     <w:p>
@@ -1503,15 +1107,7 @@
         </w:numPr>
       </w:pPr>
       <w:r>
-        <w:t xml:space="preserve">Inner </w:t>
-      </w:r>
-      <w:proofErr w:type="gramStart"/>
-      <w:r>
-        <w:t>join :</w:t>
-      </w:r>
-      <w:proofErr w:type="gramEnd"/>
-      <w:r>
-        <w:t xml:space="preserve"> we need to compare common column between 2 tables. </w:t>
+        <w:t xml:space="preserve">Inner join : we need to compare common column between 2 tables. </w:t>
       </w:r>
     </w:p>
     <w:p>
@@ -1580,33 +1176,11 @@
         <w:t xml:space="preserve">select </w:t>
       </w:r>
       <w:proofErr w:type="spellStart"/>
-      <w:proofErr w:type="gramStart"/>
-      <w:r>
-        <w:rPr>
-          <w:highlight w:val="yellow"/>
-        </w:rPr>
-        <w:t>emp.first</w:t>
-      </w:r>
-      <w:proofErr w:type="gramEnd"/>
-      <w:r>
-        <w:rPr>
-          <w:highlight w:val="yellow"/>
-        </w:rPr>
-        <w:t>_</w:t>
-      </w:r>
-      <w:proofErr w:type="gramStart"/>
-      <w:r>
-        <w:rPr>
-          <w:highlight w:val="yellow"/>
-        </w:rPr>
-        <w:t>name,dept</w:t>
-      </w:r>
-      <w:proofErr w:type="gramEnd"/>
-      <w:r>
-        <w:rPr>
-          <w:highlight w:val="yellow"/>
-        </w:rPr>
-        <w:t>.department_name</w:t>
+      <w:r>
+        <w:rPr>
+          <w:highlight w:val="yellow"/>
+        </w:rPr>
+        <w:t>emp.first_name,dept.department_name</w:t>
       </w:r>
       <w:proofErr w:type="spellEnd"/>
       <w:r>
@@ -1616,19 +1190,11 @@
         <w:t xml:space="preserve"> from employee emp inner join department dept on </w:t>
       </w:r>
       <w:proofErr w:type="spellStart"/>
-      <w:proofErr w:type="gramStart"/>
-      <w:r>
-        <w:rPr>
-          <w:highlight w:val="yellow"/>
-        </w:rPr>
-        <w:t>emp.department</w:t>
-      </w:r>
-      <w:proofErr w:type="gramEnd"/>
-      <w:r>
-        <w:rPr>
-          <w:highlight w:val="yellow"/>
-        </w:rPr>
-        <w:t>_id</w:t>
+      <w:r>
+        <w:rPr>
+          <w:highlight w:val="yellow"/>
+        </w:rPr>
+        <w:t>emp.department_id</w:t>
       </w:r>
       <w:proofErr w:type="spellEnd"/>
       <w:r>
@@ -1638,26 +1204,11 @@
         <w:t>=</w:t>
       </w:r>
       <w:proofErr w:type="spellStart"/>
-      <w:proofErr w:type="gramStart"/>
-      <w:r>
-        <w:rPr>
-          <w:highlight w:val="yellow"/>
-        </w:rPr>
-        <w:t>dept.department</w:t>
-      </w:r>
-      <w:proofErr w:type="gramEnd"/>
-      <w:r>
-        <w:rPr>
-          <w:highlight w:val="yellow"/>
-        </w:rPr>
-        <w:t>_</w:t>
-      </w:r>
-      <w:proofErr w:type="gramStart"/>
-      <w:r>
-        <w:rPr>
-          <w:highlight w:val="yellow"/>
-        </w:rPr>
-        <w:t>id</w:t>
+      <w:r>
+        <w:rPr>
+          <w:highlight w:val="yellow"/>
+        </w:rPr>
+        <w:t>dept.department_id</w:t>
       </w:r>
       <w:proofErr w:type="spellEnd"/>
       <w:r>
@@ -1666,7 +1217,6 @@
         </w:rPr>
         <w:t>;</w:t>
       </w:r>
-      <w:proofErr w:type="gramEnd"/>
     </w:p>
     <w:p/>
     <w:p>
@@ -1677,47 +1227,11 @@
         <w:t xml:space="preserve">select </w:t>
       </w:r>
       <w:proofErr w:type="spellStart"/>
-      <w:proofErr w:type="gramStart"/>
-      <w:r>
-        <w:rPr>
-          <w:highlight w:val="yellow"/>
-        </w:rPr>
-        <w:t>e.first</w:t>
-      </w:r>
-      <w:proofErr w:type="gramEnd"/>
-      <w:r>
-        <w:rPr>
-          <w:highlight w:val="yellow"/>
-        </w:rPr>
-        <w:t>_</w:t>
-      </w:r>
-      <w:proofErr w:type="gramStart"/>
-      <w:r>
-        <w:rPr>
-          <w:highlight w:val="yellow"/>
-        </w:rPr>
-        <w:t>name,e</w:t>
-      </w:r>
-      <w:proofErr w:type="gramEnd"/>
-      <w:r>
-        <w:rPr>
-          <w:highlight w:val="yellow"/>
-        </w:rPr>
-        <w:t>.</w:t>
-      </w:r>
-      <w:proofErr w:type="gramStart"/>
-      <w:r>
-        <w:rPr>
-          <w:highlight w:val="yellow"/>
-        </w:rPr>
-        <w:t>salary,j.job</w:t>
-      </w:r>
-      <w:proofErr w:type="gramEnd"/>
-      <w:r>
-        <w:rPr>
-          <w:highlight w:val="yellow"/>
-        </w:rPr>
-        <w:t>_title</w:t>
+      <w:r>
+        <w:rPr>
+          <w:highlight w:val="yellow"/>
+        </w:rPr>
+        <w:t>e.first_name,e.salary,j.job_title</w:t>
       </w:r>
       <w:proofErr w:type="spellEnd"/>
       <w:r>
@@ -1745,14 +1259,7 @@
         <w:rPr>
           <w:highlight w:val="yellow"/>
         </w:rPr>
-        <w:t>e.job_</w:t>
-      </w:r>
-      <w:proofErr w:type="gramStart"/>
-      <w:r>
-        <w:rPr>
-          <w:highlight w:val="yellow"/>
-        </w:rPr>
-        <w:t>id</w:t>
+        <w:t>e.job_id</w:t>
       </w:r>
       <w:proofErr w:type="spellEnd"/>
       <w:r>
@@ -1761,7 +1268,6 @@
         </w:rPr>
         <w:t>;</w:t>
       </w:r>
-      <w:proofErr w:type="gramEnd"/>
     </w:p>
     <w:p/>
     <w:p>
@@ -1796,33 +1302,11 @@
         <w:t xml:space="preserve">select </w:t>
       </w:r>
       <w:proofErr w:type="spellStart"/>
-      <w:proofErr w:type="gramStart"/>
-      <w:r>
-        <w:rPr>
-          <w:highlight w:val="yellow"/>
-        </w:rPr>
-        <w:t>emp.first</w:t>
-      </w:r>
-      <w:proofErr w:type="gramEnd"/>
-      <w:r>
-        <w:rPr>
-          <w:highlight w:val="yellow"/>
-        </w:rPr>
-        <w:t>_</w:t>
-      </w:r>
-      <w:proofErr w:type="gramStart"/>
-      <w:r>
-        <w:rPr>
-          <w:highlight w:val="yellow"/>
-        </w:rPr>
-        <w:t>name,dept</w:t>
-      </w:r>
-      <w:proofErr w:type="gramEnd"/>
-      <w:r>
-        <w:rPr>
-          <w:highlight w:val="yellow"/>
-        </w:rPr>
-        <w:t>.department_name</w:t>
+      <w:r>
+        <w:rPr>
+          <w:highlight w:val="yellow"/>
+        </w:rPr>
+        <w:t>emp.first_name,dept.department_name</w:t>
       </w:r>
       <w:proofErr w:type="spellEnd"/>
       <w:r>
@@ -1832,19 +1316,11 @@
         <w:t xml:space="preserve"> from employee emp left outer join department dept on </w:t>
       </w:r>
       <w:proofErr w:type="spellStart"/>
-      <w:proofErr w:type="gramStart"/>
-      <w:r>
-        <w:rPr>
-          <w:highlight w:val="yellow"/>
-        </w:rPr>
-        <w:t>emp.department</w:t>
-      </w:r>
-      <w:proofErr w:type="gramEnd"/>
-      <w:r>
-        <w:rPr>
-          <w:highlight w:val="yellow"/>
-        </w:rPr>
-        <w:t>_id</w:t>
+      <w:r>
+        <w:rPr>
+          <w:highlight w:val="yellow"/>
+        </w:rPr>
+        <w:t>emp.department_id</w:t>
       </w:r>
       <w:proofErr w:type="spellEnd"/>
       <w:r>
@@ -1854,26 +1330,11 @@
         <w:t>=</w:t>
       </w:r>
       <w:proofErr w:type="spellStart"/>
-      <w:proofErr w:type="gramStart"/>
-      <w:r>
-        <w:rPr>
-          <w:highlight w:val="yellow"/>
-        </w:rPr>
-        <w:t>dept.department</w:t>
-      </w:r>
-      <w:proofErr w:type="gramEnd"/>
-      <w:r>
-        <w:rPr>
-          <w:highlight w:val="yellow"/>
-        </w:rPr>
-        <w:t>_</w:t>
-      </w:r>
-      <w:proofErr w:type="gramStart"/>
-      <w:r>
-        <w:rPr>
-          <w:highlight w:val="yellow"/>
-        </w:rPr>
-        <w:t>id</w:t>
+      <w:r>
+        <w:rPr>
+          <w:highlight w:val="yellow"/>
+        </w:rPr>
+        <w:t>dept.department_id</w:t>
       </w:r>
       <w:proofErr w:type="spellEnd"/>
       <w:r>
@@ -1882,7 +1343,6 @@
         </w:rPr>
         <w:t>;</w:t>
       </w:r>
-      <w:proofErr w:type="gramEnd"/>
     </w:p>
     <w:p>
       <w:pPr>
@@ -1916,33 +1376,11 @@
         <w:t xml:space="preserve">select </w:t>
       </w:r>
       <w:proofErr w:type="spellStart"/>
-      <w:proofErr w:type="gramStart"/>
-      <w:r>
-        <w:rPr>
-          <w:highlight w:val="yellow"/>
-        </w:rPr>
-        <w:t>emp.first</w:t>
-      </w:r>
-      <w:proofErr w:type="gramEnd"/>
-      <w:r>
-        <w:rPr>
-          <w:highlight w:val="yellow"/>
-        </w:rPr>
-        <w:t>_</w:t>
-      </w:r>
-      <w:proofErr w:type="gramStart"/>
-      <w:r>
-        <w:rPr>
-          <w:highlight w:val="yellow"/>
-        </w:rPr>
-        <w:t>name,dept</w:t>
-      </w:r>
-      <w:proofErr w:type="gramEnd"/>
-      <w:r>
-        <w:rPr>
-          <w:highlight w:val="yellow"/>
-        </w:rPr>
-        <w:t>.department_name</w:t>
+      <w:r>
+        <w:rPr>
+          <w:highlight w:val="yellow"/>
+        </w:rPr>
+        <w:t>emp.first_name,dept.department_name</w:t>
       </w:r>
       <w:proofErr w:type="spellEnd"/>
       <w:r>
@@ -1964,19 +1402,11 @@
         <w:t xml:space="preserve"> outer join department dept on </w:t>
       </w:r>
       <w:proofErr w:type="spellStart"/>
-      <w:proofErr w:type="gramStart"/>
-      <w:r>
-        <w:rPr>
-          <w:highlight w:val="yellow"/>
-        </w:rPr>
-        <w:t>emp.department</w:t>
-      </w:r>
-      <w:proofErr w:type="gramEnd"/>
-      <w:r>
-        <w:rPr>
-          <w:highlight w:val="yellow"/>
-        </w:rPr>
-        <w:t>_id</w:t>
+      <w:r>
+        <w:rPr>
+          <w:highlight w:val="yellow"/>
+        </w:rPr>
+        <w:t>emp.department_id</w:t>
       </w:r>
       <w:proofErr w:type="spellEnd"/>
       <w:r>
@@ -1986,26 +1416,11 @@
         <w:t>=</w:t>
       </w:r>
       <w:proofErr w:type="spellStart"/>
-      <w:proofErr w:type="gramStart"/>
-      <w:r>
-        <w:rPr>
-          <w:highlight w:val="yellow"/>
-        </w:rPr>
-        <w:t>dept.department</w:t>
-      </w:r>
-      <w:proofErr w:type="gramEnd"/>
-      <w:r>
-        <w:rPr>
-          <w:highlight w:val="yellow"/>
-        </w:rPr>
-        <w:t>_</w:t>
-      </w:r>
-      <w:proofErr w:type="gramStart"/>
-      <w:r>
-        <w:rPr>
-          <w:highlight w:val="yellow"/>
-        </w:rPr>
-        <w:t>id</w:t>
+      <w:r>
+        <w:rPr>
+          <w:highlight w:val="yellow"/>
+        </w:rPr>
+        <w:t>dept.department_id</w:t>
       </w:r>
       <w:proofErr w:type="spellEnd"/>
       <w:r>
@@ -2014,7 +1429,6 @@
         </w:rPr>
         <w:t>;</w:t>
       </w:r>
-      <w:proofErr w:type="gramEnd"/>
     </w:p>
     <w:p>
       <w:pPr>
@@ -2039,21 +1453,8 @@
       </w:r>
       <w:proofErr w:type="spellEnd"/>
       <w:r>
-        <w:t xml:space="preserve"> int, name </w:t>
-      </w:r>
-      <w:proofErr w:type="gramStart"/>
-      <w:r>
-        <w:t>varchar(</w:t>
-      </w:r>
-      <w:proofErr w:type="gramEnd"/>
-      <w:r>
-        <w:t>30)</w:t>
-      </w:r>
-      <w:proofErr w:type="gramStart"/>
-      <w:r>
-        <w:t>);</w:t>
-      </w:r>
-      <w:proofErr w:type="gramEnd"/>
+        <w:t xml:space="preserve"> int, name varchar(30));</w:t>
+      </w:r>
     </w:p>
     <w:p>
       <w:pPr>
@@ -2073,129 +1474,86 @@
       </w:r>
       <w:proofErr w:type="spellEnd"/>
       <w:r>
-        <w:t xml:space="preserve"> int, name </w:t>
-      </w:r>
-      <w:proofErr w:type="gramStart"/>
-      <w:r>
-        <w:t>varchar(</w:t>
-      </w:r>
-      <w:proofErr w:type="gramEnd"/>
-      <w:r>
-        <w:t>30)</w:t>
-      </w:r>
-      <w:proofErr w:type="gramStart"/>
-      <w:r>
-        <w:t>);</w:t>
-      </w:r>
-      <w:proofErr w:type="gramEnd"/>
-    </w:p>
-    <w:p>
-      <w:pPr>
-        <w:pStyle w:val="ListParagraph"/>
-      </w:pPr>
-    </w:p>
-    <w:p>
-      <w:pPr>
-        <w:pStyle w:val="ListParagraph"/>
-      </w:pPr>
-      <w:r>
-        <w:t>insert into table1 values(100,'Raj'</w:t>
-      </w:r>
-      <w:proofErr w:type="gramStart"/>
-      <w:r>
-        <w:t>);</w:t>
-      </w:r>
-      <w:proofErr w:type="gramEnd"/>
-    </w:p>
-    <w:p>
-      <w:pPr>
-        <w:pStyle w:val="ListParagraph"/>
-      </w:pPr>
-    </w:p>
-    <w:p>
-      <w:pPr>
-        <w:pStyle w:val="ListParagraph"/>
-      </w:pPr>
-      <w:r>
-        <w:t>insert into table1 values(101,'John'</w:t>
-      </w:r>
-      <w:proofErr w:type="gramStart"/>
-      <w:r>
-        <w:t>);</w:t>
-      </w:r>
-      <w:proofErr w:type="gramEnd"/>
-    </w:p>
-    <w:p>
-      <w:pPr>
-        <w:pStyle w:val="ListParagraph"/>
-      </w:pPr>
-    </w:p>
-    <w:p>
-      <w:pPr>
-        <w:pStyle w:val="ListParagraph"/>
-      </w:pPr>
-      <w:r>
-        <w:t>insert into table2 values(1,'John'</w:t>
-      </w:r>
-      <w:proofErr w:type="gramStart"/>
-      <w:r>
-        <w:t>);</w:t>
-      </w:r>
-      <w:proofErr w:type="gramEnd"/>
-    </w:p>
-    <w:p>
-      <w:pPr>
-        <w:pStyle w:val="ListParagraph"/>
-      </w:pPr>
-    </w:p>
-    <w:p>
-      <w:pPr>
-        <w:pStyle w:val="ListParagraph"/>
-      </w:pPr>
-      <w:r>
-        <w:t>insert into table2 values(2,'Steven'</w:t>
-      </w:r>
-      <w:proofErr w:type="gramStart"/>
-      <w:r>
-        <w:t>);</w:t>
-      </w:r>
-      <w:proofErr w:type="gramEnd"/>
-    </w:p>
-    <w:p>
-      <w:pPr>
-        <w:pStyle w:val="ListParagraph"/>
-      </w:pPr>
-    </w:p>
-    <w:p>
-      <w:pPr>
-        <w:pStyle w:val="ListParagraph"/>
-      </w:pPr>
-      <w:r>
-        <w:t xml:space="preserve">select * from </w:t>
-      </w:r>
-      <w:proofErr w:type="gramStart"/>
-      <w:r>
-        <w:t>table1;</w:t>
-      </w:r>
-      <w:proofErr w:type="gramEnd"/>
-    </w:p>
-    <w:p>
-      <w:pPr>
-        <w:pStyle w:val="ListParagraph"/>
-      </w:pPr>
-    </w:p>
-    <w:p>
-      <w:pPr>
-        <w:pStyle w:val="ListParagraph"/>
-      </w:pPr>
-      <w:r>
-        <w:t xml:space="preserve">select * from </w:t>
-      </w:r>
-      <w:proofErr w:type="gramStart"/>
-      <w:r>
-        <w:t>table2;</w:t>
-      </w:r>
-      <w:proofErr w:type="gramEnd"/>
+        <w:t xml:space="preserve"> int, name varchar(30));</w:t>
+      </w:r>
+    </w:p>
+    <w:p>
+      <w:pPr>
+        <w:pStyle w:val="ListParagraph"/>
+      </w:pPr>
+    </w:p>
+    <w:p>
+      <w:pPr>
+        <w:pStyle w:val="ListParagraph"/>
+      </w:pPr>
+      <w:r>
+        <w:t>insert into table1 values(100,'Raj');</w:t>
+      </w:r>
+    </w:p>
+    <w:p>
+      <w:pPr>
+        <w:pStyle w:val="ListParagraph"/>
+      </w:pPr>
+    </w:p>
+    <w:p>
+      <w:pPr>
+        <w:pStyle w:val="ListParagraph"/>
+      </w:pPr>
+      <w:r>
+        <w:t>insert into table1 values(101,'John');</w:t>
+      </w:r>
+    </w:p>
+    <w:p>
+      <w:pPr>
+        <w:pStyle w:val="ListParagraph"/>
+      </w:pPr>
+    </w:p>
+    <w:p>
+      <w:pPr>
+        <w:pStyle w:val="ListParagraph"/>
+      </w:pPr>
+      <w:r>
+        <w:t>insert into table2 values(1,'John');</w:t>
+      </w:r>
+    </w:p>
+    <w:p>
+      <w:pPr>
+        <w:pStyle w:val="ListParagraph"/>
+      </w:pPr>
+    </w:p>
+    <w:p>
+      <w:pPr>
+        <w:pStyle w:val="ListParagraph"/>
+      </w:pPr>
+      <w:r>
+        <w:t>insert into table2 values(2,'Steven');</w:t>
+      </w:r>
+    </w:p>
+    <w:p>
+      <w:pPr>
+        <w:pStyle w:val="ListParagraph"/>
+      </w:pPr>
+    </w:p>
+    <w:p>
+      <w:pPr>
+        <w:pStyle w:val="ListParagraph"/>
+      </w:pPr>
+      <w:r>
+        <w:t>select * from table1;</w:t>
+      </w:r>
+    </w:p>
+    <w:p>
+      <w:pPr>
+        <w:pStyle w:val="ListParagraph"/>
+      </w:pPr>
+    </w:p>
+    <w:p>
+      <w:pPr>
+        <w:pStyle w:val="ListParagraph"/>
+      </w:pPr>
+      <w:r>
+        <w:t>select * from table2;</w:t>
+      </w:r>
     </w:p>
     <w:p>
       <w:pPr>
@@ -2210,54 +1568,26 @@
         <w:t xml:space="preserve">select </w:t>
       </w:r>
       <w:proofErr w:type="spellStart"/>
-      <w:proofErr w:type="gramStart"/>
       <w:r>
         <w:t>srno,accno</w:t>
       </w:r>
       <w:proofErr w:type="spellEnd"/>
-      <w:proofErr w:type="gramEnd"/>
-      <w:r>
-        <w:t xml:space="preserve"> from table1, </w:t>
-      </w:r>
-      <w:proofErr w:type="gramStart"/>
-      <w:r>
-        <w:t>table2;</w:t>
-      </w:r>
-      <w:proofErr w:type="gramEnd"/>
-    </w:p>
-    <w:p>
-      <w:pPr>
-        <w:pStyle w:val="ListParagraph"/>
-      </w:pPr>
-    </w:p>
-    <w:p>
-      <w:pPr>
-        <w:pStyle w:val="ListParagraph"/>
-      </w:pPr>
-      <w:r>
-        <w:t>select t</w:t>
-      </w:r>
-      <w:proofErr w:type="gramStart"/>
-      <w:r>
-        <w:t>1.srno</w:t>
-      </w:r>
-      <w:proofErr w:type="gramEnd"/>
-      <w:r>
-        <w:t>,</w:t>
-      </w:r>
-      <w:proofErr w:type="gramStart"/>
-      <w:r>
-        <w:t>t1.name,t2.accno</w:t>
-      </w:r>
-      <w:proofErr w:type="gramEnd"/>
-      <w:r>
-        <w:t xml:space="preserve">,t2.name from table1 t1, table2 </w:t>
-      </w:r>
-      <w:proofErr w:type="gramStart"/>
-      <w:r>
-        <w:t>t2;</w:t>
-      </w:r>
-      <w:proofErr w:type="gramEnd"/>
+      <w:r>
+        <w:t xml:space="preserve"> from table1, table2;</w:t>
+      </w:r>
+    </w:p>
+    <w:p>
+      <w:pPr>
+        <w:pStyle w:val="ListParagraph"/>
+      </w:pPr>
+    </w:p>
+    <w:p>
+      <w:pPr>
+        <w:pStyle w:val="ListParagraph"/>
+      </w:pPr>
+      <w:r>
+        <w:t>select t1.srno,t1.name,t2.accno,t2.name from table1 t1, table2 t2;</w:t>
+      </w:r>
     </w:p>
     <w:p>
       <w:pPr>
@@ -2282,29 +1612,8 @@
         <w:pStyle w:val="ListParagraph"/>
       </w:pPr>
       <w:r>
-        <w:t>select t</w:t>
-      </w:r>
-      <w:proofErr w:type="gramStart"/>
-      <w:r>
-        <w:t>1.srno</w:t>
-      </w:r>
-      <w:proofErr w:type="gramEnd"/>
-      <w:r>
-        <w:t>,</w:t>
-      </w:r>
-      <w:proofErr w:type="gramStart"/>
-      <w:r>
-        <w:t>t1.name,t2.accno</w:t>
-      </w:r>
-      <w:proofErr w:type="gramEnd"/>
-      <w:r>
-        <w:t xml:space="preserve">,t2.name from table1 t1 inner join table2 t2 on </w:t>
-      </w:r>
-      <w:proofErr w:type="gramStart"/>
-      <w:r>
-        <w:t>t1.name=t2.name;</w:t>
-      </w:r>
-      <w:proofErr w:type="gramEnd"/>
+        <w:t>select t1.srno,t1.name,t2.accno,t2.name from table1 t1 inner join table2 t2 on t1.name=t2.name;</w:t>
+      </w:r>
     </w:p>
     <w:p>
       <w:pPr>
@@ -2324,29 +1633,8 @@
         <w:pStyle w:val="ListParagraph"/>
       </w:pPr>
       <w:r>
-        <w:t>select t</w:t>
-      </w:r>
-      <w:proofErr w:type="gramStart"/>
-      <w:r>
-        <w:t>1.srno</w:t>
-      </w:r>
-      <w:proofErr w:type="gramEnd"/>
-      <w:r>
-        <w:t>,</w:t>
-      </w:r>
-      <w:proofErr w:type="gramStart"/>
-      <w:r>
-        <w:t>t1.name,t2.accno</w:t>
-      </w:r>
-      <w:proofErr w:type="gramEnd"/>
-      <w:r>
-        <w:t xml:space="preserve">,t2.name from table1 t1 left outer join table2 t2 on </w:t>
-      </w:r>
-      <w:proofErr w:type="gramStart"/>
-      <w:r>
-        <w:t>t1.name=t2.name;</w:t>
-      </w:r>
-      <w:proofErr w:type="gramEnd"/>
+        <w:t>select t1.srno,t1.name,t2.accno,t2.name from table1 t1 left outer join table2 t2 on t1.name=t2.name;</w:t>
+      </w:r>
     </w:p>
     <w:p>
       <w:pPr>
@@ -2366,39 +1654,668 @@
         <w:pStyle w:val="ListParagraph"/>
       </w:pPr>
       <w:r>
-        <w:t>select t</w:t>
-      </w:r>
-      <w:proofErr w:type="gramStart"/>
-      <w:r>
-        <w:t>1.srno</w:t>
-      </w:r>
-      <w:proofErr w:type="gramEnd"/>
-      <w:r>
-        <w:t>,</w:t>
-      </w:r>
-      <w:proofErr w:type="gramStart"/>
-      <w:r>
-        <w:t>t1.name,t2.accno</w:t>
-      </w:r>
-      <w:proofErr w:type="gramEnd"/>
-      <w:r>
-        <w:t xml:space="preserve">,t2.name from table1 t1 right outer join table2 t2 on </w:t>
-      </w:r>
-      <w:proofErr w:type="gramStart"/>
-      <w:r>
-        <w:t>t1.name=t2.name;</w:t>
-      </w:r>
-      <w:proofErr w:type="gramEnd"/>
-    </w:p>
-    <w:p>
-      <w:pPr>
-        <w:pStyle w:val="ListParagraph"/>
-      </w:pPr>
-    </w:p>
-    <w:p>
-      <w:pPr>
-        <w:pStyle w:val="ListParagraph"/>
-      </w:pPr>
+        <w:t>select t1.srno,t1.name,t2.accno,t2.name from table1 t1 right outer join table2 t2 on t1.name=t2.name;</w:t>
+      </w:r>
+    </w:p>
+    <w:p>
+      <w:pPr>
+        <w:pStyle w:val="ListParagraph"/>
+      </w:pPr>
+    </w:p>
+    <w:p>
+      <w:pPr>
+        <w:pStyle w:val="ListParagraph"/>
+      </w:pPr>
+    </w:p>
+    <w:p>
+      <w:pPr>
+        <w:pStyle w:val="ListParagraph"/>
+        <w:rPr>
+          <w:b/>
+          <w:bCs/>
+        </w:rPr>
+      </w:pPr>
+      <w:r>
+        <w:rPr>
+          <w:b/>
+          <w:bCs/>
+        </w:rPr>
+        <w:t xml:space="preserve">functions </w:t>
+      </w:r>
+    </w:p>
+    <w:p>
+      <w:pPr>
+        <w:pStyle w:val="ListParagraph"/>
+      </w:pPr>
+      <w:r>
+        <w:t xml:space="preserve">function is a set of instruction to perform a specific task. </w:t>
+      </w:r>
+    </w:p>
+    <w:p>
+      <w:pPr>
+        <w:pStyle w:val="ListParagraph"/>
+      </w:pPr>
+      <w:r>
+        <w:t xml:space="preserve">Function mainly divided into 2 types. </w:t>
+      </w:r>
+    </w:p>
+    <w:p>
+      <w:pPr>
+        <w:pStyle w:val="ListParagraph"/>
+      </w:pPr>
+      <w:proofErr w:type="spellStart"/>
+      <w:r>
+        <w:t>Pre defined</w:t>
+      </w:r>
+      <w:proofErr w:type="spellEnd"/>
+      <w:r>
+        <w:t xml:space="preserve"> function or built in functions. </w:t>
+      </w:r>
+    </w:p>
+    <w:p>
+      <w:pPr>
+        <w:pStyle w:val="ListParagraph"/>
+      </w:pPr>
+      <w:proofErr w:type="spellStart"/>
+      <w:r>
+        <w:t>Pre defined</w:t>
+      </w:r>
+      <w:proofErr w:type="spellEnd"/>
+      <w:r>
+        <w:t xml:space="preserve"> function mainly divided into 2 types. </w:t>
+      </w:r>
+    </w:p>
+    <w:p>
+      <w:pPr>
+        <w:pStyle w:val="ListParagraph"/>
+        <w:numPr>
+          <w:ilvl w:val="0"/>
+          <w:numId w:val="12"/>
+        </w:numPr>
+      </w:pPr>
+      <w:r>
+        <w:t xml:space="preserve">Single row functions </w:t>
+      </w:r>
+    </w:p>
+    <w:p>
+      <w:pPr>
+        <w:pStyle w:val="ListParagraph"/>
+        <w:ind w:left="1080"/>
+      </w:pPr>
+      <w:r>
+        <w:t xml:space="preserve">Single row function: single row function functionality apply for each records individually. </w:t>
+      </w:r>
+    </w:p>
+    <w:p>
+      <w:pPr>
+        <w:pStyle w:val="ListParagraph"/>
+        <w:numPr>
+          <w:ilvl w:val="0"/>
+          <w:numId w:val="13"/>
+        </w:numPr>
+      </w:pPr>
+      <w:r>
+        <w:t xml:space="preserve">String functions </w:t>
+      </w:r>
+    </w:p>
+    <w:p>
+      <w:pPr>
+        <w:pStyle w:val="ListParagraph"/>
+        <w:ind w:left="1440"/>
+      </w:pPr>
+      <w:r>
+        <w:t xml:space="preserve">Upper </w:t>
+      </w:r>
+    </w:p>
+    <w:p>
+      <w:pPr>
+        <w:pStyle w:val="ListParagraph"/>
+        <w:ind w:left="1440"/>
+      </w:pPr>
+      <w:r>
+        <w:t>select upper('</w:t>
+      </w:r>
+      <w:proofErr w:type="spellStart"/>
+      <w:r>
+        <w:t>akash</w:t>
+      </w:r>
+      <w:proofErr w:type="spellEnd"/>
+      <w:r>
+        <w:t>');</w:t>
+      </w:r>
+    </w:p>
+    <w:p>
+      <w:pPr>
+        <w:pStyle w:val="ListParagraph"/>
+        <w:ind w:left="1440"/>
+      </w:pPr>
+      <w:r>
+        <w:t>select upper('</w:t>
+      </w:r>
+      <w:proofErr w:type="spellStart"/>
+      <w:r>
+        <w:t>akash</w:t>
+      </w:r>
+      <w:proofErr w:type="spellEnd"/>
+      <w:r>
+        <w:t xml:space="preserve">') as </w:t>
+      </w:r>
+      <w:proofErr w:type="spellStart"/>
+      <w:r>
+        <w:t>UpperCaseName</w:t>
+      </w:r>
+      <w:proofErr w:type="spellEnd"/>
+      <w:r>
+        <w:t>;</w:t>
+      </w:r>
+    </w:p>
+    <w:p>
+      <w:pPr>
+        <w:ind w:left="720" w:firstLine="720"/>
+      </w:pPr>
+      <w:r>
+        <w:t>Lower</w:t>
+      </w:r>
+    </w:p>
+    <w:p>
+      <w:pPr>
+        <w:pStyle w:val="ListParagraph"/>
+        <w:ind w:left="1440"/>
+      </w:pPr>
+      <w:r>
+        <w:t xml:space="preserve">select lower('AKASH') as </w:t>
+      </w:r>
+      <w:proofErr w:type="spellStart"/>
+      <w:r>
+        <w:t>LowerCaseName</w:t>
+      </w:r>
+      <w:proofErr w:type="spellEnd"/>
+      <w:r>
+        <w:t>;</w:t>
+      </w:r>
+    </w:p>
+    <w:p>
+      <w:pPr>
+        <w:pStyle w:val="ListParagraph"/>
+        <w:ind w:left="1440"/>
+      </w:pPr>
+      <w:r>
+        <w:t>Length</w:t>
+      </w:r>
+    </w:p>
+    <w:p>
+      <w:pPr>
+        <w:pStyle w:val="ListParagraph"/>
+        <w:ind w:left="1440"/>
+      </w:pPr>
+      <w:r>
+        <w:t xml:space="preserve">select length('AKASH') as </w:t>
+      </w:r>
+      <w:proofErr w:type="spellStart"/>
+      <w:r>
+        <w:t>LowerCaseName</w:t>
+      </w:r>
+      <w:proofErr w:type="spellEnd"/>
+      <w:r>
+        <w:t>;</w:t>
+      </w:r>
+    </w:p>
+    <w:p>
+      <w:pPr>
+        <w:pStyle w:val="ListParagraph"/>
+        <w:ind w:left="1440"/>
+      </w:pPr>
+      <w:proofErr w:type="spellStart"/>
+      <w:r>
+        <w:t>Substr</w:t>
+      </w:r>
+      <w:proofErr w:type="spellEnd"/>
+    </w:p>
+    <w:p>
+      <w:pPr>
+        <w:pStyle w:val="ListParagraph"/>
+        <w:ind w:left="1440"/>
+      </w:pPr>
+      <w:r>
+        <w:t xml:space="preserve">select </w:t>
+      </w:r>
+      <w:proofErr w:type="spellStart"/>
+      <w:r>
+        <w:t>substr</w:t>
+      </w:r>
+      <w:proofErr w:type="spellEnd"/>
+      <w:r>
+        <w:t>('AKASH',2) as</w:t>
+      </w:r>
+      <w:r>
+        <w:t xml:space="preserve"> </w:t>
+      </w:r>
+      <w:proofErr w:type="spellStart"/>
+      <w:r>
+        <w:t>SubString</w:t>
+      </w:r>
+      <w:proofErr w:type="spellEnd"/>
+      <w:r>
+        <w:t>;</w:t>
+      </w:r>
+    </w:p>
+    <w:p>
+      <w:pPr>
+        <w:pStyle w:val="ListParagraph"/>
+        <w:ind w:left="1440"/>
+      </w:pPr>
+      <w:r>
+        <w:t xml:space="preserve">select </w:t>
+      </w:r>
+      <w:proofErr w:type="spellStart"/>
+      <w:r>
+        <w:t>substr</w:t>
+      </w:r>
+      <w:proofErr w:type="spellEnd"/>
+      <w:r>
+        <w:t>('AKASH',2</w:t>
+      </w:r>
+      <w:r>
+        <w:t>,3</w:t>
+      </w:r>
+      <w:r>
+        <w:t>)</w:t>
+      </w:r>
+      <w:r>
+        <w:t xml:space="preserve"> as </w:t>
+      </w:r>
+      <w:proofErr w:type="spellStart"/>
+      <w:r>
+        <w:t>SubString</w:t>
+      </w:r>
+      <w:proofErr w:type="spellEnd"/>
+      <w:r>
+        <w:t>;</w:t>
+      </w:r>
+    </w:p>
+    <w:p>
+      <w:pPr>
+        <w:pStyle w:val="ListParagraph"/>
+        <w:ind w:left="1440"/>
+      </w:pPr>
+      <w:r>
+        <w:t>select upper(</w:t>
+      </w:r>
+      <w:proofErr w:type="spellStart"/>
+      <w:r>
+        <w:t>first_name</w:t>
+      </w:r>
+      <w:proofErr w:type="spellEnd"/>
+      <w:r>
+        <w:t>) from employee;</w:t>
+      </w:r>
+      <w:r>
+        <w:t xml:space="preserve"> </w:t>
+      </w:r>
+    </w:p>
+    <w:p>
+      <w:pPr>
+        <w:pStyle w:val="ListParagraph"/>
+        <w:ind w:left="1440"/>
+      </w:pPr>
+    </w:p>
+    <w:p>
+      <w:pPr>
+        <w:pStyle w:val="ListParagraph"/>
+        <w:numPr>
+          <w:ilvl w:val="0"/>
+          <w:numId w:val="13"/>
+        </w:numPr>
+      </w:pPr>
+      <w:r>
+        <w:lastRenderedPageBreak/>
+        <w:t xml:space="preserve">Number functions </w:t>
+      </w:r>
+    </w:p>
+    <w:p>
+      <w:pPr>
+        <w:pStyle w:val="ListParagraph"/>
+        <w:ind w:left="1440"/>
+      </w:pPr>
+      <w:proofErr w:type="spellStart"/>
+      <w:r>
+        <w:t>Abc</w:t>
+      </w:r>
+      <w:proofErr w:type="spellEnd"/>
+      <w:r>
+        <w:t>()</w:t>
+      </w:r>
+    </w:p>
+    <w:p>
+      <w:pPr>
+        <w:pStyle w:val="ListParagraph"/>
+        <w:ind w:left="1440"/>
+      </w:pPr>
+      <w:r>
+        <w:t>Ceil()</w:t>
+      </w:r>
+    </w:p>
+    <w:p>
+      <w:pPr>
+        <w:pStyle w:val="ListParagraph"/>
+        <w:ind w:left="1440"/>
+      </w:pPr>
+      <w:r>
+        <w:t>Floor()</w:t>
+      </w:r>
+    </w:p>
+    <w:p>
+      <w:pPr>
+        <w:pStyle w:val="ListParagraph"/>
+        <w:ind w:left="1440"/>
+      </w:pPr>
+      <w:r>
+        <w:t>Round()</w:t>
+      </w:r>
+    </w:p>
+    <w:p>
+      <w:pPr>
+        <w:pStyle w:val="ListParagraph"/>
+        <w:ind w:left="1440"/>
+      </w:pPr>
+      <w:r>
+        <w:t>Truncate()</w:t>
+      </w:r>
+    </w:p>
+    <w:p>
+      <w:pPr>
+        <w:pStyle w:val="ListParagraph"/>
+        <w:ind w:left="1440"/>
+      </w:pPr>
+      <w:r>
+        <w:t xml:space="preserve">Etc </w:t>
+      </w:r>
+    </w:p>
+    <w:p>
+      <w:pPr>
+        <w:pStyle w:val="ListParagraph"/>
+        <w:ind w:left="1440"/>
+      </w:pPr>
+    </w:p>
+    <w:p>
+      <w:pPr>
+        <w:pStyle w:val="ListParagraph"/>
+        <w:numPr>
+          <w:ilvl w:val="0"/>
+          <w:numId w:val="13"/>
+        </w:numPr>
+      </w:pPr>
+      <w:r>
+        <w:t xml:space="preserve">Date functions </w:t>
+      </w:r>
+    </w:p>
+    <w:p>
+      <w:pPr>
+        <w:pStyle w:val="ListParagraph"/>
+        <w:ind w:left="1440"/>
+      </w:pPr>
+      <w:r>
+        <w:t xml:space="preserve">select </w:t>
+      </w:r>
+      <w:proofErr w:type="spellStart"/>
+      <w:r>
+        <w:t>curdate</w:t>
+      </w:r>
+      <w:proofErr w:type="spellEnd"/>
+      <w:r>
+        <w:t>();</w:t>
+      </w:r>
+    </w:p>
+    <w:p>
+      <w:pPr>
+        <w:pStyle w:val="ListParagraph"/>
+        <w:ind w:left="1440"/>
+      </w:pPr>
+      <w:r>
+        <w:t xml:space="preserve">select </w:t>
+      </w:r>
+      <w:proofErr w:type="spellStart"/>
+      <w:r>
+        <w:t>curtime</w:t>
+      </w:r>
+      <w:proofErr w:type="spellEnd"/>
+      <w:r>
+        <w:t>();</w:t>
+      </w:r>
+    </w:p>
+    <w:p>
+      <w:pPr>
+        <w:pStyle w:val="ListParagraph"/>
+        <w:ind w:left="1440"/>
+      </w:pPr>
+      <w:r>
+        <w:t>select now();</w:t>
+      </w:r>
+    </w:p>
+    <w:p>
+      <w:pPr>
+        <w:pStyle w:val="ListParagraph"/>
+        <w:ind w:left="1440"/>
+      </w:pPr>
+      <w:r>
+        <w:t xml:space="preserve">select </w:t>
+      </w:r>
+      <w:proofErr w:type="spellStart"/>
+      <w:r>
+        <w:t>date_format</w:t>
+      </w:r>
+      <w:proofErr w:type="spellEnd"/>
+      <w:r>
+        <w:t>(now(),'%d');</w:t>
+      </w:r>
+    </w:p>
+    <w:p>
+      <w:pPr>
+        <w:pStyle w:val="ListParagraph"/>
+        <w:ind w:left="1440"/>
+      </w:pPr>
+      <w:r>
+        <w:t xml:space="preserve">select </w:t>
+      </w:r>
+      <w:proofErr w:type="spellStart"/>
+      <w:r>
+        <w:t>date_format</w:t>
+      </w:r>
+      <w:proofErr w:type="spellEnd"/>
+      <w:r>
+        <w:t>(now(),'%d-%m-%y');</w:t>
+      </w:r>
+    </w:p>
+    <w:p>
+      <w:pPr>
+        <w:pStyle w:val="ListParagraph"/>
+        <w:ind w:left="1440"/>
+      </w:pPr>
+      <w:r>
+        <w:t xml:space="preserve">select </w:t>
+      </w:r>
+      <w:proofErr w:type="spellStart"/>
+      <w:r>
+        <w:t>first_name,salary,date_format</w:t>
+      </w:r>
+      <w:proofErr w:type="spellEnd"/>
+      <w:r>
+        <w:t>(</w:t>
+      </w:r>
+      <w:proofErr w:type="spellStart"/>
+      <w:r>
+        <w:t>hire_date,'%m</w:t>
+      </w:r>
+      <w:proofErr w:type="spellEnd"/>
+      <w:r>
+        <w:t>-%d-%Y') from employee;</w:t>
+      </w:r>
+    </w:p>
+    <w:p>
+      <w:pPr>
+        <w:pStyle w:val="ListParagraph"/>
+        <w:ind w:left="1440"/>
+      </w:pPr>
+      <w:r>
+        <w:t xml:space="preserve">select </w:t>
+      </w:r>
+      <w:proofErr w:type="spellStart"/>
+      <w:r>
+        <w:t>datediff</w:t>
+      </w:r>
+      <w:proofErr w:type="spellEnd"/>
+      <w:r>
+        <w:t>(now(),'2026-04-11');</w:t>
+      </w:r>
+    </w:p>
+    <w:p>
+      <w:pPr>
+        <w:pStyle w:val="ListParagraph"/>
+        <w:ind w:left="1440"/>
+      </w:pPr>
+    </w:p>
+    <w:p>
+      <w:pPr>
+        <w:pStyle w:val="ListParagraph"/>
+        <w:numPr>
+          <w:ilvl w:val="0"/>
+          <w:numId w:val="13"/>
+        </w:numPr>
+      </w:pPr>
+      <w:r>
+        <w:t xml:space="preserve">Conversation functions. </w:t>
+      </w:r>
+    </w:p>
+    <w:p>
+      <w:pPr>
+        <w:pStyle w:val="ListParagraph"/>
+        <w:ind w:left="1080"/>
+      </w:pPr>
+    </w:p>
+    <w:p>
+      <w:pPr>
+        <w:pStyle w:val="ListParagraph"/>
+        <w:ind w:left="1080"/>
+      </w:pPr>
+      <w:r>
+        <w:t xml:space="preserve">Testing function in my </w:t>
+      </w:r>
+      <w:proofErr w:type="spellStart"/>
+      <w:r>
+        <w:t>sql</w:t>
+      </w:r>
+      <w:proofErr w:type="spellEnd"/>
+      <w:r>
+        <w:t xml:space="preserve"> we use below syntax </w:t>
+      </w:r>
+    </w:p>
+    <w:p>
+      <w:pPr>
+        <w:pStyle w:val="ListParagraph"/>
+        <w:ind w:left="1080"/>
+      </w:pPr>
+      <w:r>
+        <w:rPr>
+          <w:highlight w:val="yellow"/>
+        </w:rPr>
+        <w:t xml:space="preserve">select </w:t>
+      </w:r>
+      <w:proofErr w:type="spellStart"/>
+      <w:r>
+        <w:rPr>
+          <w:highlight w:val="yellow"/>
+        </w:rPr>
+        <w:t>functionName</w:t>
+      </w:r>
+      <w:proofErr w:type="spellEnd"/>
+      <w:r>
+        <w:rPr>
+          <w:highlight w:val="yellow"/>
+        </w:rPr>
+        <w:t>;</w:t>
+      </w:r>
+    </w:p>
+    <w:p>
+      <w:pPr>
+        <w:pStyle w:val="ListParagraph"/>
+        <w:ind w:left="1080"/>
+      </w:pPr>
+    </w:p>
+    <w:p>
+      <w:pPr>
+        <w:pStyle w:val="ListParagraph"/>
+        <w:ind w:left="1080"/>
+      </w:pPr>
+      <w:r>
+        <w:t xml:space="preserve">select "Welcome to My SQL" as </w:t>
+      </w:r>
+      <w:proofErr w:type="spellStart"/>
+      <w:r>
+        <w:t>Msg</w:t>
+      </w:r>
+      <w:proofErr w:type="spellEnd"/>
+      <w:r>
+        <w:t>;</w:t>
+      </w:r>
+    </w:p>
+    <w:p>
+      <w:pPr>
+        <w:pStyle w:val="ListParagraph"/>
+        <w:numPr>
+          <w:ilvl w:val="0"/>
+          <w:numId w:val="12"/>
+        </w:numPr>
+      </w:pPr>
+      <w:r>
+        <w:t>Multi row functions or aggregate functions</w:t>
+      </w:r>
+    </w:p>
+    <w:p>
+      <w:pPr>
+        <w:pStyle w:val="ListParagraph"/>
+        <w:ind w:left="1080"/>
+      </w:pPr>
+      <w:r>
+        <w:t xml:space="preserve">Multi row function functionality apply for group of or more than one records. </w:t>
+      </w:r>
+      <w:proofErr w:type="spellStart"/>
+      <w:r>
+        <w:t>base</w:t>
+      </w:r>
+      <w:proofErr w:type="spellEnd"/>
+      <w:r>
+        <w:t xml:space="preserve"> upon groups(by default whole table consider as default group)</w:t>
+      </w:r>
+    </w:p>
+    <w:p>
+      <w:pPr>
+        <w:pStyle w:val="ListParagraph"/>
+        <w:ind w:left="1080"/>
+      </w:pPr>
+    </w:p>
+    <w:p>
+      <w:pPr>
+        <w:pStyle w:val="ListParagraph"/>
+        <w:ind w:left="1080"/>
+      </w:pPr>
+    </w:p>
+    <w:p>
+      <w:pPr>
+        <w:pStyle w:val="ListParagraph"/>
+      </w:pPr>
+    </w:p>
+    <w:p>
+      <w:pPr>
+        <w:pStyle w:val="ListParagraph"/>
+      </w:pPr>
+    </w:p>
+    <w:p>
+      <w:pPr>
+        <w:pStyle w:val="ListParagraph"/>
+      </w:pPr>
+      <w:r>
+        <w:t xml:space="preserve">User defined function (PL SQL ) </w:t>
+      </w:r>
     </w:p>
     <w:p>
       <w:pPr>
@@ -2539,6 +2456,95 @@
     </w:lvl>
   </w:abstractNum>
   <w:abstractNum w:abstractNumId="1" w15:restartNumberingAfterBreak="0">
+    <w:nsid w:val="1E205EB8"/>
+    <w:multiLevelType w:val="hybridMultilevel"/>
+    <w:tmpl w:val="6F883528"/>
+    <w:lvl w:ilvl="0" w:tplc="69123616">
+      <w:start w:val="1"/>
+      <w:numFmt w:val="decimal"/>
+      <w:lvlText w:val="%1."/>
+      <w:lvlJc w:val="left"/>
+      <w:pPr>
+        <w:ind w:left="1080" w:hanging="360"/>
+      </w:pPr>
+      <w:rPr>
+        <w:rFonts w:hint="default"/>
+      </w:rPr>
+    </w:lvl>
+    <w:lvl w:ilvl="1" w:tplc="40090019" w:tentative="1">
+      <w:start w:val="1"/>
+      <w:numFmt w:val="lowerLetter"/>
+      <w:lvlText w:val="%2."/>
+      <w:lvlJc w:val="left"/>
+      <w:pPr>
+        <w:ind w:left="1800" w:hanging="360"/>
+      </w:pPr>
+    </w:lvl>
+    <w:lvl w:ilvl="2" w:tplc="4009001B" w:tentative="1">
+      <w:start w:val="1"/>
+      <w:numFmt w:val="lowerRoman"/>
+      <w:lvlText w:val="%3."/>
+      <w:lvlJc w:val="right"/>
+      <w:pPr>
+        <w:ind w:left="2520" w:hanging="180"/>
+      </w:pPr>
+    </w:lvl>
+    <w:lvl w:ilvl="3" w:tplc="4009000F" w:tentative="1">
+      <w:start w:val="1"/>
+      <w:numFmt w:val="decimal"/>
+      <w:lvlText w:val="%4."/>
+      <w:lvlJc w:val="left"/>
+      <w:pPr>
+        <w:ind w:left="3240" w:hanging="360"/>
+      </w:pPr>
+    </w:lvl>
+    <w:lvl w:ilvl="4" w:tplc="40090019" w:tentative="1">
+      <w:start w:val="1"/>
+      <w:numFmt w:val="lowerLetter"/>
+      <w:lvlText w:val="%5."/>
+      <w:lvlJc w:val="left"/>
+      <w:pPr>
+        <w:ind w:left="3960" w:hanging="360"/>
+      </w:pPr>
+    </w:lvl>
+    <w:lvl w:ilvl="5" w:tplc="4009001B" w:tentative="1">
+      <w:start w:val="1"/>
+      <w:numFmt w:val="lowerRoman"/>
+      <w:lvlText w:val="%6."/>
+      <w:lvlJc w:val="right"/>
+      <w:pPr>
+        <w:ind w:left="4680" w:hanging="180"/>
+      </w:pPr>
+    </w:lvl>
+    <w:lvl w:ilvl="6" w:tplc="4009000F" w:tentative="1">
+      <w:start w:val="1"/>
+      <w:numFmt w:val="decimal"/>
+      <w:lvlText w:val="%7."/>
+      <w:lvlJc w:val="left"/>
+      <w:pPr>
+        <w:ind w:left="5400" w:hanging="360"/>
+      </w:pPr>
+    </w:lvl>
+    <w:lvl w:ilvl="7" w:tplc="40090019" w:tentative="1">
+      <w:start w:val="1"/>
+      <w:numFmt w:val="lowerLetter"/>
+      <w:lvlText w:val="%8."/>
+      <w:lvlJc w:val="left"/>
+      <w:pPr>
+        <w:ind w:left="6120" w:hanging="360"/>
+      </w:pPr>
+    </w:lvl>
+    <w:lvl w:ilvl="8" w:tplc="4009001B" w:tentative="1">
+      <w:start w:val="1"/>
+      <w:numFmt w:val="lowerRoman"/>
+      <w:lvlText w:val="%9."/>
+      <w:lvlJc w:val="right"/>
+      <w:pPr>
+        <w:ind w:left="6840" w:hanging="180"/>
+      </w:pPr>
+    </w:lvl>
+  </w:abstractNum>
+  <w:abstractNum w:abstractNumId="2" w15:restartNumberingAfterBreak="0">
     <w:nsid w:val="233572EF"/>
     <w:multiLevelType w:val="hybridMultilevel"/>
     <w:tmpl w:val="A462BFB2"/>
@@ -2627,7 +2633,7 @@
       </w:pPr>
     </w:lvl>
   </w:abstractNum>
-  <w:abstractNum w:abstractNumId="2" w15:restartNumberingAfterBreak="0">
+  <w:abstractNum w:abstractNumId="3" w15:restartNumberingAfterBreak="0">
     <w:nsid w:val="34E160E9"/>
     <w:multiLevelType w:val="hybridMultilevel"/>
     <w:tmpl w:val="5FFE1802"/>
@@ -2716,7 +2722,7 @@
       </w:pPr>
     </w:lvl>
   </w:abstractNum>
-  <w:abstractNum w:abstractNumId="3" w15:restartNumberingAfterBreak="0">
+  <w:abstractNum w:abstractNumId="4" w15:restartNumberingAfterBreak="0">
     <w:nsid w:val="4A613B95"/>
     <w:multiLevelType w:val="hybridMultilevel"/>
     <w:tmpl w:val="0384567A"/>
@@ -2805,7 +2811,7 @@
       </w:pPr>
     </w:lvl>
   </w:abstractNum>
-  <w:abstractNum w:abstractNumId="4" w15:restartNumberingAfterBreak="0">
+  <w:abstractNum w:abstractNumId="5" w15:restartNumberingAfterBreak="0">
     <w:nsid w:val="4EEB4C7F"/>
     <w:multiLevelType w:val="hybridMultilevel"/>
     <w:tmpl w:val="70700B4C"/>
@@ -2894,7 +2900,7 @@
       </w:pPr>
     </w:lvl>
   </w:abstractNum>
-  <w:abstractNum w:abstractNumId="5" w15:restartNumberingAfterBreak="0">
+  <w:abstractNum w:abstractNumId="6" w15:restartNumberingAfterBreak="0">
     <w:nsid w:val="4EF37917"/>
     <w:multiLevelType w:val="hybridMultilevel"/>
     <w:tmpl w:val="18C49812"/>
@@ -2983,7 +2989,7 @@
       </w:pPr>
     </w:lvl>
   </w:abstractNum>
-  <w:abstractNum w:abstractNumId="6" w15:restartNumberingAfterBreak="0">
+  <w:abstractNum w:abstractNumId="7" w15:restartNumberingAfterBreak="0">
     <w:nsid w:val="5FD94584"/>
     <w:multiLevelType w:val="hybridMultilevel"/>
     <w:tmpl w:val="C97E6FC8"/>
@@ -3072,7 +3078,96 @@
       </w:pPr>
     </w:lvl>
   </w:abstractNum>
-  <w:abstractNum w:abstractNumId="7" w15:restartNumberingAfterBreak="0">
+  <w:abstractNum w:abstractNumId="8" w15:restartNumberingAfterBreak="0">
+    <w:nsid w:val="6A11569A"/>
+    <w:multiLevelType w:val="hybridMultilevel"/>
+    <w:tmpl w:val="206AE3B0"/>
+    <w:lvl w:ilvl="0" w:tplc="34F89762">
+      <w:start w:val="1"/>
+      <w:numFmt w:val="lowerLetter"/>
+      <w:lvlText w:val="%1."/>
+      <w:lvlJc w:val="left"/>
+      <w:pPr>
+        <w:ind w:left="1440" w:hanging="360"/>
+      </w:pPr>
+      <w:rPr>
+        <w:rFonts w:hint="default"/>
+      </w:rPr>
+    </w:lvl>
+    <w:lvl w:ilvl="1" w:tplc="40090019" w:tentative="1">
+      <w:start w:val="1"/>
+      <w:numFmt w:val="lowerLetter"/>
+      <w:lvlText w:val="%2."/>
+      <w:lvlJc w:val="left"/>
+      <w:pPr>
+        <w:ind w:left="2160" w:hanging="360"/>
+      </w:pPr>
+    </w:lvl>
+    <w:lvl w:ilvl="2" w:tplc="4009001B" w:tentative="1">
+      <w:start w:val="1"/>
+      <w:numFmt w:val="lowerRoman"/>
+      <w:lvlText w:val="%3."/>
+      <w:lvlJc w:val="right"/>
+      <w:pPr>
+        <w:ind w:left="2880" w:hanging="180"/>
+      </w:pPr>
+    </w:lvl>
+    <w:lvl w:ilvl="3" w:tplc="4009000F" w:tentative="1">
+      <w:start w:val="1"/>
+      <w:numFmt w:val="decimal"/>
+      <w:lvlText w:val="%4."/>
+      <w:lvlJc w:val="left"/>
+      <w:pPr>
+        <w:ind w:left="3600" w:hanging="360"/>
+      </w:pPr>
+    </w:lvl>
+    <w:lvl w:ilvl="4" w:tplc="40090019" w:tentative="1">
+      <w:start w:val="1"/>
+      <w:numFmt w:val="lowerLetter"/>
+      <w:lvlText w:val="%5."/>
+      <w:lvlJc w:val="left"/>
+      <w:pPr>
+        <w:ind w:left="4320" w:hanging="360"/>
+      </w:pPr>
+    </w:lvl>
+    <w:lvl w:ilvl="5" w:tplc="4009001B" w:tentative="1">
+      <w:start w:val="1"/>
+      <w:numFmt w:val="lowerRoman"/>
+      <w:lvlText w:val="%6."/>
+      <w:lvlJc w:val="right"/>
+      <w:pPr>
+        <w:ind w:left="5040" w:hanging="180"/>
+      </w:pPr>
+    </w:lvl>
+    <w:lvl w:ilvl="6" w:tplc="4009000F" w:tentative="1">
+      <w:start w:val="1"/>
+      <w:numFmt w:val="decimal"/>
+      <w:lvlText w:val="%7."/>
+      <w:lvlJc w:val="left"/>
+      <w:pPr>
+        <w:ind w:left="5760" w:hanging="360"/>
+      </w:pPr>
+    </w:lvl>
+    <w:lvl w:ilvl="7" w:tplc="40090019" w:tentative="1">
+      <w:start w:val="1"/>
+      <w:numFmt w:val="lowerLetter"/>
+      <w:lvlText w:val="%8."/>
+      <w:lvlJc w:val="left"/>
+      <w:pPr>
+        <w:ind w:left="6480" w:hanging="360"/>
+      </w:pPr>
+    </w:lvl>
+    <w:lvl w:ilvl="8" w:tplc="4009001B" w:tentative="1">
+      <w:start w:val="1"/>
+      <w:numFmt w:val="lowerRoman"/>
+      <w:lvlText w:val="%9."/>
+      <w:lvlJc w:val="right"/>
+      <w:pPr>
+        <w:ind w:left="7200" w:hanging="180"/>
+      </w:pPr>
+    </w:lvl>
+  </w:abstractNum>
+  <w:abstractNum w:abstractNumId="9" w15:restartNumberingAfterBreak="0">
     <w:nsid w:val="6ACC51EE"/>
     <w:multiLevelType w:val="hybridMultilevel"/>
     <w:tmpl w:val="25EC3418"/>
@@ -3161,7 +3256,7 @@
       </w:pPr>
     </w:lvl>
   </w:abstractNum>
-  <w:abstractNum w:abstractNumId="8" w15:restartNumberingAfterBreak="0">
+  <w:abstractNum w:abstractNumId="10" w15:restartNumberingAfterBreak="0">
     <w:nsid w:val="743B5987"/>
     <w:multiLevelType w:val="hybridMultilevel"/>
     <w:tmpl w:val="A5D09178"/>
@@ -3250,7 +3345,7 @@
       </w:pPr>
     </w:lvl>
   </w:abstractNum>
-  <w:abstractNum w:abstractNumId="9" w15:restartNumberingAfterBreak="0">
+  <w:abstractNum w:abstractNumId="11" w15:restartNumberingAfterBreak="0">
     <w:nsid w:val="7B193BA0"/>
     <w:multiLevelType w:val="hybridMultilevel"/>
     <w:tmpl w:val="8CCA9348"/>
@@ -3339,7 +3434,7 @@
       </w:pPr>
     </w:lvl>
   </w:abstractNum>
-  <w:abstractNum w:abstractNumId="10" w15:restartNumberingAfterBreak="0">
+  <w:abstractNum w:abstractNumId="12" w15:restartNumberingAfterBreak="0">
     <w:nsid w:val="7BE679A1"/>
     <w:multiLevelType w:val="hybridMultilevel"/>
     <w:tmpl w:val="8B7A4702"/>
@@ -3429,37 +3524,43 @@
     </w:lvl>
   </w:abstractNum>
   <w:num w:numId="1" w16cid:durableId="1773553424">
-    <w:abstractNumId w:val="3"/>
+    <w:abstractNumId w:val="4"/>
   </w:num>
   <w:num w:numId="2" w16cid:durableId="1098868494">
-    <w:abstractNumId w:val="1"/>
+    <w:abstractNumId w:val="2"/>
   </w:num>
   <w:num w:numId="3" w16cid:durableId="709107872">
+    <w:abstractNumId w:val="12"/>
+  </w:num>
+  <w:num w:numId="4" w16cid:durableId="779644608">
+    <w:abstractNumId w:val="9"/>
+  </w:num>
+  <w:num w:numId="5" w16cid:durableId="862327437">
     <w:abstractNumId w:val="10"/>
   </w:num>
-  <w:num w:numId="4" w16cid:durableId="779644608">
-    <w:abstractNumId w:val="7"/>
-  </w:num>
-  <w:num w:numId="5" w16cid:durableId="862327437">
-    <w:abstractNumId w:val="8"/>
-  </w:num>
   <w:num w:numId="6" w16cid:durableId="447284966">
-    <w:abstractNumId w:val="9"/>
+    <w:abstractNumId w:val="11"/>
   </w:num>
   <w:num w:numId="7" w16cid:durableId="1381056674">
     <w:abstractNumId w:val="0"/>
   </w:num>
   <w:num w:numId="8" w16cid:durableId="1206528551">
+    <w:abstractNumId w:val="7"/>
+  </w:num>
+  <w:num w:numId="9" w16cid:durableId="393091821">
+    <w:abstractNumId w:val="3"/>
+  </w:num>
+  <w:num w:numId="10" w16cid:durableId="11879589">
+    <w:abstractNumId w:val="5"/>
+  </w:num>
+  <w:num w:numId="11" w16cid:durableId="23944467">
     <w:abstractNumId w:val="6"/>
   </w:num>
-  <w:num w:numId="9" w16cid:durableId="393091821">
-    <w:abstractNumId w:val="2"/>
+  <w:num w:numId="12" w16cid:durableId="1924995885">
+    <w:abstractNumId w:val="1"/>
   </w:num>
-  <w:num w:numId="10" w16cid:durableId="11879589">
-    <w:abstractNumId w:val="4"/>
-  </w:num>
-  <w:num w:numId="11" w16cid:durableId="23944467">
-    <w:abstractNumId w:val="5"/>
+  <w:num w:numId="13" w16cid:durableId="313030804">
+    <w:abstractNumId w:val="8"/>
   </w:num>
 </w:numbering>
 </file>
